--- a/lessons/2-5/homework.docx
+++ b/lessons/2-5/homework.docx
@@ -106,7 +106,55 @@
     </w:p>
     <w:p>
       <w:pPr>
-        <w:spacing w:after="60"/>
+        <w:keepNext/>
+        <w:spacing w:after="20" w:before="80"/>
+        <w:jc w:val="center"/>
+      </w:pPr>
+      <w:r>
+        <w:drawing>
+          <wp:inline distT="0" distB="0" distL="0" distR="0">
+            <wp:extent cx="1047750" cy="790575"/>
+            <wp:effectExtent t="0" r="0" b="0" l="0"/>
+            <wp:docPr id="1" name="" descr="" title=""/>
+            <wp:cNvGraphicFramePr>
+              <a:graphicFrameLocks xmlns:a="http://schemas.openxmlformats.org/drawingml/2006/main" noChangeAspect="1"/>
+            </wp:cNvGraphicFramePr>
+            <a:graphic xmlns:a="http://schemas.openxmlformats.org/drawingml/2006/main">
+              <a:graphicData uri="http://schemas.openxmlformats.org/drawingml/2006/picture">
+                <pic:pic xmlns:pic="http://schemas.openxmlformats.org/drawingml/2006/picture">
+                  <pic:nvPicPr>
+                    <pic:cNvPr id="0" name="" descr=""/>
+                    <pic:cNvPicPr>
+                      <a:picLocks noChangeAspect="1" noChangeArrowheads="1"/>
+                    </pic:cNvPicPr>
+                  </pic:nvPicPr>
+                  <pic:blipFill>
+                    <a:blip r:embed="rId7" cstate="none"/>
+                    <a:srcRect/>
+                    <a:stretch>
+                      <a:fillRect/>
+                    </a:stretch>
+                  </pic:blipFill>
+                  <pic:spPr bwMode="auto">
+                    <a:xfrm>
+                      <a:off x="0" y="0"/>
+                      <a:ext cx="1047750" cy="790575"/>
+                    </a:xfrm>
+                    <a:prstGeom prst="rect">
+                      <a:avLst/>
+                    </a:prstGeom>
+                  </pic:spPr>
+                </pic:pic>
+              </a:graphicData>
+            </a:graphic>
+          </wp:inline>
+        </w:drawing>
+      </w:r>
+    </w:p>
+    <w:p>
+      <w:pPr>
+        <w:keepNext/>
+        <w:spacing w:after="120"/>
       </w:pPr>
       <w:r>
         <w:rPr>
@@ -116,12 +164,60 @@
         <w:t xml:space="preserve">Model (Modelo)</w:t>
       </w:r>
       <w:r>
-        <w:t xml:space="preserve"> — A visual or mathematical representation used to solve a problem</w:t>
-      </w:r>
-    </w:p>
-    <w:p>
-      <w:pPr>
-        <w:spacing w:after="60"/>
+        <w:t xml:space="preserve"> — A picture or math way to show a problem so you can solve it.</w:t>
+      </w:r>
+    </w:p>
+    <w:p>
+      <w:pPr>
+        <w:keepNext/>
+        <w:spacing w:after="20" w:before="80"/>
+        <w:jc w:val="center"/>
+      </w:pPr>
+      <w:r>
+        <w:drawing>
+          <wp:inline distT="0" distB="0" distL="0" distR="0">
+            <wp:extent cx="1047750" cy="790575"/>
+            <wp:effectExtent t="0" r="0" b="0" l="0"/>
+            <wp:docPr id="1" name="" descr="" title=""/>
+            <wp:cNvGraphicFramePr>
+              <a:graphicFrameLocks xmlns:a="http://schemas.openxmlformats.org/drawingml/2006/main" noChangeAspect="1"/>
+            </wp:cNvGraphicFramePr>
+            <a:graphic xmlns:a="http://schemas.openxmlformats.org/drawingml/2006/main">
+              <a:graphicData uri="http://schemas.openxmlformats.org/drawingml/2006/picture">
+                <pic:pic xmlns:pic="http://schemas.openxmlformats.org/drawingml/2006/picture">
+                  <pic:nvPicPr>
+                    <pic:cNvPr id="0" name="" descr=""/>
+                    <pic:cNvPicPr>
+                      <a:picLocks noChangeAspect="1" noChangeArrowheads="1"/>
+                    </pic:cNvPicPr>
+                  </pic:nvPicPr>
+                  <pic:blipFill>
+                    <a:blip r:embed="rId8" cstate="none"/>
+                    <a:srcRect/>
+                    <a:stretch>
+                      <a:fillRect/>
+                    </a:stretch>
+                  </pic:blipFill>
+                  <pic:spPr bwMode="auto">
+                    <a:xfrm>
+                      <a:off x="0" y="0"/>
+                      <a:ext cx="1047750" cy="790575"/>
+                    </a:xfrm>
+                    <a:prstGeom prst="rect">
+                      <a:avLst/>
+                    </a:prstGeom>
+                  </pic:spPr>
+                </pic:pic>
+              </a:graphicData>
+            </a:graphic>
+          </wp:inline>
+        </w:drawing>
+      </w:r>
+    </w:p>
+    <w:p>
+      <w:pPr>
+        <w:keepNext/>
+        <w:spacing w:after="120"/>
       </w:pPr>
       <w:r>
         <w:rPr>
@@ -131,12 +227,60 @@
         <w:t xml:space="preserve">Equation (Ecuación)</w:t>
       </w:r>
       <w:r>
-        <w:t xml:space="preserve"> — A math sentence that uses an equal sign to show two expressions have the same value</w:t>
-      </w:r>
-    </w:p>
-    <w:p>
-      <w:pPr>
-        <w:spacing w:after="60"/>
+        <w:t xml:space="preserve"> — A math sentence with an equal sign showing both sides are the same.</w:t>
+      </w:r>
+    </w:p>
+    <w:p>
+      <w:pPr>
+        <w:keepNext/>
+        <w:spacing w:after="20" w:before="80"/>
+        <w:jc w:val="center"/>
+      </w:pPr>
+      <w:r>
+        <w:drawing>
+          <wp:inline distT="0" distB="0" distL="0" distR="0">
+            <wp:extent cx="1047750" cy="790575"/>
+            <wp:effectExtent t="0" r="0" b="0" l="0"/>
+            <wp:docPr id="1" name="" descr="" title=""/>
+            <wp:cNvGraphicFramePr>
+              <a:graphicFrameLocks xmlns:a="http://schemas.openxmlformats.org/drawingml/2006/main" noChangeAspect="1"/>
+            </wp:cNvGraphicFramePr>
+            <a:graphic xmlns:a="http://schemas.openxmlformats.org/drawingml/2006/main">
+              <a:graphicData uri="http://schemas.openxmlformats.org/drawingml/2006/picture">
+                <pic:pic xmlns:pic="http://schemas.openxmlformats.org/drawingml/2006/picture">
+                  <pic:nvPicPr>
+                    <pic:cNvPr id="0" name="" descr=""/>
+                    <pic:cNvPicPr>
+                      <a:picLocks noChangeAspect="1" noChangeArrowheads="1"/>
+                    </pic:cNvPicPr>
+                  </pic:nvPicPr>
+                  <pic:blipFill>
+                    <a:blip r:embed="rId8" cstate="none"/>
+                    <a:srcRect/>
+                    <a:stretch>
+                      <a:fillRect/>
+                    </a:stretch>
+                  </pic:blipFill>
+                  <pic:spPr bwMode="auto">
+                    <a:xfrm>
+                      <a:off x="0" y="0"/>
+                      <a:ext cx="1047750" cy="790575"/>
+                    </a:xfrm>
+                    <a:prstGeom prst="rect">
+                      <a:avLst/>
+                    </a:prstGeom>
+                  </pic:spPr>
+                </pic:pic>
+              </a:graphicData>
+            </a:graphic>
+          </wp:inline>
+        </w:drawing>
+      </w:r>
+    </w:p>
+    <w:p>
+      <w:pPr>
+        <w:keepNext/>
+        <w:spacing w:after="120"/>
       </w:pPr>
       <w:r>
         <w:rPr>
@@ -146,12 +290,60 @@
         <w:t xml:space="preserve">Solution (Solución)</w:t>
       </w:r>
       <w:r>
-        <w:t xml:space="preserve"> — The answer to an equation or problem</w:t>
-      </w:r>
-    </w:p>
-    <w:p>
-      <w:pPr>
-        <w:spacing w:after="60"/>
+        <w:t xml:space="preserve"> — The answer to an equation or problem.</w:t>
+      </w:r>
+    </w:p>
+    <w:p>
+      <w:pPr>
+        <w:keepNext/>
+        <w:spacing w:after="20" w:before="80"/>
+        <w:jc w:val="center"/>
+      </w:pPr>
+      <w:r>
+        <w:drawing>
+          <wp:inline distT="0" distB="0" distL="0" distR="0">
+            <wp:extent cx="1047750" cy="790575"/>
+            <wp:effectExtent t="0" r="0" b="0" l="0"/>
+            <wp:docPr id="1" name="" descr="" title=""/>
+            <wp:cNvGraphicFramePr>
+              <a:graphicFrameLocks xmlns:a="http://schemas.openxmlformats.org/drawingml/2006/main" noChangeAspect="1"/>
+            </wp:cNvGraphicFramePr>
+            <a:graphic xmlns:a="http://schemas.openxmlformats.org/drawingml/2006/main">
+              <a:graphicData uri="http://schemas.openxmlformats.org/drawingml/2006/picture">
+                <pic:pic xmlns:pic="http://schemas.openxmlformats.org/drawingml/2006/picture">
+                  <pic:nvPicPr>
+                    <pic:cNvPr id="0" name="" descr=""/>
+                    <pic:cNvPicPr>
+                      <a:picLocks noChangeAspect="1" noChangeArrowheads="1"/>
+                    </pic:cNvPicPr>
+                  </pic:nvPicPr>
+                  <pic:blipFill>
+                    <a:blip r:embed="rId9" cstate="none"/>
+                    <a:srcRect/>
+                    <a:stretch>
+                      <a:fillRect/>
+                    </a:stretch>
+                  </pic:blipFill>
+                  <pic:spPr bwMode="auto">
+                    <a:xfrm>
+                      <a:off x="0" y="0"/>
+                      <a:ext cx="1047750" cy="790575"/>
+                    </a:xfrm>
+                    <a:prstGeom prst="rect">
+                      <a:avLst/>
+                    </a:prstGeom>
+                  </pic:spPr>
+                </pic:pic>
+              </a:graphicData>
+            </a:graphic>
+          </wp:inline>
+        </w:drawing>
+      </w:r>
+    </w:p>
+    <w:p>
+      <w:pPr>
+        <w:keepNext/>
+        <w:spacing w:after="120"/>
       </w:pPr>
       <w:r>
         <w:rPr>
@@ -161,12 +353,60 @@
         <w:t xml:space="preserve">Reasonableness (Razonabilidad)</w:t>
       </w:r>
       <w:r>
-        <w:t xml:space="preserve"> — Checking whether an answer makes sense in the context of the problem</w:t>
-      </w:r>
-    </w:p>
-    <w:p>
-      <w:pPr>
-        <w:spacing w:after="60"/>
+        <w:t xml:space="preserve"> — Checking if your answer makes sense.</w:t>
+      </w:r>
+    </w:p>
+    <w:p>
+      <w:pPr>
+        <w:keepNext/>
+        <w:spacing w:after="20" w:before="80"/>
+        <w:jc w:val="center"/>
+      </w:pPr>
+      <w:r>
+        <w:drawing>
+          <wp:inline distT="0" distB="0" distL="0" distR="0">
+            <wp:extent cx="1047750" cy="790575"/>
+            <wp:effectExtent t="0" r="0" b="0" l="0"/>
+            <wp:docPr id="1" name="" descr="" title=""/>
+            <wp:cNvGraphicFramePr>
+              <a:graphicFrameLocks xmlns:a="http://schemas.openxmlformats.org/drawingml/2006/main" noChangeAspect="1"/>
+            </wp:cNvGraphicFramePr>
+            <a:graphic xmlns:a="http://schemas.openxmlformats.org/drawingml/2006/main">
+              <a:graphicData uri="http://schemas.openxmlformats.org/drawingml/2006/picture">
+                <pic:pic xmlns:pic="http://schemas.openxmlformats.org/drawingml/2006/picture">
+                  <pic:nvPicPr>
+                    <pic:cNvPr id="0" name="" descr=""/>
+                    <pic:cNvPicPr>
+                      <a:picLocks noChangeAspect="1" noChangeArrowheads="1"/>
+                    </pic:cNvPicPr>
+                  </pic:nvPicPr>
+                  <pic:blipFill>
+                    <a:blip r:embed="rId8" cstate="none"/>
+                    <a:srcRect/>
+                    <a:stretch>
+                      <a:fillRect/>
+                    </a:stretch>
+                  </pic:blipFill>
+                  <pic:spPr bwMode="auto">
+                    <a:xfrm>
+                      <a:off x="0" y="0"/>
+                      <a:ext cx="1047750" cy="790575"/>
+                    </a:xfrm>
+                    <a:prstGeom prst="rect">
+                      <a:avLst/>
+                    </a:prstGeom>
+                  </pic:spPr>
+                </pic:pic>
+              </a:graphicData>
+            </a:graphic>
+          </wp:inline>
+        </w:drawing>
+      </w:r>
+    </w:p>
+    <w:p>
+      <w:pPr>
+        <w:keepNext/>
+        <w:spacing w:after="120"/>
       </w:pPr>
       <w:r>
         <w:rPr>
@@ -176,7 +416,7 @@
         <w:t xml:space="preserve">Inverse operations (Operaciones inversas)</w:t>
       </w:r>
       <w:r>
-        <w:t xml:space="preserve"> — Operations that undo each other, like multiplication and division</w:t>
+        <w:t xml:space="preserve"> — Two math actions that undo each other, like × and ÷.</w:t>
       </w:r>
     </w:p>
     <w:p>

--- a/lessons/2-5/homework.docx
+++ b/lessons/2-5/homework.docx
@@ -24,7 +24,7 @@
           <w:i/>
           <w:iCs/>
         </w:rPr>
-        <w:t xml:space="preserve">Lesson 2-5  •  Standard 6.NS.1</w:t>
+        <w:t xml:space="preserve">Lesson 2-5  •  Standard 6.NOS.1</w:t>
       </w:r>
     </w:p>
     <w:p>
@@ -921,23 +921,104 @@
           <w:b/>
           <w:bCs/>
         </w:rPr>
-        <w:t xml:space="preserve">6. A 3/4-liter bottle fills cups that hold 1/8 liter. How many cups can it fill?</w:t>
-      </w:r>
-    </w:p>
-    <w:p>
-      <w:pPr>
-        <w:spacing w:after="40" w:before="0"/>
-      </w:pPr>
-      <w:r>
-        <w:t xml:space="preserve">     A. 6</w:t>
-      </w:r>
-    </w:p>
-    <w:p>
-      <w:pPr>
-        <w:spacing w:after="40" w:before="0"/>
-      </w:pPr>
-      <w:r>
-        <w:t xml:space="preserve">     B. 4</w:t>
+        <w:t xml:space="preserve">6. onLevel — Spot the Common Mistake</w:t>
+      </w:r>
+    </w:p>
+    <w:p>
+      <w:pPr>
+        <w:spacing w:after="40" w:before="0"/>
+      </w:pPr>
+      <w:r>
+        <w:t xml:space="preserve">   Step 1 (Read): A student is working on Fraction Division Problem Solving.</w:t>
+      </w:r>
+    </w:p>
+    <w:p>
+      <w:pPr>
+        <w:spacing w:after="40" w:before="0"/>
+      </w:pPr>
+      <w:r>
+        <w:t xml:space="preserve">   Step 2 (Attempt): They ignored the rule: Total goes first (dividend), group size goes second (divisor): total ÷ group size. Then check your answer by multiplying it back.</w:t>
+      </w:r>
+    </w:p>
+    <w:p>
+      <w:pPr>
+        <w:spacing w:after="40" w:before="0"/>
+      </w:pPr>
+      <w:r>
+        <w:t xml:space="preserve">   Step 3 (Check): The answer does not match the math rule from class.</w:t>
+      </w:r>
+    </w:p>
+    <w:p>
+      <w:pPr>
+        <w:spacing w:after="60" w:before="0"/>
+      </w:pPr>
+      <w:r>
+        <w:rPr>
+          <w:i/>
+          <w:iCs/>
+        </w:rPr>
+        <w:t xml:space="preserve">Which step has the mistake? Explain and fix it:</w:t>
+      </w:r>
+    </w:p>
+    <w:p>
+      <w:pPr>
+        <w:spacing w:after="60" w:before="120"/>
+      </w:pPr>
+      <w:r>
+        <w:rPr>
+          <w:color w:val="BBBBBB"/>
+        </w:rPr>
+        <w:t xml:space="preserve">______________________________________________________________________</w:t>
+      </w:r>
+    </w:p>
+    <w:p>
+      <w:pPr>
+        <w:spacing w:after="60" w:before="120"/>
+      </w:pPr>
+      <w:r>
+        <w:rPr>
+          <w:color w:val="BBBBBB"/>
+        </w:rPr>
+        <w:t xml:space="preserve">______________________________________________________________________</w:t>
+      </w:r>
+    </w:p>
+    <w:p>
+      <w:pPr>
+        <w:spacing w:after="60" w:before="120"/>
+      </w:pPr>
+      <w:r>
+        <w:rPr>
+          <w:color w:val="BBBBBB"/>
+        </w:rPr>
+        <w:t xml:space="preserve">______________________________________________________________________</w:t>
+      </w:r>
+    </w:p>
+    <w:p>
+      <w:pPr>
+        <w:spacing w:after="80" w:before="0"/>
+      </w:pPr>
+      <w:r>
+        <w:rPr>
+          <w:b/>
+          <w:bCs/>
+        </w:rPr>
+        <w:t xml:space="preserve">7. Room 1 — Evidence Locker: Agent Torres has 7/8 pound of casting clay to lift footprints. Each cast uses 1/8 pound. How many casts can she make to unlock the door?</w:t>
+      </w:r>
+    </w:p>
+    <w:p>
+      <w:pPr>
+        <w:spacing w:after="40" w:before="0"/>
+      </w:pPr>
+      <w:r>
+        <w:t xml:space="preserve">     A. 7</w:t>
+      </w:r>
+    </w:p>
+    <w:p>
+      <w:pPr>
+        <w:spacing w:after="40" w:before="0"/>
+      </w:pPr>
+      <w:r>
+        <w:t xml:space="preserve">     B. 6</w:t>
       </w:r>
     </w:p>
     <w:p>
@@ -953,7 +1034,7 @@
         <w:spacing w:after="40" w:before="0"/>
       </w:pPr>
       <w:r>
-        <w:t xml:space="preserve">     D. 3</w:t>
+        <w:t xml:space="preserve">     D. 1/7</w:t>
       </w:r>
     </w:p>
     <w:p>
@@ -976,39 +1057,39 @@
           <w:b/>
           <w:bCs/>
         </w:rPr>
-        <w:t xml:space="preserve">7. Tom has 4½ yards of rope and cuts ¾-yard pieces. How many pieces?</w:t>
-      </w:r>
-    </w:p>
-    <w:p>
-      <w:pPr>
-        <w:spacing w:after="40" w:before="0"/>
-      </w:pPr>
-      <w:r>
-        <w:t xml:space="preserve">     A. 6</w:t>
-      </w:r>
-    </w:p>
-    <w:p>
-      <w:pPr>
-        <w:spacing w:after="40" w:before="0"/>
-      </w:pPr>
-      <w:r>
-        <w:t xml:space="preserve">     B. 5</w:t>
-      </w:r>
-    </w:p>
-    <w:p>
-      <w:pPr>
-        <w:spacing w:after="40" w:before="0"/>
-      </w:pPr>
-      <w:r>
-        <w:t xml:space="preserve">     C. 7</w:t>
-      </w:r>
-    </w:p>
-    <w:p>
-      <w:pPr>
-        <w:spacing w:after="40" w:before="0"/>
-      </w:pPr>
-      <w:r>
-        <w:t xml:space="preserve">     D. 9</w:t>
+        <w:t xml:space="preserve">8. Room 2 — Surveillance Map: A suspect's trail is 5/6 of a mile. Hidden checkpoints are spaced every 1/6 of a mile. How many checkpoints are on the trail?</w:t>
+      </w:r>
+    </w:p>
+    <w:p>
+      <w:pPr>
+        <w:spacing w:after="40" w:before="0"/>
+      </w:pPr>
+      <w:r>
+        <w:t xml:space="preserve">     A. 5</w:t>
+      </w:r>
+    </w:p>
+    <w:p>
+      <w:pPr>
+        <w:spacing w:after="40" w:before="0"/>
+      </w:pPr>
+      <w:r>
+        <w:t xml:space="preserve">     B. 6</w:t>
+      </w:r>
+    </w:p>
+    <w:p>
+      <w:pPr>
+        <w:spacing w:after="40" w:before="0"/>
+      </w:pPr>
+      <w:r>
+        <w:t xml:space="preserve">     C. 1/5</w:t>
+      </w:r>
+    </w:p>
+    <w:p>
+      <w:pPr>
+        <w:spacing w:after="40" w:before="0"/>
+      </w:pPr>
+      <w:r>
+        <w:t xml:space="preserve">     D. 4</w:t>
       </w:r>
     </w:p>
     <w:p>
@@ -1031,39 +1112,51 @@
           <w:b/>
           <w:bCs/>
         </w:rPr>
-        <w:t xml:space="preserve">8. A trail is 7½ miles. A hiker rests every 1¼ miles. How many rest stops (not counting the start)?</w:t>
-      </w:r>
-    </w:p>
-    <w:p>
-      <w:pPr>
-        <w:spacing w:after="40" w:before="0"/>
-      </w:pPr>
-      <w:r>
-        <w:t xml:space="preserve">     A. 6</w:t>
-      </w:r>
-    </w:p>
-    <w:p>
-      <w:pPr>
-        <w:spacing w:after="40" w:before="0"/>
-      </w:pPr>
-      <w:r>
-        <w:t xml:space="preserve">     B. 5</w:t>
-      </w:r>
-    </w:p>
-    <w:p>
-      <w:pPr>
-        <w:spacing w:after="40" w:before="0"/>
-      </w:pPr>
-      <w:r>
-        <w:t xml:space="preserve">     C. 7</w:t>
-      </w:r>
-    </w:p>
-    <w:p>
-      <w:pPr>
-        <w:spacing w:after="40" w:before="0"/>
-      </w:pPr>
-      <w:r>
-        <w:t xml:space="preserve">     D. 8</w:t>
+        <w:t xml:space="preserve">9. Room 3 — Sort the Clues: Each safe opens only if you pick the clues that need fraction DIVISION. Sort each clue into the correct lock.</w:t>
+      </w:r>
+    </w:p>
+    <w:p>
+      <w:pPr>
+        <w:spacing w:after="80" w:before="0"/>
+      </w:pPr>
+      <w:r>
+        <w:rPr>
+          <w:i/>
+          <w:iCs/>
+        </w:rPr>
+        <w:t xml:space="preserve">Groups: Needs Division (how many groups fit?)   |   Needs Multiplication (a part of an amount)</w:t>
+      </w:r>
+    </w:p>
+    <w:p>
+      <w:pPr>
+        <w:spacing w:after="40" w:before="0"/>
+      </w:pPr>
+      <w:r>
+        <w:t xml:space="preserve">   • A roll of crime-scene tape is 3/5 mile long, cut into 1/10-mile strips. How many strips? (3/5 ÷ 1/10)   → __________________</w:t>
+      </w:r>
+    </w:p>
+    <w:p>
+      <w:pPr>
+        <w:spacing w:after="40" w:before="0"/>
+      </w:pPr>
+      <w:r>
+        <w:t xml:space="preserve">   • A footprint trail is 2/3 mile long with markers every 1/12 mile. How many markers? (2/3 ÷ 1/12)   → __________________</w:t>
+      </w:r>
+    </w:p>
+    <w:p>
+      <w:pPr>
+        <w:spacing w:after="40" w:before="0"/>
+      </w:pPr>
+      <w:r>
+        <w:t xml:space="preserve">   • Each evidence bag weighs 1/4 pound. The detective grabs 4 bags. What is the total weight? (1/4 × 4)   → __________________</w:t>
+      </w:r>
+    </w:p>
+    <w:p>
+      <w:pPr>
+        <w:spacing w:after="40" w:before="0"/>
+      </w:pPr>
+      <w:r>
+        <w:t xml:space="preserve">   • A report is 3/8 page long. Torres reads half of it. How much did she read? (3/8 × 1/2)   → __________________</w:t>
       </w:r>
     </w:p>
     <w:p>
@@ -1086,41 +1179,147 @@
           <w:b/>
           <w:bCs/>
         </w:rPr>
-        <w:t xml:space="preserve">9. You have 2/3 of a pizza and split it into 1/6-pizza slices. How many slices?</w:t>
-      </w:r>
-    </w:p>
-    <w:p>
-      <w:pPr>
-        <w:spacing w:after="40" w:before="0"/>
-      </w:pPr>
-      <w:r>
-        <w:t xml:space="preserve">     A. 4</w:t>
-      </w:r>
-    </w:p>
-    <w:p>
-      <w:pPr>
-        <w:spacing w:after="40" w:before="0"/>
-      </w:pPr>
-      <w:r>
-        <w:t xml:space="preserve">     B. 3</w:t>
-      </w:r>
-    </w:p>
-    <w:p>
-      <w:pPr>
-        <w:spacing w:after="40" w:before="0"/>
-      </w:pPr>
-      <w:r>
-        <w:t xml:space="preserve">     C. 6</w:t>
-      </w:r>
-    </w:p>
-    <w:p>
-      <w:pPr>
-        <w:spacing w:after="40" w:before="0"/>
-      </w:pPr>
-      <w:r>
-        <w:t xml:space="preserve">     D. 2</w:t>
-      </w:r>
-    </w:p>
+        <w:t xml:space="preserve">10. Room 4 — Match the Lock: Drag each word problem to the division equation that unlocks it.</w:t>
+      </w:r>
+    </w:p>
+    <w:tbl>
+      <w:tblPr>
+        <w:tblW w:type="pct" w:w="100%"/>
+        <w:tblBorders>
+          <w:top w:val="single" w:color="auto" w:sz="4"/>
+          <w:left w:val="single" w:color="auto" w:sz="4"/>
+          <w:bottom w:val="single" w:color="auto" w:sz="4"/>
+          <w:right w:val="single" w:color="auto" w:sz="4"/>
+          <w:insideH w:val="single" w:color="auto" w:sz="4"/>
+          <w:insideV w:val="single" w:color="auto" w:sz="4"/>
+        </w:tblBorders>
+      </w:tblPr>
+      <w:tblGrid>
+        <w:gridCol w:w="100"/>
+        <w:gridCol w:w="100"/>
+      </w:tblGrid>
+      <w:tr>
+        <w:trPr>
+          <w:tblHeader/>
+        </w:trPr>
+        <w:tc>
+          <w:tcPr>
+            <w:tcW w:type="pct" w:w="50%"/>
+          </w:tcPr>
+          <w:p>
+            <w:r>
+              <w:rPr>
+                <w:b/>
+                <w:bCs/>
+              </w:rPr>
+              <w:t xml:space="preserve">Item</w:t>
+            </w:r>
+          </w:p>
+        </w:tc>
+        <w:tc>
+          <w:tcPr>
+            <w:tcW w:type="pct" w:w="50%"/>
+          </w:tcPr>
+          <w:p>
+            <w:r>
+              <w:rPr>
+                <w:b/>
+                <w:bCs/>
+              </w:rPr>
+              <w:t xml:space="preserve">Answer choices</w:t>
+            </w:r>
+          </w:p>
+        </w:tc>
+      </w:tr>
+      <w:tr>
+        <w:tc>
+          <w:tcPr>
+            <w:tcW w:type="pct" w:w="50%"/>
+          </w:tcPr>
+          <w:p>
+            <w:r>
+              <w:t xml:space="preserve">____  A 4/5-yard cord is cut into 1/10-yard fuses for the alarm.</w:t>
+            </w:r>
+          </w:p>
+        </w:tc>
+        <w:tc>
+          <w:tcPr>
+            <w:tcW w:type="pct" w:w="50%"/>
+          </w:tcPr>
+          <w:p>
+            <w:r>
+              <w:t xml:space="preserve">D. 5/6 ÷ 1/12 = 10</w:t>
+            </w:r>
+          </w:p>
+        </w:tc>
+      </w:tr>
+      <w:tr>
+        <w:tc>
+          <w:tcPr>
+            <w:tcW w:type="pct" w:w="50%"/>
+          </w:tcPr>
+          <w:p>
+            <w:r>
+              <w:t xml:space="preserve">____  A 1/2-gallon jug of luminol is poured into 1/8-gallon sprayers.</w:t>
+            </w:r>
+          </w:p>
+        </w:tc>
+        <w:tc>
+          <w:tcPr>
+            <w:tcW w:type="pct" w:w="50%"/>
+          </w:tcPr>
+          <w:p>
+            <w:r>
+              <w:t xml:space="preserve">C. 3/4 ÷ 3/8 = 2</w:t>
+            </w:r>
+          </w:p>
+        </w:tc>
+      </w:tr>
+      <w:tr>
+        <w:tc>
+          <w:tcPr>
+            <w:tcW w:type="pct" w:w="50%"/>
+          </w:tcPr>
+          <w:p>
+            <w:r>
+              <w:t xml:space="preserve">____  A 3/4-mile escape route is split into 3/8-mile sprints.</w:t>
+            </w:r>
+          </w:p>
+        </w:tc>
+        <w:tc>
+          <w:tcPr>
+            <w:tcW w:type="pct" w:w="50%"/>
+          </w:tcPr>
+          <w:p>
+            <w:r>
+              <w:t xml:space="preserve">B. 1/2 ÷ 1/8 = 4</w:t>
+            </w:r>
+          </w:p>
+        </w:tc>
+      </w:tr>
+      <w:tr>
+        <w:tc>
+          <w:tcPr>
+            <w:tcW w:type="pct" w:w="50%"/>
+          </w:tcPr>
+          <w:p>
+            <w:r>
+              <w:t xml:space="preserve">____  A 5/6-liter sample is divided into 1/12-liter test tubes.</w:t>
+            </w:r>
+          </w:p>
+        </w:tc>
+        <w:tc>
+          <w:tcPr>
+            <w:tcW w:type="pct" w:w="50%"/>
+          </w:tcPr>
+          <w:p>
+            <w:r>
+              <w:t xml:space="preserve">A. 4/5 ÷ 1/10 = 8</w:t>
+            </w:r>
+          </w:p>
+        </w:tc>
+      </w:tr>
+    </w:tbl>
     <w:p>
       <w:pPr>
         <w:spacing w:after="60" w:before="120"/>
@@ -1164,10 +1363,22 @@
     </w:p>
     <w:p>
       <w:pPr>
+        <w:spacing w:after="20" w:before="0"/>
+      </w:pPr>
+      <w:r>
+        <w:t xml:space="preserve">     The total (4/5 yard) is divided into groups of 1/10 yard each. The equation is 4/5 ÷ 1/10 = 4/5 × 10/1 = 40/5 = 8 bows.</w:t>
+      </w:r>
+    </w:p>
+    <w:p>
+      <w:pPr>
         <w:spacing w:after="80" w:before="0"/>
       </w:pPr>
       <w:r>
-        <w:t xml:space="preserve">     The total (4/5 yard) is divided into groups of 1/10 yard each. The equation is 4/5 ÷ 1/10 = 4/5 × 10/1 = 40/5 = 8 bows.</w:t>
+        <w:rPr>
+          <w:i/>
+          <w:iCs/>
+        </w:rPr>
+        <w:t xml:space="preserve">     Watch for: A common mistake in Fraction Division Problem Solving is skipping the key idea: "Total goes first (dividend), group size goes second (divisor): total ÷ group size. Then check your answer by multiplying it back." — always check your work against this rule before you submit.</w:t>
       </w:r>
     </w:p>
     <w:p>
@@ -1184,10 +1395,22 @@
     </w:p>
     <w:p>
       <w:pPr>
+        <w:spacing w:after="20" w:before="0"/>
+      </w:pPr>
+      <w:r>
+        <w:t xml:space="preserve">     1/2 ÷ 1/8 = 1/2 × 8/1 = 8/2 = 4 tests.</w:t>
+      </w:r>
+    </w:p>
+    <w:p>
+      <w:pPr>
         <w:spacing w:after="80" w:before="0"/>
       </w:pPr>
       <w:r>
-        <w:t xml:space="preserve">     1/2 ÷ 1/8 = 1/2 × 8/1 = 8/2 = 4 tests.</w:t>
+        <w:rPr>
+          <w:i/>
+          <w:iCs/>
+        </w:rPr>
+        <w:t xml:space="preserve">     Watch for: A common mistake in Fraction Division Problem Solving is skipping the key idea: "Total goes first (dividend), group size goes second (divisor): total ÷ group size. Then check your answer by multiplying it back." — always check your work against this rule before you submit.</w:t>
       </w:r>
     </w:p>
     <w:p>
@@ -1300,22 +1523,70 @@
     </w:p>
     <w:p>
       <w:pPr>
+        <w:spacing w:after="20" w:before="0"/>
+      </w:pPr>
+      <w:r>
+        <w:t xml:space="preserve">     2/3 ÷ 1/4 = 2/3 × 4/1 = 8/3 = 2 2/3. This IS correct. When you divide by a number less than 1, the quotient is greater than the dividend.</w:t>
+      </w:r>
+    </w:p>
+    <w:p>
+      <w:pPr>
         <w:spacing w:after="80" w:before="0"/>
       </w:pPr>
       <w:r>
-        <w:t xml:space="preserve">     2/3 ÷ 1/4 = 2/3 × 4/1 = 8/3 = 2 2/3. This IS correct. When you divide by a number less than 1, the quotient is greater than the dividend.</w:t>
-      </w:r>
-    </w:p>
-    <w:p>
-      <w:pPr>
-        <w:spacing w:after="40" w:before="0"/>
-      </w:pPr>
-      <w:r>
-        <w:rPr>
-          <w:b/>
-          <w:bCs/>
-        </w:rPr>
-        <w:t xml:space="preserve">6. A. 6</w:t>
+        <w:rPr>
+          <w:i/>
+          <w:iCs/>
+        </w:rPr>
+        <w:t xml:space="preserve">     Watch for: A common mistake in Fraction Division Problem Solving is skipping the key idea: "Total goes first (dividend), group size goes second (divisor): total ÷ group size. Then check your answer by multiplying it back." — always check your work against this rule before you submit.</w:t>
+      </w:r>
+    </w:p>
+    <w:p>
+      <w:pPr>
+        <w:spacing w:after="40" w:before="0"/>
+      </w:pPr>
+      <w:r>
+        <w:rPr>
+          <w:b/>
+          <w:bCs/>
+        </w:rPr>
+        <w:t xml:space="preserve">6. onLevel — Spot the Common Mistake</w:t>
+      </w:r>
+    </w:p>
+    <w:p>
+      <w:pPr>
+        <w:spacing w:after="20" w:before="0"/>
+      </w:pPr>
+      <w:r>
+        <w:t xml:space="preserve">     The mistake is in Step 2.</w:t>
+      </w:r>
+    </w:p>
+    <w:p>
+      <w:pPr>
+        <w:spacing w:after="20" w:before="0"/>
+      </w:pPr>
+      <w:r>
+        <w:t xml:space="preserve">     Correct work: Follow the key idea: Total goes first (dividend), group size goes second (divisor): total ÷ group size. Then check your answer by multiplying it back.</w:t>
+      </w:r>
+    </w:p>
+    <w:p>
+      <w:pPr>
+        <w:spacing w:after="40" w:before="0"/>
+      </w:pPr>
+      <w:r>
+        <w:rPr>
+          <w:b/>
+          <w:bCs/>
+        </w:rPr>
+        <w:t xml:space="preserve">7. A. 7</w:t>
+      </w:r>
+    </w:p>
+    <w:p>
+      <w:pPr>
+        <w:spacing w:after="20" w:before="0"/>
+      </w:pPr>
+      <w:r>
+        <w:t xml:space="preserve">     The total (7/8 lb) is the dividend and each cast (1/8 lb) is the divisor: 7/8 ÷ 1/8 = 7/8 × 8/1 = 56/8 = 7 casts.</w:t>
       </w:r>
     </w:p>
     <w:p>
@@ -1323,19 +1594,31 @@
         <w:spacing w:after="80" w:before="0"/>
       </w:pPr>
       <w:r>
-        <w:t xml:space="preserve">     (3/4) ÷ (1/8) = (3/4) × 8 = 24/4 = 6 cups.</w:t>
-      </w:r>
-    </w:p>
-    <w:p>
-      <w:pPr>
-        <w:spacing w:after="40" w:before="0"/>
-      </w:pPr>
-      <w:r>
-        <w:rPr>
-          <w:b/>
-          <w:bCs/>
-        </w:rPr>
-        <w:t xml:space="preserve">7. A. 6</w:t>
+        <w:rPr>
+          <w:i/>
+          <w:iCs/>
+        </w:rPr>
+        <w:t xml:space="preserve">     Watch for: A common mistake in Fraction Division Problem Solving is skipping the key idea: "Total goes first (dividend), group size goes second (divisor): total ÷ group size. Then check your answer by multiplying it back." — always check your work against this rule before you submit.</w:t>
+      </w:r>
+    </w:p>
+    <w:p>
+      <w:pPr>
+        <w:spacing w:after="40" w:before="0"/>
+      </w:pPr>
+      <w:r>
+        <w:rPr>
+          <w:b/>
+          <w:bCs/>
+        </w:rPr>
+        <w:t xml:space="preserve">8. A. 5</w:t>
+      </w:r>
+    </w:p>
+    <w:p>
+      <w:pPr>
+        <w:spacing w:after="20" w:before="0"/>
+      </w:pPr>
+      <w:r>
+        <w:t xml:space="preserve">     The total distance (5/6 mile) is the dividend and the checkpoint spacing (1/6 mile) is the divisor: 5/6 ÷ 1/6 = 5/6 × 6/1 = 30/6 = 5 checkpoints.</w:t>
       </w:r>
     </w:p>
     <w:p>
@@ -1343,47 +1626,115 @@
         <w:spacing w:after="80" w:before="0"/>
       </w:pPr>
       <w:r>
-        <w:t xml:space="preserve">     (9/2) ÷ (3/4) = (9/2) × (4/3) = 36/6 = 6 pieces.</w:t>
-      </w:r>
-    </w:p>
-    <w:p>
-      <w:pPr>
-        <w:spacing w:after="40" w:before="0"/>
-      </w:pPr>
-      <w:r>
-        <w:rPr>
-          <w:b/>
-          <w:bCs/>
-        </w:rPr>
-        <w:t xml:space="preserve">8. A. 6</w:t>
-      </w:r>
-    </w:p>
-    <w:p>
-      <w:pPr>
-        <w:spacing w:after="80" w:before="0"/>
-      </w:pPr>
-      <w:r>
-        <w:t xml:space="preserve">     (15/2) ÷ (5/4) = (15/2) × (4/5) = 60/10 = 6 rest stops.</w:t>
-      </w:r>
-    </w:p>
-    <w:p>
-      <w:pPr>
-        <w:spacing w:after="40" w:before="0"/>
-      </w:pPr>
-      <w:r>
-        <w:rPr>
-          <w:b/>
-          <w:bCs/>
-        </w:rPr>
-        <w:t xml:space="preserve">9. A. 4</w:t>
-      </w:r>
-    </w:p>
-    <w:p>
-      <w:pPr>
-        <w:spacing w:after="80" w:before="0"/>
-      </w:pPr>
-      <w:r>
-        <w:t xml:space="preserve">     (2/3) ÷ (1/6) = (2/3) × 6 = 12/3 = 4 slices.</w:t>
+        <w:rPr>
+          <w:i/>
+          <w:iCs/>
+        </w:rPr>
+        <w:t xml:space="preserve">     Watch for: A common mistake in Fraction Division Problem Solving is skipping the key idea: "Total goes first (dividend), group size goes second (divisor): total ÷ group size. Then check your answer by multiplying it back." — always check your work against this rule before you submit.</w:t>
+      </w:r>
+    </w:p>
+    <w:p>
+      <w:pPr>
+        <w:spacing w:after="40" w:before="0"/>
+      </w:pPr>
+      <w:r>
+        <w:rPr>
+          <w:b/>
+          <w:bCs/>
+        </w:rPr>
+        <w:t xml:space="preserve">9. Correct groups:</w:t>
+      </w:r>
+    </w:p>
+    <w:p>
+      <w:pPr>
+        <w:spacing w:after="20" w:before="0"/>
+      </w:pPr>
+      <w:r>
+        <w:t xml:space="preserve">     A roll of crime-scene tape is 3/5 mile long, cut into 1/10-mile strips. How many strips? (3/5 ÷ 1/10) → Needs Division (how many groups fit?)</w:t>
+      </w:r>
+    </w:p>
+    <w:p>
+      <w:pPr>
+        <w:spacing w:after="20" w:before="0"/>
+      </w:pPr>
+      <w:r>
+        <w:t xml:space="preserve">     A footprint trail is 2/3 mile long with markers every 1/12 mile. How many markers? (2/3 ÷ 1/12) → Needs Division (how many groups fit?)</w:t>
+      </w:r>
+    </w:p>
+    <w:p>
+      <w:pPr>
+        <w:spacing w:after="20" w:before="0"/>
+      </w:pPr>
+      <w:r>
+        <w:t xml:space="preserve">     Each evidence bag weighs 1/4 pound. The detective grabs 4 bags. What is the total weight? (1/4 × 4) → Needs Multiplication (a part of an amount)</w:t>
+      </w:r>
+    </w:p>
+    <w:p>
+      <w:pPr>
+        <w:spacing w:after="20" w:before="0"/>
+      </w:pPr>
+      <w:r>
+        <w:t xml:space="preserve">     A report is 3/8 page long. Torres reads half of it. How much did she read? (3/8 × 1/2) → Needs Multiplication (a part of an amount)</w:t>
+      </w:r>
+    </w:p>
+    <w:p>
+      <w:pPr>
+        <w:spacing w:after="40" w:before="0"/>
+      </w:pPr>
+      <w:r>
+        <w:t xml:space="preserve"/>
+      </w:r>
+    </w:p>
+    <w:p>
+      <w:pPr>
+        <w:spacing w:after="40" w:before="0"/>
+      </w:pPr>
+      <w:r>
+        <w:rPr>
+          <w:b/>
+          <w:bCs/>
+        </w:rPr>
+        <w:t xml:space="preserve">10. Matches:</w:t>
+      </w:r>
+    </w:p>
+    <w:p>
+      <w:pPr>
+        <w:spacing w:after="20" w:before="0"/>
+      </w:pPr>
+      <w:r>
+        <w:t xml:space="preserve">     A 4/5-yard cord is cut into 1/10-yard fuses for the alarm. → 4/5 ÷ 1/10 = 8</w:t>
+      </w:r>
+    </w:p>
+    <w:p>
+      <w:pPr>
+        <w:spacing w:after="20" w:before="0"/>
+      </w:pPr>
+      <w:r>
+        <w:t xml:space="preserve">     A 1/2-gallon jug of luminol is poured into 1/8-gallon sprayers. → 1/2 ÷ 1/8 = 4</w:t>
+      </w:r>
+    </w:p>
+    <w:p>
+      <w:pPr>
+        <w:spacing w:after="20" w:before="0"/>
+      </w:pPr>
+      <w:r>
+        <w:t xml:space="preserve">     A 3/4-mile escape route is split into 3/8-mile sprints. → 3/4 ÷ 3/8 = 2</w:t>
+      </w:r>
+    </w:p>
+    <w:p>
+      <w:pPr>
+        <w:spacing w:after="20" w:before="0"/>
+      </w:pPr>
+      <w:r>
+        <w:t xml:space="preserve">     A 5/6-liter sample is divided into 1/12-liter test tubes. → 5/6 ÷ 1/12 = 10</w:t>
+      </w:r>
+    </w:p>
+    <w:p>
+      <w:pPr>
+        <w:spacing w:after="40" w:before="0"/>
+      </w:pPr>
+      <w:r>
+        <w:t xml:space="preserve"/>
       </w:r>
     </w:p>
     <w:sectPr>

--- a/lessons/2-5/homework.docx
+++ b/lessons/2-5/homework.docx
@@ -929,23 +929,31 @@
         <w:spacing w:after="40" w:before="0"/>
       </w:pPr>
       <w:r>
-        <w:t xml:space="preserve">   Step 1 (Read): A student is working on Fraction Division Problem Solving.</w:t>
-      </w:r>
-    </w:p>
-    <w:p>
-      <w:pPr>
-        <w:spacing w:after="40" w:before="0"/>
-      </w:pPr>
-      <w:r>
-        <w:t xml:space="preserve">   Step 2 (Attempt): They ignored the rule: Total goes first (dividend), group size goes second (divisor): total ÷ group size. Then check your answer by multiplying it back.</w:t>
-      </w:r>
-    </w:p>
-    <w:p>
-      <w:pPr>
-        <w:spacing w:after="40" w:before="0"/>
-      </w:pPr>
-      <w:r>
-        <w:t xml:space="preserve">   Step 3 (Check): The answer does not match the math rule from class.</w:t>
+        <w:t xml:space="preserve">   Step 1 (Problem): A chemist has 3/4 liter of solution. Each test tube holds 1/8 liter. How many test tubes can be filled?</w:t>
+      </w:r>
+    </w:p>
+    <w:p>
+      <w:pPr>
+        <w:spacing w:after="40" w:before="0"/>
+      </w:pPr>
+      <w:r>
+        <w:t xml:space="preserve">   Step 2 (Student's equation): 3/4 ÷ 1/8 = 3/4 × 1/8</w:t>
+      </w:r>
+    </w:p>
+    <w:p>
+      <w:pPr>
+        <w:spacing w:after="40" w:before="0"/>
+      </w:pPr>
+      <w:r>
+        <w:t xml:space="preserve">   Step 3 (Solve): 3/4 × 1/8 = 3/32</w:t>
+      </w:r>
+    </w:p>
+    <w:p>
+      <w:pPr>
+        <w:spacing w:after="40" w:before="0"/>
+      </w:pPr>
+      <w:r>
+        <w:t xml:space="preserve">   Step 4 (Answer): 3/32 of a test tube</w:t>
       </w:r>
     </w:p>
     <w:p>
@@ -1378,7 +1386,7 @@
           <w:i/>
           <w:iCs/>
         </w:rPr>
-        <w:t xml:space="preserve">     Watch for: A common mistake in Fraction Division Problem Solving is skipping the key idea: "Total goes first (dividend), group size goes second (divisor): total ÷ group size. Then check your answer by multiplying it back." — always check your work against this rule before you submit.</w:t>
+        <w:t xml:space="preserve">     Watch for: A common mistake in Fraction Division Problem Solving is reversing which fraction is the dividend and which is the divisor when setting up the equation from a word problem. For example: a pitcher holds 3/4 cup of punch, and each serving is 1/8 cup — how many servings? The correct setup is total ÷ group size = 3/4 ÷ 1/8 = 3/4 × 8/1 = 24/4 = 6 servings. A student who reverses the setup calculates 1/8 ÷ 3/4 = 1/8 × 4/3 = 4/24 = 1/6, an answer smaller than 1 that can't possibly be a serving count. Before you submit, check: does my answer make sense as a NUMBER OF GROUPS? If the setup gives a fraction less than 1 for a 'how many' question, you likely swapped the dividend and divisor.</w:t>
       </w:r>
     </w:p>
     <w:p>
@@ -1410,7 +1418,7 @@
           <w:i/>
           <w:iCs/>
         </w:rPr>
-        <w:t xml:space="preserve">     Watch for: A common mistake in Fraction Division Problem Solving is skipping the key idea: "Total goes first (dividend), group size goes second (divisor): total ÷ group size. Then check your answer by multiplying it back." — always check your work against this rule before you submit.</w:t>
+        <w:t xml:space="preserve">     Watch for: A common mistake in Fraction Division Problem Solving is reversing which fraction is the dividend and which is the divisor when setting up the equation from a word problem. For example: a pitcher holds 3/4 cup of punch, and each serving is 1/8 cup — how many servings? The correct setup is total ÷ group size = 3/4 ÷ 1/8 = 3/4 × 8/1 = 24/4 = 6 servings. A student who reverses the setup calculates 1/8 ÷ 3/4 = 1/8 × 4/3 = 4/24 = 1/6, an answer smaller than 1 that can't possibly be a serving count. Before you submit, check: does my answer make sense as a NUMBER OF GROUPS? If the setup gives a fraction less than 1 for a 'how many' question, you likely swapped the dividend and divisor.</w:t>
       </w:r>
     </w:p>
     <w:p>
@@ -1538,7 +1546,7 @@
           <w:i/>
           <w:iCs/>
         </w:rPr>
-        <w:t xml:space="preserve">     Watch for: A common mistake in Fraction Division Problem Solving is skipping the key idea: "Total goes first (dividend), group size goes second (divisor): total ÷ group size. Then check your answer by multiplying it back." — always check your work against this rule before you submit.</w:t>
+        <w:t xml:space="preserve">     Watch for: A common mistake in Fraction Division Problem Solving is reversing which fraction is the dividend and which is the divisor when setting up the equation from a word problem. For example: a pitcher holds 3/4 cup of punch, and each serving is 1/8 cup — how many servings? The correct setup is total ÷ group size = 3/4 ÷ 1/8 = 3/4 × 8/1 = 24/4 = 6 servings. A student who reverses the setup calculates 1/8 ÷ 3/4 = 1/8 × 4/3 = 4/24 = 1/6, an answer smaller than 1 that can't possibly be a serving count. Before you submit, check: does my answer make sense as a NUMBER OF GROUPS? If the setup gives a fraction less than 1 for a 'how many' question, you likely swapped the dividend and divisor.</w:t>
       </w:r>
     </w:p>
     <w:p>
@@ -1566,7 +1574,7 @@
         <w:spacing w:after="20" w:before="0"/>
       </w:pPr>
       <w:r>
-        <w:t xml:space="preserve">     Correct work: Follow the key idea: Total goes first (dividend), group size goes second (divisor): total ÷ group size. Then check your answer by multiplying it back.</w:t>
+        <w:t xml:space="preserve">     Correct work: The student set up the division correctly but forgot to flip the divisor. Keep, Change, Flip means multiply by the reciprocal of 1/8, which is 8/1: 3/4 ÷ 1/8 = 3/4 × 8/1 = 24/4 = 6 test tubes. Check: 6 × 1/8 = 6/8 = 3/4.</w:t>
       </w:r>
     </w:p>
     <w:p>
@@ -1598,7 +1606,7 @@
           <w:i/>
           <w:iCs/>
         </w:rPr>
-        <w:t xml:space="preserve">     Watch for: A common mistake in Fraction Division Problem Solving is skipping the key idea: "Total goes first (dividend), group size goes second (divisor): total ÷ group size. Then check your answer by multiplying it back." — always check your work against this rule before you submit.</w:t>
+        <w:t xml:space="preserve">     Watch for: A common mistake in Fraction Division Problem Solving is reversing which fraction is the dividend and which is the divisor when setting up the equation from a word problem. For example: a pitcher holds 3/4 cup of punch, and each serving is 1/8 cup — how many servings? The correct setup is total ÷ group size = 3/4 ÷ 1/8 = 3/4 × 8/1 = 24/4 = 6 servings. A student who reverses the setup calculates 1/8 ÷ 3/4 = 1/8 × 4/3 = 4/24 = 1/6, an answer smaller than 1 that can't possibly be a serving count. Before you submit, check: does my answer make sense as a NUMBER OF GROUPS? If the setup gives a fraction less than 1 for a 'how many' question, you likely swapped the dividend and divisor.</w:t>
       </w:r>
     </w:p>
     <w:p>
@@ -1630,7 +1638,7 @@
           <w:i/>
           <w:iCs/>
         </w:rPr>
-        <w:t xml:space="preserve">     Watch for: A common mistake in Fraction Division Problem Solving is skipping the key idea: "Total goes first (dividend), group size goes second (divisor): total ÷ group size. Then check your answer by multiplying it back." — always check your work against this rule before you submit.</w:t>
+        <w:t xml:space="preserve">     Watch for: A common mistake in Fraction Division Problem Solving is reversing which fraction is the dividend and which is the divisor when setting up the equation from a word problem. For example: a pitcher holds 3/4 cup of punch, and each serving is 1/8 cup — how many servings? The correct setup is total ÷ group size = 3/4 ÷ 1/8 = 3/4 × 8/1 = 24/4 = 6 servings. A student who reverses the setup calculates 1/8 ÷ 3/4 = 1/8 × 4/3 = 4/24 = 1/6, an answer smaller than 1 that can't possibly be a serving count. Before you submit, check: does my answer make sense as a NUMBER OF GROUPS? If the setup gives a fraction less than 1 for a 'how many' question, you likely swapped the dividend and divisor.</w:t>
       </w:r>
     </w:p>
     <w:p>

--- a/lessons/2-5/homework.docx
+++ b/lessons/2-5/homework.docx
@@ -12,7 +12,7 @@
           <w:b/>
           <w:bCs/>
         </w:rPr>
-        <w:t xml:space="preserve">Fraction Division Problem Solving — Homework</w:t>
+        <w:t xml:space="preserve">Shape of Data Distributions — Homework</w:t>
       </w:r>
     </w:p>
     <w:p>
@@ -24,7 +24,7 @@
           <w:i/>
           <w:iCs/>
         </w:rPr>
-        <w:t xml:space="preserve">Lesson 2-5  •  Standard 6.NOS.1</w:t>
+        <w:t xml:space="preserve">Lesson 8-7  •  Standard 6.DS.3</w:t>
       </w:r>
     </w:p>
     <w:p>
@@ -80,7 +80,7 @@
         <w:spacing w:after="60" w:before="0"/>
       </w:pPr>
       <w:r>
-        <w:t xml:space="preserve">Content: I can solve real-world problems by writing and solving fraction division equations.</w:t>
+        <w:t xml:space="preserve">Content: I can describe the shape of a data distribution as symmetric, skewed, or having clusters and gaps.</w:t>
       </w:r>
     </w:p>
     <w:p>
@@ -88,7 +88,7 @@
         <w:spacing w:after="60" w:before="0"/>
       </w:pPr>
       <w:r>
-        <w:t xml:space="preserve">Language: I can explain my reasoning using the words model, equation, solution, and reasonableness.</w:t>
+        <w:t xml:space="preserve">Language: I can explain my description using the words symmetric, skewed, cluster, and gap.</w:t>
       </w:r>
     </w:p>
     <w:p>
@@ -161,10 +161,73 @@
           <w:b/>
           <w:bCs/>
         </w:rPr>
-        <w:t xml:space="preserve">Model (Modelo)</w:t>
-      </w:r>
-      <w:r>
-        <w:t xml:space="preserve"> — A picture or math way to show a problem so you can solve it.</w:t>
+        <w:t xml:space="preserve">Symmetric (Simétrico)</w:t>
+      </w:r>
+      <w:r>
+        <w:t xml:space="preserve"> — Data that looks about the same on the left and right.</w:t>
+      </w:r>
+    </w:p>
+    <w:p>
+      <w:pPr>
+        <w:keepNext/>
+        <w:spacing w:after="20" w:before="80"/>
+        <w:jc w:val="center"/>
+      </w:pPr>
+      <w:r>
+        <w:drawing>
+          <wp:inline distT="0" distB="0" distL="0" distR="0">
+            <wp:extent cx="1047750" cy="790575"/>
+            <wp:effectExtent t="0" r="0" b="0" l="0"/>
+            <wp:docPr id="1" name="" descr="" title=""/>
+            <wp:cNvGraphicFramePr>
+              <a:graphicFrameLocks xmlns:a="http://schemas.openxmlformats.org/drawingml/2006/main" noChangeAspect="1"/>
+            </wp:cNvGraphicFramePr>
+            <a:graphic xmlns:a="http://schemas.openxmlformats.org/drawingml/2006/main">
+              <a:graphicData uri="http://schemas.openxmlformats.org/drawingml/2006/picture">
+                <pic:pic xmlns:pic="http://schemas.openxmlformats.org/drawingml/2006/picture">
+                  <pic:nvPicPr>
+                    <pic:cNvPr id="0" name="" descr=""/>
+                    <pic:cNvPicPr>
+                      <a:picLocks noChangeAspect="1" noChangeArrowheads="1"/>
+                    </pic:cNvPicPr>
+                  </pic:nvPicPr>
+                  <pic:blipFill>
+                    <a:blip r:embed="rId7" cstate="none"/>
+                    <a:srcRect/>
+                    <a:stretch>
+                      <a:fillRect/>
+                    </a:stretch>
+                  </pic:blipFill>
+                  <pic:spPr bwMode="auto">
+                    <a:xfrm>
+                      <a:off x="0" y="0"/>
+                      <a:ext cx="1047750" cy="790575"/>
+                    </a:xfrm>
+                    <a:prstGeom prst="rect">
+                      <a:avLst/>
+                    </a:prstGeom>
+                  </pic:spPr>
+                </pic:pic>
+              </a:graphicData>
+            </a:graphic>
+          </wp:inline>
+        </w:drawing>
+      </w:r>
+    </w:p>
+    <w:p>
+      <w:pPr>
+        <w:keepNext/>
+        <w:spacing w:after="120"/>
+      </w:pPr>
+      <w:r>
+        <w:rPr>
+          <w:b/>
+          <w:bCs/>
+        </w:rPr>
+        <w:t xml:space="preserve">Skewed (Sesgado)</w:t>
+      </w:r>
+      <w:r>
+        <w:t xml:space="preserve"> — Data bunched on one side with a tail on the other.</w:t>
       </w:r>
     </w:p>
     <w:p>
@@ -224,10 +287,10 @@
           <w:b/>
           <w:bCs/>
         </w:rPr>
-        <w:t xml:space="preserve">Equation (Ecuación)</w:t>
-      </w:r>
-      <w:r>
-        <w:t xml:space="preserve"> — A math sentence with an equal sign showing both sides are the same.</w:t>
+        <w:t xml:space="preserve">Cluster (Agrupamiento)</w:t>
+      </w:r>
+      <w:r>
+        <w:t xml:space="preserve"> — A group of numbers that are close together.</w:t>
       </w:r>
     </w:p>
     <w:p>
@@ -255,7 +318,7 @@
                     </pic:cNvPicPr>
                   </pic:nvPicPr>
                   <pic:blipFill>
-                    <a:blip r:embed="rId8" cstate="none"/>
+                    <a:blip r:embed="rId7" cstate="none"/>
                     <a:srcRect/>
                     <a:stretch>
                       <a:fillRect/>
@@ -287,10 +350,10 @@
           <w:b/>
           <w:bCs/>
         </w:rPr>
-        <w:t xml:space="preserve">Solution (Solución)</w:t>
-      </w:r>
-      <w:r>
-        <w:t xml:space="preserve"> — The answer to an equation or problem.</w:t>
+        <w:t xml:space="preserve">Gap (Hueco (espacio))</w:t>
+      </w:r>
+      <w:r>
+        <w:t xml:space="preserve"> — A big empty space where there is no data.</w:t>
       </w:r>
     </w:p>
     <w:p>
@@ -350,10 +413,10 @@
           <w:b/>
           <w:bCs/>
         </w:rPr>
-        <w:t xml:space="preserve">Reasonableness (Razonabilidad)</w:t>
-      </w:r>
-      <w:r>
-        <w:t xml:space="preserve"> — Checking if your answer makes sense.</w:t>
+        <w:t xml:space="preserve">Data distribution (Distribución de datos)</w:t>
+      </w:r>
+      <w:r>
+        <w:t xml:space="preserve"> — How the data looks: where it sits and how spread out it is.</w:t>
       </w:r>
     </w:p>
     <w:p>
@@ -381,7 +444,7 @@
                     </pic:cNvPicPr>
                   </pic:nvPicPr>
                   <pic:blipFill>
-                    <a:blip r:embed="rId8" cstate="none"/>
+                    <a:blip r:embed="rId10" cstate="none"/>
                     <a:srcRect/>
                     <a:stretch>
                       <a:fillRect/>
@@ -413,10 +476,10 @@
           <w:b/>
           <w:bCs/>
         </w:rPr>
-        <w:t xml:space="preserve">Inverse operations (Operaciones inversas)</w:t>
-      </w:r>
-      <w:r>
-        <w:t xml:space="preserve"> — Two math actions that undo each other, like × and ÷.</w:t>
+        <w:t xml:space="preserve">Variability (Variabilidad)</w:t>
+      </w:r>
+      <w:r>
+        <w:t xml:space="preserve"> — How spread out the numbers are.</w:t>
       </w:r>
     </w:p>
     <w:p>
@@ -453,39 +516,39 @@
           <w:b/>
           <w:bCs/>
         </w:rPr>
-        <w:t xml:space="preserve">1. A ribbon is 4/5 of a yard long. Each bow uses 1/10 of a yard. Which equation finds how many bows can be made?</w:t>
-      </w:r>
-    </w:p>
-    <w:p>
-      <w:pPr>
-        <w:spacing w:after="40" w:before="0"/>
-      </w:pPr>
-      <w:r>
-        <w:t xml:space="preserve">     A. 4/5 ÷ 1/10</w:t>
-      </w:r>
-    </w:p>
-    <w:p>
-      <w:pPr>
-        <w:spacing w:after="40" w:before="0"/>
-      </w:pPr>
-      <w:r>
-        <w:t xml:space="preserve">     B. 1/10 ÷ 4/5</w:t>
-      </w:r>
-    </w:p>
-    <w:p>
-      <w:pPr>
-        <w:spacing w:after="40" w:before="0"/>
-      </w:pPr>
-      <w:r>
-        <w:t xml:space="preserve">     C. 4/5 × 1/10</w:t>
-      </w:r>
-    </w:p>
-    <w:p>
-      <w:pPr>
-        <w:spacing w:after="40" w:before="0"/>
-      </w:pPr>
-      <w:r>
-        <w:t xml:space="preserve">     D. 4/5 + 1/10</w:t>
+        <w:t xml:space="preserve">1. A histogram of basketball players' ages shows: most players are 22–28, with a long tail of older players up to age 40. What is the shape of this distribution?</w:t>
+      </w:r>
+    </w:p>
+    <w:p>
+      <w:pPr>
+        <w:spacing w:after="40" w:before="0"/>
+      </w:pPr>
+      <w:r>
+        <w:t xml:space="preserve">     A. Skewed right</w:t>
+      </w:r>
+    </w:p>
+    <w:p>
+      <w:pPr>
+        <w:spacing w:after="40" w:before="0"/>
+      </w:pPr>
+      <w:r>
+        <w:t xml:space="preserve">     B. Symmetric</w:t>
+      </w:r>
+    </w:p>
+    <w:p>
+      <w:pPr>
+        <w:spacing w:after="40" w:before="0"/>
+      </w:pPr>
+      <w:r>
+        <w:t xml:space="preserve">     C. Skewed left</w:t>
+      </w:r>
+    </w:p>
+    <w:p>
+      <w:pPr>
+        <w:spacing w:after="40" w:before="0"/>
+      </w:pPr>
+      <w:r>
+        <w:t xml:space="preserve">     D. Uniform</w:t>
       </w:r>
     </w:p>
     <w:p>
@@ -508,39 +571,39 @@
           <w:b/>
           <w:bCs/>
         </w:rPr>
-        <w:t xml:space="preserve">2. A detective has 1/2 gallon of solution. Each test uses 1/8 gallon. How many tests can be run?</w:t>
-      </w:r>
-    </w:p>
-    <w:p>
-      <w:pPr>
-        <w:spacing w:after="40" w:before="0"/>
-      </w:pPr>
-      <w:r>
-        <w:t xml:space="preserve">     A. 4</w:t>
-      </w:r>
-    </w:p>
-    <w:p>
-      <w:pPr>
-        <w:spacing w:after="40" w:before="0"/>
-      </w:pPr>
-      <w:r>
-        <w:t xml:space="preserve">     B. 1/16</w:t>
-      </w:r>
-    </w:p>
-    <w:p>
-      <w:pPr>
-        <w:spacing w:after="40" w:before="0"/>
-      </w:pPr>
-      <w:r>
-        <w:t xml:space="preserve">     C. 16</w:t>
-      </w:r>
-    </w:p>
-    <w:p>
-      <w:pPr>
-        <w:spacing w:after="40" w:before="0"/>
-      </w:pPr>
-      <w:r>
-        <w:t xml:space="preserve">     D. 1/4</w:t>
+        <w:t xml:space="preserve">2. A data set is symmetric. What is likely true about the mean and median?</w:t>
+      </w:r>
+    </w:p>
+    <w:p>
+      <w:pPr>
+        <w:spacing w:after="40" w:before="0"/>
+      </w:pPr>
+      <w:r>
+        <w:t xml:space="preserve">     A. They are approximately equal</w:t>
+      </w:r>
+    </w:p>
+    <w:p>
+      <w:pPr>
+        <w:spacing w:after="40" w:before="0"/>
+      </w:pPr>
+      <w:r>
+        <w:t xml:space="preserve">     B. The mean is much higher than the median</w:t>
+      </w:r>
+    </w:p>
+    <w:p>
+      <w:pPr>
+        <w:spacing w:after="40" w:before="0"/>
+      </w:pPr>
+      <w:r>
+        <w:t xml:space="preserve">     C. The median is much higher than the mean</w:t>
+      </w:r>
+    </w:p>
+    <w:p>
+      <w:pPr>
+        <w:spacing w:after="40" w:before="0"/>
+      </w:pPr>
+      <w:r>
+        <w:t xml:space="preserve">     D. They are always exactly the same</w:t>
       </w:r>
     </w:p>
     <w:p>
@@ -563,206 +626,41 @@
           <w:b/>
           <w:bCs/>
         </w:rPr>
-        <w:t xml:space="preserve">3. Solve each word problem by writing and solving an equation.</w:t>
-      </w:r>
-    </w:p>
-    <w:tbl>
-      <w:tblPr>
-        <w:tblW w:type="pct" w:w="100%"/>
-        <w:tblBorders>
-          <w:top w:val="single" w:color="auto" w:sz="4"/>
-          <w:left w:val="single" w:color="auto" w:sz="4"/>
-          <w:bottom w:val="single" w:color="auto" w:sz="4"/>
-          <w:right w:val="single" w:color="auto" w:sz="4"/>
-          <w:insideH w:val="single" w:color="auto" w:sz="4"/>
-          <w:insideV w:val="single" w:color="auto" w:sz="4"/>
-        </w:tblBorders>
-      </w:tblPr>
-      <w:tblGrid>
-        <w:gridCol w:w="100"/>
-        <w:gridCol w:w="100"/>
-        <w:gridCol w:w="100"/>
-      </w:tblGrid>
-      <w:tr>
-        <w:trPr>
-          <w:tblHeader/>
-        </w:trPr>
-        <w:tc>
-          <w:tcPr>
-            <w:tcW w:type="pct" w:w="33%"/>
-          </w:tcPr>
-          <w:p>
-            <w:r>
-              <w:rPr>
-                <w:b/>
-                <w:bCs/>
-              </w:rPr>
-              <w:t xml:space="preserve">Problem</w:t>
-            </w:r>
-          </w:p>
-        </w:tc>
-        <w:tc>
-          <w:tcPr>
-            <w:tcW w:type="pct" w:w="33%"/>
-          </w:tcPr>
-          <w:p>
-            <w:r>
-              <w:rPr>
-                <w:b/>
-                <w:bCs/>
-              </w:rPr>
-              <w:t xml:space="preserve">Equation</w:t>
-            </w:r>
-          </w:p>
-        </w:tc>
-        <w:tc>
-          <w:tcPr>
-            <w:tcW w:type="pct" w:w="33%"/>
-          </w:tcPr>
-          <w:p>
-            <w:r>
-              <w:rPr>
-                <w:b/>
-                <w:bCs/>
-              </w:rPr>
-              <w:t xml:space="preserve">Solution</w:t>
-            </w:r>
-          </w:p>
-        </w:tc>
-      </w:tr>
-      <w:tr>
-        <w:tc>
-          <w:tcPr>
-            <w:tcW w:type="pct" w:w="33%"/>
-          </w:tcPr>
-          <w:p>
-            <w:r>
-              <w:rPr>
-                <w:b w:val="false"/>
-                <w:bCs w:val="false"/>
-              </w:rPr>
-              <w:t xml:space="preserve">A board is 7/8 foot long. Each shelf bracket needs 1/4 foot. How many brackets fit?</w:t>
-            </w:r>
-          </w:p>
-        </w:tc>
-        <w:tc>
-          <w:tcPr>
-            <w:tcW w:type="pct" w:w="33%"/>
-          </w:tcPr>
-          <w:p>
-            <w:r>
-              <w:rPr>
-                <w:b w:val="false"/>
-                <w:bCs w:val="false"/>
-              </w:rPr>
-              <w:t xml:space="preserve">7/8 ÷ 1/4</w:t>
-            </w:r>
-          </w:p>
-        </w:tc>
-        <w:tc>
-          <w:tcPr>
-            <w:tcW w:type="pct" w:w="33%"/>
-          </w:tcPr>
-          <w:p>
-            <w:r>
-              <w:rPr>
-                <w:b w:val="false"/>
-                <w:bCs w:val="false"/>
-              </w:rPr>
-              <w:t xml:space="preserve">3 1/2</w:t>
-            </w:r>
-          </w:p>
-        </w:tc>
-      </w:tr>
-      <w:tr>
-        <w:tc>
-          <w:tcPr>
-            <w:tcW w:type="pct" w:w="33%"/>
-          </w:tcPr>
-          <w:p>
-            <w:r>
-              <w:rPr>
-                <w:b w:val="false"/>
-                <w:bCs w:val="false"/>
-              </w:rPr>
-              <w:t xml:space="preserve">A jug holds 5/6 liter. Each cup holds 1/3 liter. How many cups can be filled?</w:t>
-            </w:r>
-          </w:p>
-        </w:tc>
-        <w:tc>
-          <w:tcPr>
-            <w:tcW w:type="pct" w:w="33%"/>
-          </w:tcPr>
-          <w:p>
-            <w:r>
-              <w:rPr>
-                <w:b w:val="false"/>
-                <w:bCs w:val="false"/>
-              </w:rPr>
-              <w:t xml:space="preserve">5/6 ÷ 1/3</w:t>
-            </w:r>
-          </w:p>
-        </w:tc>
-        <w:tc>
-          <w:tcPr>
-            <w:tcW w:type="pct" w:w="33%"/>
-          </w:tcPr>
-          <w:p>
-            <w:r>
-              <w:rPr>
-                <w:b w:val="false"/>
-                <w:bCs w:val="false"/>
-              </w:rPr>
-              <w:t xml:space="preserve">2 1/2</w:t>
-            </w:r>
-          </w:p>
-        </w:tc>
-      </w:tr>
-      <w:tr>
-        <w:tc>
-          <w:tcPr>
-            <w:tcW w:type="pct" w:w="33%"/>
-          </w:tcPr>
-          <w:p>
-            <w:r>
-              <w:rPr>
-                <w:b w:val="false"/>
-                <w:bCs w:val="false"/>
-              </w:rPr>
-              <w:t xml:space="preserve">A path is 3/4 mile long. A runner does laps of 3/8 mile. How many laps fit?</w:t>
-            </w:r>
-          </w:p>
-        </w:tc>
-        <w:tc>
-          <w:tcPr>
-            <w:tcW w:type="pct" w:w="33%"/>
-          </w:tcPr>
-          <w:p>
-            <w:r>
-              <w:rPr>
-                <w:b w:val="false"/>
-                <w:bCs w:val="false"/>
-              </w:rPr>
-              <w:t xml:space="preserve">3/4 ÷ 3/8</w:t>
-            </w:r>
-          </w:p>
-        </w:tc>
-        <w:tc>
-          <w:tcPr>
-            <w:tcW w:type="pct" w:w="33%"/>
-          </w:tcPr>
-          <w:p>
-            <w:r>
-              <w:rPr>
-                <w:b w:val="false"/>
-                <w:bCs w:val="false"/>
-              </w:rPr>
-              <w:t xml:space="preserve">2</w:t>
-            </w:r>
-          </w:p>
-        </w:tc>
-      </w:tr>
-    </w:tbl>
+        <w:t xml:space="preserve">3. A dot plot of goals scored per game shows: 0(5 dots), 1(7 dots), 2(4 dots), 3(2 dots), 4(1 dot). What is the shape?</w:t>
+      </w:r>
+    </w:p>
+    <w:p>
+      <w:pPr>
+        <w:spacing w:after="40" w:before="0"/>
+      </w:pPr>
+      <w:r>
+        <w:t xml:space="preserve">     A. Skewed right — most values at the low end with a tail to the right</w:t>
+      </w:r>
+    </w:p>
+    <w:p>
+      <w:pPr>
+        <w:spacing w:after="40" w:before="0"/>
+      </w:pPr>
+      <w:r>
+        <w:t xml:space="preserve">     B. Symmetric — equal on both sides</w:t>
+      </w:r>
+    </w:p>
+    <w:p>
+      <w:pPr>
+        <w:spacing w:after="40" w:before="0"/>
+      </w:pPr>
+      <w:r>
+        <w:t xml:space="preserve">     C. Skewed left — most values at the high end</w:t>
+      </w:r>
+    </w:p>
+    <w:p>
+      <w:pPr>
+        <w:spacing w:after="40" w:before="0"/>
+      </w:pPr>
+      <w:r>
+        <w:t xml:space="preserve">     D. Uniform — all bars the same height</w:t>
+      </w:r>
+    </w:p>
     <w:p>
       <w:pPr>
         <w:spacing w:after="60" w:before="120"/>
@@ -783,411 +681,7 @@
           <w:b/>
           <w:bCs/>
         </w:rPr>
-        <w:t xml:space="preserve">4. Sort: is the equation and solution CORRECT, or is there an error?</w:t>
-      </w:r>
-    </w:p>
-    <w:p>
-      <w:pPr>
-        <w:spacing w:after="80" w:before="0"/>
-      </w:pPr>
-      <w:r>
-        <w:rPr>
-          <w:i/>
-          <w:iCs/>
-        </w:rPr>
-        <w:t xml:space="preserve">Groups: Correct Equation and Solution   |   Incorrect Equation or Solution</w:t>
-      </w:r>
-    </w:p>
-    <w:p>
-      <w:pPr>
-        <w:spacing w:after="40" w:before="0"/>
-      </w:pPr>
-      <w:r>
-        <w:t xml:space="preserve">   • A tank has 5/6 gallon. Each bucket holds 1/3 gallon. → 5/6 ÷ 1/3 = 2 1/2 buckets   → __________________</w:t>
-      </w:r>
-    </w:p>
-    <w:p>
-      <w:pPr>
-        <w:spacing w:after="40" w:before="0"/>
-      </w:pPr>
-      <w:r>
-        <w:t xml:space="preserve">   • A pipe is 2/3 foot long. Each piece is 1/6 foot. → 2/3 ÷ 1/6 = 4 pieces   → __________________</w:t>
-      </w:r>
-    </w:p>
-    <w:p>
-      <w:pPr>
-        <w:spacing w:after="40" w:before="0"/>
-      </w:pPr>
-      <w:r>
-        <w:t xml:space="preserve">   • A bag has 3/4 lb. Each scoop is 1/8 lb. → 3/4 ÷ 1/8 = 6 scoops   → __________________</w:t>
-      </w:r>
-    </w:p>
-    <w:p>
-      <w:pPr>
-        <w:spacing w:after="40" w:before="0"/>
-      </w:pPr>
-      <w:r>
-        <w:t xml:space="preserve">   • A rope is 1/2 yard. Each section is 1/4 yard. → 1/4 ÷ 1/2 = 1/2 section   → __________________</w:t>
-      </w:r>
-    </w:p>
-    <w:p>
-      <w:pPr>
-        <w:spacing w:after="40" w:before="0"/>
-      </w:pPr>
-      <w:r>
-        <w:t xml:space="preserve">   • A jug has 4/5 liter. Each cup is 2/5 liter. → 4/5 × 2/5 = 8/25 cups   → __________________</w:t>
-      </w:r>
-    </w:p>
-    <w:p>
-      <w:pPr>
-        <w:spacing w:after="40" w:before="0"/>
-      </w:pPr>
-      <w:r>
-        <w:t xml:space="preserve">   • A shelf is 7/8 foot. Each book is 1/4 foot. → 7/8 ÷ 1/4 = 7/32 books   → __________________</w:t>
-      </w:r>
-    </w:p>
-    <w:p>
-      <w:pPr>
-        <w:spacing w:after="60" w:before="120"/>
-      </w:pPr>
-      <w:r>
-        <w:rPr>
-          <w:color w:val="BBBBBB"/>
-        </w:rPr>
-        <w:t xml:space="preserve">______________________________________________________________________</w:t>
-      </w:r>
-    </w:p>
-    <w:p>
-      <w:pPr>
-        <w:spacing w:after="80" w:before="0"/>
-      </w:pPr>
-      <w:r>
-        <w:rPr>
-          <w:b/>
-          <w:bCs/>
-        </w:rPr>
-        <w:t xml:space="preserve">5. Marcus solved 2/3 ÷ 1/4 and got 8/3 = 2 2/3. He says 'That can't be right because I started with less than 1.' Is Marcus's math correct? Is his reasoning correct?</w:t>
-      </w:r>
-    </w:p>
-    <w:p>
-      <w:pPr>
-        <w:spacing w:after="40" w:before="0"/>
-      </w:pPr>
-      <w:r>
-        <w:t xml:space="preserve">     A. His math is correct (2 2/3), but his reasoning is wrong — dividing by a small fraction gives a larger result</w:t>
-      </w:r>
-    </w:p>
-    <w:p>
-      <w:pPr>
-        <w:spacing w:after="40" w:before="0"/>
-      </w:pPr>
-      <w:r>
-        <w:t xml:space="preserve">     B. His math and reasoning are both correct — the answer should be less than 1</w:t>
-      </w:r>
-    </w:p>
-    <w:p>
-      <w:pPr>
-        <w:spacing w:after="40" w:before="0"/>
-      </w:pPr>
-      <w:r>
-        <w:t xml:space="preserve">     C. His math is wrong — the answer should be 1/6</w:t>
-      </w:r>
-    </w:p>
-    <w:p>
-      <w:pPr>
-        <w:spacing w:after="40" w:before="0"/>
-      </w:pPr>
-      <w:r>
-        <w:t xml:space="preserve">     D. His math is wrong — the answer should be 8/12</w:t>
-      </w:r>
-    </w:p>
-    <w:p>
-      <w:pPr>
-        <w:spacing w:after="60" w:before="120"/>
-      </w:pPr>
-      <w:r>
-        <w:rPr>
-          <w:color w:val="BBBBBB"/>
-        </w:rPr>
-        <w:t xml:space="preserve">______________________________________________________________________</w:t>
-      </w:r>
-    </w:p>
-    <w:p>
-      <w:pPr>
-        <w:spacing w:after="80" w:before="0"/>
-      </w:pPr>
-      <w:r>
-        <w:rPr>
-          <w:b/>
-          <w:bCs/>
-        </w:rPr>
-        <w:t xml:space="preserve">6. onLevel — Spot the Common Mistake</w:t>
-      </w:r>
-    </w:p>
-    <w:p>
-      <w:pPr>
-        <w:spacing w:after="40" w:before="0"/>
-      </w:pPr>
-      <w:r>
-        <w:t xml:space="preserve">   Step 1 (Problem): A chemist has 3/4 liter of solution. Each test tube holds 1/8 liter. How many test tubes can be filled?</w:t>
-      </w:r>
-    </w:p>
-    <w:p>
-      <w:pPr>
-        <w:spacing w:after="40" w:before="0"/>
-      </w:pPr>
-      <w:r>
-        <w:t xml:space="preserve">   Step 2 (Student's equation): 3/4 ÷ 1/8 = 3/4 × 1/8</w:t>
-      </w:r>
-    </w:p>
-    <w:p>
-      <w:pPr>
-        <w:spacing w:after="40" w:before="0"/>
-      </w:pPr>
-      <w:r>
-        <w:t xml:space="preserve">   Step 3 (Solve): 3/4 × 1/8 = 3/32</w:t>
-      </w:r>
-    </w:p>
-    <w:p>
-      <w:pPr>
-        <w:spacing w:after="40" w:before="0"/>
-      </w:pPr>
-      <w:r>
-        <w:t xml:space="preserve">   Step 4 (Answer): 3/32 of a test tube</w:t>
-      </w:r>
-    </w:p>
-    <w:p>
-      <w:pPr>
-        <w:spacing w:after="60" w:before="0"/>
-      </w:pPr>
-      <w:r>
-        <w:rPr>
-          <w:i/>
-          <w:iCs/>
-        </w:rPr>
-        <w:t xml:space="preserve">Which step has the mistake? Explain and fix it:</w:t>
-      </w:r>
-    </w:p>
-    <w:p>
-      <w:pPr>
-        <w:spacing w:after="60" w:before="120"/>
-      </w:pPr>
-      <w:r>
-        <w:rPr>
-          <w:color w:val="BBBBBB"/>
-        </w:rPr>
-        <w:t xml:space="preserve">______________________________________________________________________</w:t>
-      </w:r>
-    </w:p>
-    <w:p>
-      <w:pPr>
-        <w:spacing w:after="60" w:before="120"/>
-      </w:pPr>
-      <w:r>
-        <w:rPr>
-          <w:color w:val="BBBBBB"/>
-        </w:rPr>
-        <w:t xml:space="preserve">______________________________________________________________________</w:t>
-      </w:r>
-    </w:p>
-    <w:p>
-      <w:pPr>
-        <w:spacing w:after="60" w:before="120"/>
-      </w:pPr>
-      <w:r>
-        <w:rPr>
-          <w:color w:val="BBBBBB"/>
-        </w:rPr>
-        <w:t xml:space="preserve">______________________________________________________________________</w:t>
-      </w:r>
-    </w:p>
-    <w:p>
-      <w:pPr>
-        <w:spacing w:after="80" w:before="0"/>
-      </w:pPr>
-      <w:r>
-        <w:rPr>
-          <w:b/>
-          <w:bCs/>
-        </w:rPr>
-        <w:t xml:space="preserve">7. Room 1 — Evidence Locker: Agent Torres has 7/8 pound of casting clay to lift footprints. Each cast uses 1/8 pound. How many casts can she make to unlock the door?</w:t>
-      </w:r>
-    </w:p>
-    <w:p>
-      <w:pPr>
-        <w:spacing w:after="40" w:before="0"/>
-      </w:pPr>
-      <w:r>
-        <w:t xml:space="preserve">     A. 7</w:t>
-      </w:r>
-    </w:p>
-    <w:p>
-      <w:pPr>
-        <w:spacing w:after="40" w:before="0"/>
-      </w:pPr>
-      <w:r>
-        <w:t xml:space="preserve">     B. 6</w:t>
-      </w:r>
-    </w:p>
-    <w:p>
-      <w:pPr>
-        <w:spacing w:after="40" w:before="0"/>
-      </w:pPr>
-      <w:r>
-        <w:t xml:space="preserve">     C. 8</w:t>
-      </w:r>
-    </w:p>
-    <w:p>
-      <w:pPr>
-        <w:spacing w:after="40" w:before="0"/>
-      </w:pPr>
-      <w:r>
-        <w:t xml:space="preserve">     D. 1/7</w:t>
-      </w:r>
-    </w:p>
-    <w:p>
-      <w:pPr>
-        <w:spacing w:after="60" w:before="120"/>
-      </w:pPr>
-      <w:r>
-        <w:rPr>
-          <w:color w:val="BBBBBB"/>
-        </w:rPr>
-        <w:t xml:space="preserve">______________________________________________________________________</w:t>
-      </w:r>
-    </w:p>
-    <w:p>
-      <w:pPr>
-        <w:spacing w:after="80" w:before="0"/>
-      </w:pPr>
-      <w:r>
-        <w:rPr>
-          <w:b/>
-          <w:bCs/>
-        </w:rPr>
-        <w:t xml:space="preserve">8. Room 2 — Surveillance Map: A suspect's trail is 5/6 of a mile. Hidden checkpoints are spaced every 1/6 of a mile. How many checkpoints are on the trail?</w:t>
-      </w:r>
-    </w:p>
-    <w:p>
-      <w:pPr>
-        <w:spacing w:after="40" w:before="0"/>
-      </w:pPr>
-      <w:r>
-        <w:t xml:space="preserve">     A. 5</w:t>
-      </w:r>
-    </w:p>
-    <w:p>
-      <w:pPr>
-        <w:spacing w:after="40" w:before="0"/>
-      </w:pPr>
-      <w:r>
-        <w:t xml:space="preserve">     B. 6</w:t>
-      </w:r>
-    </w:p>
-    <w:p>
-      <w:pPr>
-        <w:spacing w:after="40" w:before="0"/>
-      </w:pPr>
-      <w:r>
-        <w:t xml:space="preserve">     C. 1/5</w:t>
-      </w:r>
-    </w:p>
-    <w:p>
-      <w:pPr>
-        <w:spacing w:after="40" w:before="0"/>
-      </w:pPr>
-      <w:r>
-        <w:t xml:space="preserve">     D. 4</w:t>
-      </w:r>
-    </w:p>
-    <w:p>
-      <w:pPr>
-        <w:spacing w:after="60" w:before="120"/>
-      </w:pPr>
-      <w:r>
-        <w:rPr>
-          <w:color w:val="BBBBBB"/>
-        </w:rPr>
-        <w:t xml:space="preserve">______________________________________________________________________</w:t>
-      </w:r>
-    </w:p>
-    <w:p>
-      <w:pPr>
-        <w:spacing w:after="80" w:before="0"/>
-      </w:pPr>
-      <w:r>
-        <w:rPr>
-          <w:b/>
-          <w:bCs/>
-        </w:rPr>
-        <w:t xml:space="preserve">9. Room 3 — Sort the Clues: Each safe opens only if you pick the clues that need fraction DIVISION. Sort each clue into the correct lock.</w:t>
-      </w:r>
-    </w:p>
-    <w:p>
-      <w:pPr>
-        <w:spacing w:after="80" w:before="0"/>
-      </w:pPr>
-      <w:r>
-        <w:rPr>
-          <w:i/>
-          <w:iCs/>
-        </w:rPr>
-        <w:t xml:space="preserve">Groups: Needs Division (how many groups fit?)   |   Needs Multiplication (a part of an amount)</w:t>
-      </w:r>
-    </w:p>
-    <w:p>
-      <w:pPr>
-        <w:spacing w:after="40" w:before="0"/>
-      </w:pPr>
-      <w:r>
-        <w:t xml:space="preserve">   • A roll of crime-scene tape is 3/5 mile long, cut into 1/10-mile strips. How many strips? (3/5 ÷ 1/10)   → __________________</w:t>
-      </w:r>
-    </w:p>
-    <w:p>
-      <w:pPr>
-        <w:spacing w:after="40" w:before="0"/>
-      </w:pPr>
-      <w:r>
-        <w:t xml:space="preserve">   • A footprint trail is 2/3 mile long with markers every 1/12 mile. How many markers? (2/3 ÷ 1/12)   → __________________</w:t>
-      </w:r>
-    </w:p>
-    <w:p>
-      <w:pPr>
-        <w:spacing w:after="40" w:before="0"/>
-      </w:pPr>
-      <w:r>
-        <w:t xml:space="preserve">   • Each evidence bag weighs 1/4 pound. The detective grabs 4 bags. What is the total weight? (1/4 × 4)   → __________________</w:t>
-      </w:r>
-    </w:p>
-    <w:p>
-      <w:pPr>
-        <w:spacing w:after="40" w:before="0"/>
-      </w:pPr>
-      <w:r>
-        <w:t xml:space="preserve">   • A report is 3/8 page long. Torres reads half of it. How much did she read? (3/8 × 1/2)   → __________________</w:t>
-      </w:r>
-    </w:p>
-    <w:p>
-      <w:pPr>
-        <w:spacing w:after="60" w:before="120"/>
-      </w:pPr>
-      <w:r>
-        <w:rPr>
-          <w:color w:val="BBBBBB"/>
-        </w:rPr>
-        <w:t xml:space="preserve">______________________________________________________________________</w:t>
-      </w:r>
-    </w:p>
-    <w:p>
-      <w:pPr>
-        <w:spacing w:after="80" w:before="0"/>
-      </w:pPr>
-      <w:r>
-        <w:rPr>
-          <w:b/>
-          <w:bCs/>
-        </w:rPr>
-        <w:t xml:space="preserve">10. Room 4 — Match the Lock: Drag each word problem to the division equation that unlocks it.</w:t>
+        <w:t xml:space="preserve">4. Match each distribution shape to how its mean and median compare.</w:t>
       </w:r>
     </w:p>
     <w:tbl>
@@ -1246,7 +740,7 @@
           </w:tcPr>
           <w:p>
             <w:r>
-              <w:t xml:space="preserve">____  A 4/5-yard cord is cut into 1/10-yard fuses for the alarm.</w:t>
+              <w:t xml:space="preserve">____  Symmetric</w:t>
             </w:r>
           </w:p>
         </w:tc>
@@ -1256,7 +750,7 @@
           </w:tcPr>
           <w:p>
             <w:r>
-              <w:t xml:space="preserve">D. 5/6 ÷ 1/12 = 10</w:t>
+              <w:t xml:space="preserve">C. Mean &lt; Median — use the median (low tail pulls the mean down)</w:t>
             </w:r>
           </w:p>
         </w:tc>
@@ -1268,7 +762,7 @@
           </w:tcPr>
           <w:p>
             <w:r>
-              <w:t xml:space="preserve">____  A 1/2-gallon jug of luminol is poured into 1/8-gallon sprayers.</w:t>
+              <w:t xml:space="preserve">____  Skewed Right</w:t>
             </w:r>
           </w:p>
         </w:tc>
@@ -1278,7 +772,7 @@
           </w:tcPr>
           <w:p>
             <w:r>
-              <w:t xml:space="preserve">C. 3/4 ÷ 3/8 = 2</w:t>
+              <w:t xml:space="preserve">B. Mean &gt; Median — use the median (high tail pulls the mean up)</w:t>
             </w:r>
           </w:p>
         </w:tc>
@@ -1290,7 +784,7 @@
           </w:tcPr>
           <w:p>
             <w:r>
-              <w:t xml:space="preserve">____  A 3/4-mile escape route is split into 3/8-mile sprints.</w:t>
+              <w:t xml:space="preserve">____  Skewed Left</w:t>
             </w:r>
           </w:p>
         </w:tc>
@@ -1300,7 +794,381 @@
           </w:tcPr>
           <w:p>
             <w:r>
-              <w:t xml:space="preserve">B. 1/2 ÷ 1/8 = 4</w:t>
+              <w:t xml:space="preserve">A. Mean ≈ Median — use either (mean is fine)</w:t>
+            </w:r>
+          </w:p>
+        </w:tc>
+      </w:tr>
+    </w:tbl>
+    <w:p>
+      <w:pPr>
+        <w:spacing w:after="60" w:before="120"/>
+      </w:pPr>
+      <w:r>
+        <w:rPr>
+          <w:color w:val="BBBBBB"/>
+        </w:rPr>
+        <w:t xml:space="preserve">______________________________________________________________________</w:t>
+      </w:r>
+    </w:p>
+    <w:p>
+      <w:pPr>
+        <w:spacing w:after="80" w:before="0"/>
+      </w:pPr>
+      <w:r>
+        <w:rPr>
+          <w:b/>
+          <w:bCs/>
+        </w:rPr>
+        <w:t xml:space="preserve">5. For each data set, decide: is it symmetric, skewed right, or skewed left?</w:t>
+      </w:r>
+    </w:p>
+    <w:p>
+      <w:pPr>
+        <w:spacing w:after="80" w:before="0"/>
+      </w:pPr>
+      <w:r>
+        <w:rPr>
+          <w:i/>
+          <w:iCs/>
+        </w:rPr>
+        <w:t xml:space="preserve">Groups: Symmetric   |   Skewed Right   |   Skewed Left</w:t>
+      </w:r>
+    </w:p>
+    <w:p>
+      <w:pPr>
+        <w:spacing w:after="60" w:before="120"/>
+      </w:pPr>
+      <w:r>
+        <w:rPr>
+          <w:color w:val="BBBBBB"/>
+        </w:rPr>
+        <w:t xml:space="preserve">______________________________________________________________________</w:t>
+      </w:r>
+    </w:p>
+    <w:p>
+      <w:pPr>
+        <w:spacing w:after="80" w:before="0"/>
+      </w:pPr>
+      <w:r>
+        <w:rPr>
+          <w:b/>
+          <w:bCs/>
+        </w:rPr>
+        <w:t xml:space="preserve">6. onLevel — Spot the Common Mistake</w:t>
+      </w:r>
+    </w:p>
+    <w:p>
+      <w:pPr>
+        <w:spacing w:after="40" w:before="0"/>
+      </w:pPr>
+      <w:r>
+        <w:t xml:space="preserve">   Step 1 (Data): Player salaries (millions): 1, 1, 2, 2, 2, 3, 3, 40.</w:t>
+      </w:r>
+    </w:p>
+    <w:p>
+      <w:pPr>
+        <w:spacing w:after="40" w:before="0"/>
+      </w:pPr>
+      <w:r>
+        <w:t xml:space="preserve">   Step 2 (Shape): Most salaries cluster at 1–3 million with one value way out at 40 million, so the distribution is skewed right. ✓</w:t>
+      </w:r>
+    </w:p>
+    <w:p>
+      <w:pPr>
+        <w:spacing w:after="40" w:before="0"/>
+      </w:pPr>
+      <w:r>
+        <w:t xml:space="preserve">   Step 3 (Best measure): The student picks the MEAN to describe a typical salary because the shape is skewed right.</w:t>
+      </w:r>
+    </w:p>
+    <w:p>
+      <w:pPr>
+        <w:spacing w:after="60" w:before="0"/>
+      </w:pPr>
+      <w:r>
+        <w:rPr>
+          <w:i/>
+          <w:iCs/>
+        </w:rPr>
+        <w:t xml:space="preserve">Which step has the mistake? Explain and fix it:</w:t>
+      </w:r>
+    </w:p>
+    <w:p>
+      <w:pPr>
+        <w:spacing w:after="60" w:before="120"/>
+      </w:pPr>
+      <w:r>
+        <w:rPr>
+          <w:color w:val="BBBBBB"/>
+        </w:rPr>
+        <w:t xml:space="preserve">______________________________________________________________________</w:t>
+      </w:r>
+    </w:p>
+    <w:p>
+      <w:pPr>
+        <w:spacing w:after="60" w:before="120"/>
+      </w:pPr>
+      <w:r>
+        <w:rPr>
+          <w:color w:val="BBBBBB"/>
+        </w:rPr>
+        <w:t xml:space="preserve">______________________________________________________________________</w:t>
+      </w:r>
+    </w:p>
+    <w:p>
+      <w:pPr>
+        <w:spacing w:after="60" w:before="120"/>
+      </w:pPr>
+      <w:r>
+        <w:rPr>
+          <w:color w:val="BBBBBB"/>
+        </w:rPr>
+        <w:t xml:space="preserve">______________________________________________________________________</w:t>
+      </w:r>
+    </w:p>
+    <w:p>
+      <w:pPr>
+        <w:spacing w:after="80" w:before="0"/>
+      </w:pPr>
+      <w:r>
+        <w:rPr>
+          <w:b/>
+          <w:bCs/>
+        </w:rPr>
+        <w:t xml:space="preserve">7. Display 1: A histogram of points-per-game has a few short bars stretching out to the high-scoring side, with a long tail of high values on the right. What shape is this distribution?</w:t>
+      </w:r>
+    </w:p>
+    <w:p>
+      <w:pPr>
+        <w:spacing w:after="40" w:before="0"/>
+      </w:pPr>
+      <w:r>
+        <w:t xml:space="preserve">     A. Skewed right</w:t>
+      </w:r>
+    </w:p>
+    <w:p>
+      <w:pPr>
+        <w:spacing w:after="40" w:before="0"/>
+      </w:pPr>
+      <w:r>
+        <w:t xml:space="preserve">     B. Skewed left</w:t>
+      </w:r>
+    </w:p>
+    <w:p>
+      <w:pPr>
+        <w:spacing w:after="40" w:before="0"/>
+      </w:pPr>
+      <w:r>
+        <w:t xml:space="preserve">     C. Symmetric</w:t>
+      </w:r>
+    </w:p>
+    <w:p>
+      <w:pPr>
+        <w:spacing w:after="40" w:before="0"/>
+      </w:pPr>
+      <w:r>
+        <w:t xml:space="preserve">     D. Uniform</w:t>
+      </w:r>
+    </w:p>
+    <w:p>
+      <w:pPr>
+        <w:spacing w:after="60" w:before="120"/>
+      </w:pPr>
+      <w:r>
+        <w:rPr>
+          <w:color w:val="BBBBBB"/>
+        </w:rPr>
+        <w:t xml:space="preserve">______________________________________________________________________</w:t>
+      </w:r>
+    </w:p>
+    <w:p>
+      <w:pPr>
+        <w:spacing w:after="80" w:before="0"/>
+      </w:pPr>
+      <w:r>
+        <w:rPr>
+          <w:b/>
+          <w:bCs/>
+        </w:rPr>
+        <w:t xml:space="preserve">8. Display 2: A dot plot of starting players' heights has one clear peak in the middle, with roughly even sides falling away from that peak. What shape best describes this distribution?</w:t>
+      </w:r>
+    </w:p>
+    <w:p>
+      <w:pPr>
+        <w:spacing w:after="40" w:before="0"/>
+      </w:pPr>
+      <w:r>
+        <w:t xml:space="preserve">     A. Symmetric with one cluster around the peak</w:t>
+      </w:r>
+    </w:p>
+    <w:p>
+      <w:pPr>
+        <w:spacing w:after="40" w:before="0"/>
+      </w:pPr>
+      <w:r>
+        <w:t xml:space="preserve">     B. Skewed right</w:t>
+      </w:r>
+    </w:p>
+    <w:p>
+      <w:pPr>
+        <w:spacing w:after="40" w:before="0"/>
+      </w:pPr>
+      <w:r>
+        <w:t xml:space="preserve">     C. Skewed left</w:t>
+      </w:r>
+    </w:p>
+    <w:p>
+      <w:pPr>
+        <w:spacing w:after="40" w:before="0"/>
+      </w:pPr>
+      <w:r>
+        <w:t xml:space="preserve">     D. Has a large gap</w:t>
+      </w:r>
+    </w:p>
+    <w:p>
+      <w:pPr>
+        <w:spacing w:after="60" w:before="120"/>
+      </w:pPr>
+      <w:r>
+        <w:rPr>
+          <w:color w:val="BBBBBB"/>
+        </w:rPr>
+        <w:t xml:space="preserve">______________________________________________________________________</w:t>
+      </w:r>
+    </w:p>
+    <w:p>
+      <w:pPr>
+        <w:spacing w:after="80" w:before="0"/>
+      </w:pPr>
+      <w:r>
+        <w:rPr>
+          <w:b/>
+          <w:bCs/>
+        </w:rPr>
+        <w:t xml:space="preserve">9. Sort each described sports display into the shape feature it shows best.</w:t>
+      </w:r>
+    </w:p>
+    <w:p>
+      <w:pPr>
+        <w:spacing w:after="80" w:before="0"/>
+      </w:pPr>
+      <w:r>
+        <w:rPr>
+          <w:i/>
+          <w:iCs/>
+        </w:rPr>
+        <w:t xml:space="preserve">Groups: Symmetric   |   Skewed Right   |   Skewed Left   |   Has a Gap   |   Has a Cluster</w:t>
+      </w:r>
+    </w:p>
+    <w:p>
+      <w:pPr>
+        <w:spacing w:after="40" w:before="0"/>
+      </w:pPr>
+      <w:r>
+        <w:t xml:space="preserve">   • Goals per game: one peak at 1 goal, an even rise and fall on both sides   → __________________</w:t>
+      </w:r>
+    </w:p>
+    <w:p>
+      <w:pPr>
+        <w:spacing w:after="40" w:before="0"/>
+      </w:pPr>
+      <w:r>
+        <w:t xml:space="preserve">   • Coach experience (years): most coaches at 1-5 years, a long tail out to 30+ years   → __________________</w:t>
+      </w:r>
+    </w:p>
+    <w:p>
+      <w:pPr>
+        <w:spacing w:after="40" w:before="0"/>
+      </w:pPr>
+      <w:r>
+        <w:t xml:space="preserve">   • Veteran kickers' field-goal %: most near 90%, a long tail down to a few near 40%   → __________________</w:t>
+      </w:r>
+    </w:p>
+    <w:p>
+      <w:pPr>
+        <w:spacing w:after="40" w:before="0"/>
+      </w:pPr>
+      <w:r>
+        <w:t xml:space="preserve">   • Race times: a group at 12s, nothing from 13-19s, then a group at 20s   → __________________</w:t>
+      </w:r>
+    </w:p>
+    <w:p>
+      <w:pPr>
+        <w:spacing w:after="40" w:before="0"/>
+      </w:pPr>
+      <w:r>
+        <w:t xml:space="preserve">   • Jersey numbers: most players bunched tightly between 20 and 29   → __________________</w:t>
+      </w:r>
+    </w:p>
+    <w:p>
+      <w:pPr>
+        <w:spacing w:after="60" w:before="120"/>
+      </w:pPr>
+      <w:r>
+        <w:rPr>
+          <w:color w:val="BBBBBB"/>
+        </w:rPr>
+        <w:t xml:space="preserve">______________________________________________________________________</w:t>
+      </w:r>
+    </w:p>
+    <w:p>
+      <w:pPr>
+        <w:spacing w:after="80" w:before="0"/>
+      </w:pPr>
+      <w:r>
+        <w:rPr>
+          <w:b/>
+          <w:bCs/>
+        </w:rPr>
+        <w:t xml:space="preserve">10. Display 4: Match each feature you spot in a data display to the term that names it.</w:t>
+      </w:r>
+    </w:p>
+    <w:tbl>
+      <w:tblPr>
+        <w:tblW w:type="pct" w:w="100%"/>
+        <w:tblBorders>
+          <w:top w:val="single" w:color="auto" w:sz="4"/>
+          <w:left w:val="single" w:color="auto" w:sz="4"/>
+          <w:bottom w:val="single" w:color="auto" w:sz="4"/>
+          <w:right w:val="single" w:color="auto" w:sz="4"/>
+          <w:insideH w:val="single" w:color="auto" w:sz="4"/>
+          <w:insideV w:val="single" w:color="auto" w:sz="4"/>
+        </w:tblBorders>
+      </w:tblPr>
+      <w:tblGrid>
+        <w:gridCol w:w="100"/>
+        <w:gridCol w:w="100"/>
+      </w:tblGrid>
+      <w:tr>
+        <w:trPr>
+          <w:tblHeader/>
+        </w:trPr>
+        <w:tc>
+          <w:tcPr>
+            <w:tcW w:type="pct" w:w="50%"/>
+          </w:tcPr>
+          <w:p>
+            <w:r>
+              <w:rPr>
+                <w:b/>
+                <w:bCs/>
+              </w:rPr>
+              <w:t xml:space="preserve">Item</w:t>
+            </w:r>
+          </w:p>
+        </w:tc>
+        <w:tc>
+          <w:tcPr>
+            <w:tcW w:type="pct" w:w="50%"/>
+          </w:tcPr>
+          <w:p>
+            <w:r>
+              <w:rPr>
+                <w:b/>
+                <w:bCs/>
+              </w:rPr>
+              <w:t xml:space="preserve">Answer choices</w:t>
             </w:r>
           </w:p>
         </w:tc>
@@ -1312,7 +1180,7 @@
           </w:tcPr>
           <w:p>
             <w:r>
-              <w:t xml:space="preserve">____  A 5/6-liter sample is divided into 1/12-liter test tubes.</w:t>
+              <w:t xml:space="preserve">____  The tallest point of the display where data piles up</w:t>
             </w:r>
           </w:p>
         </w:tc>
@@ -1322,7 +1190,73 @@
           </w:tcPr>
           <w:p>
             <w:r>
-              <w:t xml:space="preserve">A. 4/5 ÷ 1/10 = 8</w:t>
+              <w:t xml:space="preserve">D. Tail</w:t>
+            </w:r>
+          </w:p>
+        </w:tc>
+      </w:tr>
+      <w:tr>
+        <w:tc>
+          <w:tcPr>
+            <w:tcW w:type="pct" w:w="50%"/>
+          </w:tcPr>
+          <w:p>
+            <w:r>
+              <w:t xml:space="preserve">____  An empty interval with no data values between two groups</w:t>
+            </w:r>
+          </w:p>
+        </w:tc>
+        <w:tc>
+          <w:tcPr>
+            <w:tcW w:type="pct" w:w="50%"/>
+          </w:tcPr>
+          <w:p>
+            <w:r>
+              <w:t xml:space="preserve">C. Cluster</w:t>
+            </w:r>
+          </w:p>
+        </w:tc>
+      </w:tr>
+      <w:tr>
+        <w:tc>
+          <w:tcPr>
+            <w:tcW w:type="pct" w:w="50%"/>
+          </w:tcPr>
+          <w:p>
+            <w:r>
+              <w:t xml:space="preserve">____  A group of values bunched close together</w:t>
+            </w:r>
+          </w:p>
+        </w:tc>
+        <w:tc>
+          <w:tcPr>
+            <w:tcW w:type="pct" w:w="50%"/>
+          </w:tcPr>
+          <w:p>
+            <w:r>
+              <w:t xml:space="preserve">B. Gap</w:t>
+            </w:r>
+          </w:p>
+        </w:tc>
+      </w:tr>
+      <w:tr>
+        <w:tc>
+          <w:tcPr>
+            <w:tcW w:type="pct" w:w="50%"/>
+          </w:tcPr>
+          <w:p>
+            <w:r>
+              <w:t xml:space="preserve">____  A long stretch of low bars trailing off to one side</w:t>
+            </w:r>
+          </w:p>
+        </w:tc>
+        <w:tc>
+          <w:tcPr>
+            <w:tcW w:type="pct" w:w="50%"/>
+          </w:tcPr>
+          <w:p>
+            <w:r>
+              <w:t xml:space="preserve">A. Peak</w:t>
             </w:r>
           </w:p>
         </w:tc>
@@ -1366,7 +1300,7 @@
           <w:b/>
           <w:bCs/>
         </w:rPr>
-        <w:t xml:space="preserve">1. A. 4/5 ÷ 1/10</w:t>
+        <w:t xml:space="preserve">1. A. Skewed right</w:t>
       </w:r>
     </w:p>
     <w:p>
@@ -1374,7 +1308,7 @@
         <w:spacing w:after="20" w:before="0"/>
       </w:pPr>
       <w:r>
-        <w:t xml:space="preserve">     The total (4/5 yard) is divided into groups of 1/10 yard each. The equation is 4/5 ÷ 1/10 = 4/5 × 10/1 = 40/5 = 8 bows.</w:t>
+        <w:t xml:space="preserve">     Most data is on the left (younger ages) with a tail stretching right (older ages). This is skewed right.</w:t>
       </w:r>
     </w:p>
     <w:p>
@@ -1386,19 +1320,19 @@
           <w:i/>
           <w:iCs/>
         </w:rPr>
-        <w:t xml:space="preserve">     Watch for: A common mistake in Fraction Division Problem Solving is reversing which fraction is the dividend and which is the divisor when setting up the equation from a word problem. For example: a pitcher holds 3/4 cup of punch, and each serving is 1/8 cup — how many servings? The correct setup is total ÷ group size = 3/4 ÷ 1/8 = 3/4 × 8/1 = 24/4 = 6 servings. A student who reverses the setup calculates 1/8 ÷ 3/4 = 1/8 × 4/3 = 4/24 = 1/6, an answer smaller than 1 that can't possibly be a serving count. Before you submit, check: does my answer make sense as a NUMBER OF GROUPS? If the setup gives a fraction less than 1 for a 'how many' question, you likely swapped the dividend and divisor.</w:t>
-      </w:r>
-    </w:p>
-    <w:p>
-      <w:pPr>
-        <w:spacing w:after="40" w:before="0"/>
-      </w:pPr>
-      <w:r>
-        <w:rPr>
-          <w:b/>
-          <w:bCs/>
-        </w:rPr>
-        <w:t xml:space="preserve">2. A. 4</w:t>
+        <w:t xml:space="preserve">     Watch for: A common mistake in Shape of Data Distributions is naming the skew by looking at where the TALLEST bar (the peak) sits, instead of looking at which way the TAIL stretches. For example, given bar heights 8, 5, 3, 1 (tall on the left, trailing off to the right), students often say "skewed left" because the peak is on the left — but the correct name is skewed right, because skew is always named for the direction the tail points, not the peak.</w:t>
+      </w:r>
+    </w:p>
+    <w:p>
+      <w:pPr>
+        <w:spacing w:after="40" w:before="0"/>
+      </w:pPr>
+      <w:r>
+        <w:rPr>
+          <w:b/>
+          <w:bCs/>
+        </w:rPr>
+        <w:t xml:space="preserve">2. A. They are approximately equal</w:t>
       </w:r>
     </w:p>
     <w:p>
@@ -1406,7 +1340,7 @@
         <w:spacing w:after="20" w:before="0"/>
       </w:pPr>
       <w:r>
-        <w:t xml:space="preserve">     1/2 ÷ 1/8 = 1/2 × 8/1 = 8/2 = 4 tests.</w:t>
+        <w:t xml:space="preserve">     In a symmetric distribution, the mean and median are approximately equal because the data is balanced on both sides.</w:t>
       </w:r>
     </w:p>
     <w:p>
@@ -1418,47 +1352,19 @@
           <w:i/>
           <w:iCs/>
         </w:rPr>
-        <w:t xml:space="preserve">     Watch for: A common mistake in Fraction Division Problem Solving is reversing which fraction is the dividend and which is the divisor when setting up the equation from a word problem. For example: a pitcher holds 3/4 cup of punch, and each serving is 1/8 cup — how many servings? The correct setup is total ÷ group size = 3/4 ÷ 1/8 = 3/4 × 8/1 = 24/4 = 6 servings. A student who reverses the setup calculates 1/8 ÷ 3/4 = 1/8 × 4/3 = 4/24 = 1/6, an answer smaller than 1 that can't possibly be a serving count. Before you submit, check: does my answer make sense as a NUMBER OF GROUPS? If the setup gives a fraction less than 1 for a 'how many' question, you likely swapped the dividend and divisor.</w:t>
-      </w:r>
-    </w:p>
-    <w:p>
-      <w:pPr>
-        <w:spacing w:after="40" w:before="0"/>
-      </w:pPr>
-      <w:r>
-        <w:rPr>
-          <w:b/>
-          <w:bCs/>
-        </w:rPr>
-        <w:t xml:space="preserve">3. Solve each word problem by writing and solving an equation.</w:t>
-      </w:r>
-    </w:p>
-    <w:p>
-      <w:pPr>
-        <w:spacing w:after="40" w:before="0"/>
-      </w:pPr>
-      <w:r>
-        <w:t xml:space="preserve">     (See completed table.)</w:t>
-      </w:r>
-    </w:p>
-    <w:p>
-      <w:pPr>
-        <w:spacing w:after="40" w:before="0"/>
-      </w:pPr>
-      <w:r>
-        <w:t xml:space="preserve"/>
-      </w:r>
-    </w:p>
-    <w:p>
-      <w:pPr>
-        <w:spacing w:after="40" w:before="0"/>
-      </w:pPr>
-      <w:r>
-        <w:rPr>
-          <w:b/>
-          <w:bCs/>
-        </w:rPr>
-        <w:t xml:space="preserve">4. Correct groups:</w:t>
+        <w:t xml:space="preserve">     Watch for: A common mistake in Shape of Data Distributions is naming the skew by looking at where the TALLEST bar (the peak) sits, instead of looking at which way the TAIL stretches. For example, given bar heights 8, 5, 3, 1 (tall on the left, trailing off to the right), students often say "skewed left" because the peak is on the left — but the correct name is skewed right, because skew is always named for the direction the tail points, not the peak.</w:t>
+      </w:r>
+    </w:p>
+    <w:p>
+      <w:pPr>
+        <w:spacing w:after="40" w:before="0"/>
+      </w:pPr>
+      <w:r>
+        <w:rPr>
+          <w:b/>
+          <w:bCs/>
+        </w:rPr>
+        <w:t xml:space="preserve">3. A. Skewed right — most values at the low end with a tail to the right</w:t>
       </w:r>
     </w:p>
     <w:p>
@@ -1466,75 +1372,7 @@
         <w:spacing w:after="20" w:before="0"/>
       </w:pPr>
       <w:r>
-        <w:t xml:space="preserve">     A tank has 5/6 gallon. Each bucket holds 1/3 gallon. → 5/6 ÷ 1/3 = 2 1/2 buckets → Correct Equation and Solution</w:t>
-      </w:r>
-    </w:p>
-    <w:p>
-      <w:pPr>
-        <w:spacing w:after="20" w:before="0"/>
-      </w:pPr>
-      <w:r>
-        <w:t xml:space="preserve">     A pipe is 2/3 foot long. Each piece is 1/6 foot. → 2/3 ÷ 1/6 = 4 pieces → Correct Equation and Solution</w:t>
-      </w:r>
-    </w:p>
-    <w:p>
-      <w:pPr>
-        <w:spacing w:after="20" w:before="0"/>
-      </w:pPr>
-      <w:r>
-        <w:t xml:space="preserve">     A bag has 3/4 lb. Each scoop is 1/8 lb. → 3/4 ÷ 1/8 = 6 scoops → Correct Equation and Solution</w:t>
-      </w:r>
-    </w:p>
-    <w:p>
-      <w:pPr>
-        <w:spacing w:after="20" w:before="0"/>
-      </w:pPr>
-      <w:r>
-        <w:t xml:space="preserve">     A rope is 1/2 yard. Each section is 1/4 yard. → 1/4 ÷ 1/2 = 1/2 section → Incorrect Equation or Solution</w:t>
-      </w:r>
-    </w:p>
-    <w:p>
-      <w:pPr>
-        <w:spacing w:after="20" w:before="0"/>
-      </w:pPr>
-      <w:r>
-        <w:t xml:space="preserve">     A jug has 4/5 liter. Each cup is 2/5 liter. → 4/5 × 2/5 = 8/25 cups → Incorrect Equation or Solution</w:t>
-      </w:r>
-    </w:p>
-    <w:p>
-      <w:pPr>
-        <w:spacing w:after="20" w:before="0"/>
-      </w:pPr>
-      <w:r>
-        <w:t xml:space="preserve">     A shelf is 7/8 foot. Each book is 1/4 foot. → 7/8 ÷ 1/4 = 7/32 books → Incorrect Equation or Solution</w:t>
-      </w:r>
-    </w:p>
-    <w:p>
-      <w:pPr>
-        <w:spacing w:after="40" w:before="0"/>
-      </w:pPr>
-      <w:r>
-        <w:t xml:space="preserve"/>
-      </w:r>
-    </w:p>
-    <w:p>
-      <w:pPr>
-        <w:spacing w:after="40" w:before="0"/>
-      </w:pPr>
-      <w:r>
-        <w:rPr>
-          <w:b/>
-          <w:bCs/>
-        </w:rPr>
-        <w:t xml:space="preserve">5. A. His math is correct (2 2/3), but his reasoning is wrong — dividing by a small fraction gives a larger result</w:t>
-      </w:r>
-    </w:p>
-    <w:p>
-      <w:pPr>
-        <w:spacing w:after="20" w:before="0"/>
-      </w:pPr>
-      <w:r>
-        <w:t xml:space="preserve">     2/3 ÷ 1/4 = 2/3 × 4/1 = 8/3 = 2 2/3. This IS correct. When you divide by a number less than 1, the quotient is greater than the dividend.</w:t>
+        <w:t xml:space="preserve">     The data peaks at 0–1 goals and tails off toward 4. Most data is on the left with fewer values stretching right — this is skewed right.</w:t>
       </w:r>
     </w:p>
     <w:p>
@@ -1546,7 +1384,71 @@
           <w:i/>
           <w:iCs/>
         </w:rPr>
-        <w:t xml:space="preserve">     Watch for: A common mistake in Fraction Division Problem Solving is reversing which fraction is the dividend and which is the divisor when setting up the equation from a word problem. For example: a pitcher holds 3/4 cup of punch, and each serving is 1/8 cup — how many servings? The correct setup is total ÷ group size = 3/4 ÷ 1/8 = 3/4 × 8/1 = 24/4 = 6 servings. A student who reverses the setup calculates 1/8 ÷ 3/4 = 1/8 × 4/3 = 4/24 = 1/6, an answer smaller than 1 that can't possibly be a serving count. Before you submit, check: does my answer make sense as a NUMBER OF GROUPS? If the setup gives a fraction less than 1 for a 'how many' question, you likely swapped the dividend and divisor.</w:t>
+        <w:t xml:space="preserve">     Watch for: A common mistake in Shape of Data Distributions is naming the skew by looking at where the TALLEST bar (the peak) sits, instead of looking at which way the TAIL stretches. For example, given bar heights 8, 5, 3, 1 (tall on the left, trailing off to the right), students often say "skewed left" because the peak is on the left — but the correct name is skewed right, because skew is always named for the direction the tail points, not the peak.</w:t>
+      </w:r>
+    </w:p>
+    <w:p>
+      <w:pPr>
+        <w:spacing w:after="40" w:before="0"/>
+      </w:pPr>
+      <w:r>
+        <w:rPr>
+          <w:b/>
+          <w:bCs/>
+        </w:rPr>
+        <w:t xml:space="preserve">4. Matches:</w:t>
+      </w:r>
+    </w:p>
+    <w:p>
+      <w:pPr>
+        <w:spacing w:after="20" w:before="0"/>
+      </w:pPr>
+      <w:r>
+        <w:t xml:space="preserve">     Symmetric → Mean ≈ Median — use either (mean is fine)</w:t>
+      </w:r>
+    </w:p>
+    <w:p>
+      <w:pPr>
+        <w:spacing w:after="20" w:before="0"/>
+      </w:pPr>
+      <w:r>
+        <w:t xml:space="preserve">     Skewed Right → Mean &gt; Median — use the median (high tail pulls the mean up)</w:t>
+      </w:r>
+    </w:p>
+    <w:p>
+      <w:pPr>
+        <w:spacing w:after="20" w:before="0"/>
+      </w:pPr>
+      <w:r>
+        <w:t xml:space="preserve">     Skewed Left → Mean &lt; Median — use the median (low tail pulls the mean down)</w:t>
+      </w:r>
+    </w:p>
+    <w:p>
+      <w:pPr>
+        <w:spacing w:after="40" w:before="0"/>
+      </w:pPr>
+      <w:r>
+        <w:t xml:space="preserve"/>
+      </w:r>
+    </w:p>
+    <w:p>
+      <w:pPr>
+        <w:spacing w:after="40" w:before="0"/>
+      </w:pPr>
+      <w:r>
+        <w:rPr>
+          <w:b/>
+          <w:bCs/>
+        </w:rPr>
+        <w:t xml:space="preserve">5. Correct groups:</w:t>
+      </w:r>
+    </w:p>
+    <w:p>
+      <w:pPr>
+        <w:spacing w:after="40" w:before="0"/>
+      </w:pPr>
+      <w:r>
+        <w:t xml:space="preserve"/>
       </w:r>
     </w:p>
     <w:p>
@@ -1566,7 +1468,7 @@
         <w:spacing w:after="20" w:before="0"/>
       </w:pPr>
       <w:r>
-        <w:t xml:space="preserve">     The mistake is in Step 2.</w:t>
+        <w:t xml:space="preserve">     The mistake is in Step 3.</w:t>
       </w:r>
     </w:p>
     <w:p>
@@ -1574,19 +1476,19 @@
         <w:spacing w:after="20" w:before="0"/>
       </w:pPr>
       <w:r>
-        <w:t xml:space="preserve">     Correct work: The student set up the division correctly but forgot to flip the divisor. Keep, Change, Flip means multiply by the reciprocal of 1/8, which is 8/1: 3/4 ÷ 1/8 = 3/4 × 8/1 = 24/4 = 6 test tubes. Check: 6 × 1/8 = 6/8 = 3/4.</w:t>
-      </w:r>
-    </w:p>
-    <w:p>
-      <w:pPr>
-        <w:spacing w:after="40" w:before="0"/>
-      </w:pPr>
-      <w:r>
-        <w:rPr>
-          <w:b/>
-          <w:bCs/>
-        </w:rPr>
-        <w:t xml:space="preserve">7. A. 7</w:t>
+        <w:t xml:space="preserve">     Correct work: The shape is correct (skewed right), but the MEDIAN — not the mean — is the better measure for skewed data. The single 40-million salary is an extreme value in the right tail that pulls the mean up to about 6.75 million, far above what most players earn. The median is 2 million, which truly represents a typical salary. Use the median whenever data is skewed.</w:t>
+      </w:r>
+    </w:p>
+    <w:p>
+      <w:pPr>
+        <w:spacing w:after="40" w:before="0"/>
+      </w:pPr>
+      <w:r>
+        <w:rPr>
+          <w:b/>
+          <w:bCs/>
+        </w:rPr>
+        <w:t xml:space="preserve">7. A. Skewed right</w:t>
       </w:r>
     </w:p>
     <w:p>
@@ -1594,7 +1496,7 @@
         <w:spacing w:after="20" w:before="0"/>
       </w:pPr>
       <w:r>
-        <w:t xml:space="preserve">     The total (7/8 lb) is the dividend and each cast (1/8 lb) is the divisor: 7/8 ÷ 1/8 = 7/8 × 8/1 = 56/8 = 7 casts.</w:t>
+        <w:t xml:space="preserve">     A tail of high values stretching to the right means the distribution is skewed right. The skew is named for the tail's direction.</w:t>
       </w:r>
     </w:p>
     <w:p>
@@ -1606,19 +1508,19 @@
           <w:i/>
           <w:iCs/>
         </w:rPr>
-        <w:t xml:space="preserve">     Watch for: A common mistake in Fraction Division Problem Solving is reversing which fraction is the dividend and which is the divisor when setting up the equation from a word problem. For example: a pitcher holds 3/4 cup of punch, and each serving is 1/8 cup — how many servings? The correct setup is total ÷ group size = 3/4 ÷ 1/8 = 3/4 × 8/1 = 24/4 = 6 servings. A student who reverses the setup calculates 1/8 ÷ 3/4 = 1/8 × 4/3 = 4/24 = 1/6, an answer smaller than 1 that can't possibly be a serving count. Before you submit, check: does my answer make sense as a NUMBER OF GROUPS? If the setup gives a fraction less than 1 for a 'how many' question, you likely swapped the dividend and divisor.</w:t>
-      </w:r>
-    </w:p>
-    <w:p>
-      <w:pPr>
-        <w:spacing w:after="40" w:before="0"/>
-      </w:pPr>
-      <w:r>
-        <w:rPr>
-          <w:b/>
-          <w:bCs/>
-        </w:rPr>
-        <w:t xml:space="preserve">8. A. 5</w:t>
+        <w:t xml:space="preserve">     Watch for: A common mistake in Shape of Data Distributions is naming the skew by looking at where the TALLEST bar (the peak) sits, instead of looking at which way the TAIL stretches. For example, given bar heights 8, 5, 3, 1 (tall on the left, trailing off to the right), students often say "skewed left" because the peak is on the left — but the correct name is skewed right, because skew is always named for the direction the tail points, not the peak.</w:t>
+      </w:r>
+    </w:p>
+    <w:p>
+      <w:pPr>
+        <w:spacing w:after="40" w:before="0"/>
+      </w:pPr>
+      <w:r>
+        <w:rPr>
+          <w:b/>
+          <w:bCs/>
+        </w:rPr>
+        <w:t xml:space="preserve">8. A. Symmetric with one cluster around the peak</w:t>
       </w:r>
     </w:p>
     <w:p>
@@ -1626,7 +1528,7 @@
         <w:spacing w:after="20" w:before="0"/>
       </w:pPr>
       <w:r>
-        <w:t xml:space="preserve">     The total distance (5/6 mile) is the dividend and the checkpoint spacing (1/6 mile) is the divisor: 5/6 ÷ 1/6 = 5/6 × 6/1 = 30/6 = 5 checkpoints.</w:t>
+        <w:t xml:space="preserve">     One peak in the middle with roughly even sides means the data mirrors around the center, so it is symmetric with a single cluster at the peak.</w:t>
       </w:r>
     </w:p>
     <w:p>
@@ -1638,7 +1540,7 @@
           <w:i/>
           <w:iCs/>
         </w:rPr>
-        <w:t xml:space="preserve">     Watch for: A common mistake in Fraction Division Problem Solving is reversing which fraction is the dividend and which is the divisor when setting up the equation from a word problem. For example: a pitcher holds 3/4 cup of punch, and each serving is 1/8 cup — how many servings? The correct setup is total ÷ group size = 3/4 ÷ 1/8 = 3/4 × 8/1 = 24/4 = 6 servings. A student who reverses the setup calculates 1/8 ÷ 3/4 = 1/8 × 4/3 = 4/24 = 1/6, an answer smaller than 1 that can't possibly be a serving count. Before you submit, check: does my answer make sense as a NUMBER OF GROUPS? If the setup gives a fraction less than 1 for a 'how many' question, you likely swapped the dividend and divisor.</w:t>
+        <w:t xml:space="preserve">     Watch for: A common mistake in Shape of Data Distributions is naming the skew by looking at where the TALLEST bar (the peak) sits, instead of looking at which way the TAIL stretches. For example, given bar heights 8, 5, 3, 1 (tall on the left, trailing off to the right), students often say "skewed left" because the peak is on the left — but the correct name is skewed right, because skew is always named for the direction the tail points, not the peak.</w:t>
       </w:r>
     </w:p>
     <w:p>
@@ -1658,7 +1560,7 @@
         <w:spacing w:after="20" w:before="0"/>
       </w:pPr>
       <w:r>
-        <w:t xml:space="preserve">     A roll of crime-scene tape is 3/5 mile long, cut into 1/10-mile strips. How many strips? (3/5 ÷ 1/10) → Needs Division (how many groups fit?)</w:t>
+        <w:t xml:space="preserve">     Goals per game: one peak at 1 goal, an even rise and fall on both sides → Symmetric</w:t>
       </w:r>
     </w:p>
     <w:p>
@@ -1666,7 +1568,7 @@
         <w:spacing w:after="20" w:before="0"/>
       </w:pPr>
       <w:r>
-        <w:t xml:space="preserve">     A footprint trail is 2/3 mile long with markers every 1/12 mile. How many markers? (2/3 ÷ 1/12) → Needs Division (how many groups fit?)</w:t>
+        <w:t xml:space="preserve">     Coach experience (years): most coaches at 1-5 years, a long tail out to 30+ years → Skewed Right</w:t>
       </w:r>
     </w:p>
     <w:p>
@@ -1674,7 +1576,7 @@
         <w:spacing w:after="20" w:before="0"/>
       </w:pPr>
       <w:r>
-        <w:t xml:space="preserve">     Each evidence bag weighs 1/4 pound. The detective grabs 4 bags. What is the total weight? (1/4 × 4) → Needs Multiplication (a part of an amount)</w:t>
+        <w:t xml:space="preserve">     Veteran kickers' field-goal %: most near 90%, a long tail down to a few near 40% → Skewed Left</w:t>
       </w:r>
     </w:p>
     <w:p>
@@ -1682,7 +1584,15 @@
         <w:spacing w:after="20" w:before="0"/>
       </w:pPr>
       <w:r>
-        <w:t xml:space="preserve">     A report is 3/8 page long. Torres reads half of it. How much did she read? (3/8 × 1/2) → Needs Multiplication (a part of an amount)</w:t>
+        <w:t xml:space="preserve">     Race times: a group at 12s, nothing from 13-19s, then a group at 20s → Has a Gap</w:t>
+      </w:r>
+    </w:p>
+    <w:p>
+      <w:pPr>
+        <w:spacing w:after="20" w:before="0"/>
+      </w:pPr>
+      <w:r>
+        <w:t xml:space="preserve">     Jersey numbers: most players bunched tightly between 20 and 29 → Has a Cluster</w:t>
       </w:r>
     </w:p>
     <w:p>
@@ -1710,7 +1620,7 @@
         <w:spacing w:after="20" w:before="0"/>
       </w:pPr>
       <w:r>
-        <w:t xml:space="preserve">     A 4/5-yard cord is cut into 1/10-yard fuses for the alarm. → 4/5 ÷ 1/10 = 8</w:t>
+        <w:t xml:space="preserve">     The tallest point of the display where data piles up → Peak</w:t>
       </w:r>
     </w:p>
     <w:p>
@@ -1718,7 +1628,7 @@
         <w:spacing w:after="20" w:before="0"/>
       </w:pPr>
       <w:r>
-        <w:t xml:space="preserve">     A 1/2-gallon jug of luminol is poured into 1/8-gallon sprayers. → 1/2 ÷ 1/8 = 4</w:t>
+        <w:t xml:space="preserve">     An empty interval with no data values between two groups → Gap</w:t>
       </w:r>
     </w:p>
     <w:p>
@@ -1726,7 +1636,7 @@
         <w:spacing w:after="20" w:before="0"/>
       </w:pPr>
       <w:r>
-        <w:t xml:space="preserve">     A 3/4-mile escape route is split into 3/8-mile sprints. → 3/4 ÷ 3/8 = 2</w:t>
+        <w:t xml:space="preserve">     A group of values bunched close together → Cluster</w:t>
       </w:r>
     </w:p>
     <w:p>
@@ -1734,7 +1644,7 @@
         <w:spacing w:after="20" w:before="0"/>
       </w:pPr>
       <w:r>
-        <w:t xml:space="preserve">     A 5/6-liter sample is divided into 1/12-liter test tubes. → 5/6 ÷ 1/12 = 10</w:t>
+        <w:t xml:space="preserve">     A long stretch of low bars trailing off to one side → Tail</w:t>
       </w:r>
     </w:p>
     <w:p>

--- a/lessons/2-5/homework.docx
+++ b/lessons/2-5/homework.docx
@@ -12,7 +12,7 @@
           <w:b/>
           <w:bCs/>
         </w:rPr>
-        <w:t xml:space="preserve">Shape of Data Distributions — Homework</w:t>
+        <w:t xml:space="preserve">Describe Data by Range and Interquartile Range — Homework</w:t>
       </w:r>
     </w:p>
     <w:p>
@@ -24,7 +24,7 @@
           <w:i/>
           <w:iCs/>
         </w:rPr>
-        <w:t xml:space="preserve">Lesson 8-7  •  Standard 6.DS.3</w:t>
+        <w:t xml:space="preserve">Lesson 2-5  •  Standard 6.DS.3</w:t>
       </w:r>
     </w:p>
     <w:p>
@@ -161,73 +161,10 @@
           <w:b/>
           <w:bCs/>
         </w:rPr>
-        <w:t xml:space="preserve">Symmetric (Simétrico)</w:t>
-      </w:r>
-      <w:r>
-        <w:t xml:space="preserve"> — Data that looks about the same on the left and right.</w:t>
-      </w:r>
-    </w:p>
-    <w:p>
-      <w:pPr>
-        <w:keepNext/>
-        <w:spacing w:after="20" w:before="80"/>
-        <w:jc w:val="center"/>
-      </w:pPr>
-      <w:r>
-        <w:drawing>
-          <wp:inline distT="0" distB="0" distL="0" distR="0">
-            <wp:extent cx="1047750" cy="790575"/>
-            <wp:effectExtent t="0" r="0" b="0" l="0"/>
-            <wp:docPr id="1" name="" descr="" title=""/>
-            <wp:cNvGraphicFramePr>
-              <a:graphicFrameLocks xmlns:a="http://schemas.openxmlformats.org/drawingml/2006/main" noChangeAspect="1"/>
-            </wp:cNvGraphicFramePr>
-            <a:graphic xmlns:a="http://schemas.openxmlformats.org/drawingml/2006/main">
-              <a:graphicData uri="http://schemas.openxmlformats.org/drawingml/2006/picture">
-                <pic:pic xmlns:pic="http://schemas.openxmlformats.org/drawingml/2006/picture">
-                  <pic:nvPicPr>
-                    <pic:cNvPr id="0" name="" descr=""/>
-                    <pic:cNvPicPr>
-                      <a:picLocks noChangeAspect="1" noChangeArrowheads="1"/>
-                    </pic:cNvPicPr>
-                  </pic:nvPicPr>
-                  <pic:blipFill>
-                    <a:blip r:embed="rId7" cstate="none"/>
-                    <a:srcRect/>
-                    <a:stretch>
-                      <a:fillRect/>
-                    </a:stretch>
-                  </pic:blipFill>
-                  <pic:spPr bwMode="auto">
-                    <a:xfrm>
-                      <a:off x="0" y="0"/>
-                      <a:ext cx="1047750" cy="790575"/>
-                    </a:xfrm>
-                    <a:prstGeom prst="rect">
-                      <a:avLst/>
-                    </a:prstGeom>
-                  </pic:spPr>
-                </pic:pic>
-              </a:graphicData>
-            </a:graphic>
-          </wp:inline>
-        </w:drawing>
-      </w:r>
-    </w:p>
-    <w:p>
-      <w:pPr>
-        <w:keepNext/>
-        <w:spacing w:after="120"/>
-      </w:pPr>
-      <w:r>
-        <w:rPr>
-          <w:b/>
-          <w:bCs/>
-        </w:rPr>
-        <w:t xml:space="preserve">Skewed (Sesgado)</w:t>
-      </w:r>
-      <w:r>
-        <w:t xml:space="preserve"> — Data bunched on one side with a tail on the other.</w:t>
+        <w:t xml:space="preserve">Shape of Data Distributions (Forma de las distribuciones de datos)</w:t>
+      </w:r>
+      <w:r>
+        <w:t xml:space="preserve"> — The overall pattern of data, such as symmetric, skewed, clustered, or containing gaps.</w:t>
       </w:r>
     </w:p>
     <w:p>
@@ -287,73 +224,10 @@
           <w:b/>
           <w:bCs/>
         </w:rPr>
-        <w:t xml:space="preserve">Cluster (Agrupamiento)</w:t>
-      </w:r>
-      <w:r>
-        <w:t xml:space="preserve"> — A group of numbers that are close together.</w:t>
-      </w:r>
-    </w:p>
-    <w:p>
-      <w:pPr>
-        <w:keepNext/>
-        <w:spacing w:after="20" w:before="80"/>
-        <w:jc w:val="center"/>
-      </w:pPr>
-      <w:r>
-        <w:drawing>
-          <wp:inline distT="0" distB="0" distL="0" distR="0">
-            <wp:extent cx="1047750" cy="790575"/>
-            <wp:effectExtent t="0" r="0" b="0" l="0"/>
-            <wp:docPr id="1" name="" descr="" title=""/>
-            <wp:cNvGraphicFramePr>
-              <a:graphicFrameLocks xmlns:a="http://schemas.openxmlformats.org/drawingml/2006/main" noChangeAspect="1"/>
-            </wp:cNvGraphicFramePr>
-            <a:graphic xmlns:a="http://schemas.openxmlformats.org/drawingml/2006/main">
-              <a:graphicData uri="http://schemas.openxmlformats.org/drawingml/2006/picture">
-                <pic:pic xmlns:pic="http://schemas.openxmlformats.org/drawingml/2006/picture">
-                  <pic:nvPicPr>
-                    <pic:cNvPr id="0" name="" descr=""/>
-                    <pic:cNvPicPr>
-                      <a:picLocks noChangeAspect="1" noChangeArrowheads="1"/>
-                    </pic:cNvPicPr>
-                  </pic:nvPicPr>
-                  <pic:blipFill>
-                    <a:blip r:embed="rId7" cstate="none"/>
-                    <a:srcRect/>
-                    <a:stretch>
-                      <a:fillRect/>
-                    </a:stretch>
-                  </pic:blipFill>
-                  <pic:spPr bwMode="auto">
-                    <a:xfrm>
-                      <a:off x="0" y="0"/>
-                      <a:ext cx="1047750" cy="790575"/>
-                    </a:xfrm>
-                    <a:prstGeom prst="rect">
-                      <a:avLst/>
-                    </a:prstGeom>
-                  </pic:spPr>
-                </pic:pic>
-              </a:graphicData>
-            </a:graphic>
-          </wp:inline>
-        </w:drawing>
-      </w:r>
-    </w:p>
-    <w:p>
-      <w:pPr>
-        <w:keepNext/>
-        <w:spacing w:after="120"/>
-      </w:pPr>
-      <w:r>
-        <w:rPr>
-          <w:b/>
-          <w:bCs/>
-        </w:rPr>
-        <w:t xml:space="preserve">Gap (Hueco (espacio))</w:t>
-      </w:r>
-      <w:r>
-        <w:t xml:space="preserve"> — A big empty space where there is no data.</w:t>
+        <w:t xml:space="preserve">Symmetric (Simétrico)</w:t>
+      </w:r>
+      <w:r>
+        <w:t xml:space="preserve"> — Data that looks about the same on the left and right.</w:t>
       </w:r>
     </w:p>
     <w:p>
@@ -413,10 +287,10 @@
           <w:b/>
           <w:bCs/>
         </w:rPr>
-        <w:t xml:space="preserve">Data distribution (Distribución de datos)</w:t>
-      </w:r>
-      <w:r>
-        <w:t xml:space="preserve"> — How the data looks: where it sits and how spread out it is.</w:t>
+        <w:t xml:space="preserve">Skewed (Sesgado)</w:t>
+      </w:r>
+      <w:r>
+        <w:t xml:space="preserve"> — When most data sits on one side with a tail on the other.</w:t>
       </w:r>
     </w:p>
     <w:p>
@@ -445,6 +319,195 @@
                   </pic:nvPicPr>
                   <pic:blipFill>
                     <a:blip r:embed="rId10" cstate="none"/>
+                    <a:srcRect/>
+                    <a:stretch>
+                      <a:fillRect/>
+                    </a:stretch>
+                  </pic:blipFill>
+                  <pic:spPr bwMode="auto">
+                    <a:xfrm>
+                      <a:off x="0" y="0"/>
+                      <a:ext cx="1047750" cy="790575"/>
+                    </a:xfrm>
+                    <a:prstGeom prst="rect">
+                      <a:avLst/>
+                    </a:prstGeom>
+                  </pic:spPr>
+                </pic:pic>
+              </a:graphicData>
+            </a:graphic>
+          </wp:inline>
+        </w:drawing>
+      </w:r>
+    </w:p>
+    <w:p>
+      <w:pPr>
+        <w:keepNext/>
+        <w:spacing w:after="120"/>
+      </w:pPr>
+      <w:r>
+        <w:rPr>
+          <w:b/>
+          <w:bCs/>
+        </w:rPr>
+        <w:t xml:space="preserve">Cluster (Agrupamiento)</w:t>
+      </w:r>
+      <w:r>
+        <w:t xml:space="preserve"> — A group of numbers that are close together.</w:t>
+      </w:r>
+    </w:p>
+    <w:p>
+      <w:pPr>
+        <w:keepNext/>
+        <w:spacing w:after="20" w:before="80"/>
+        <w:jc w:val="center"/>
+      </w:pPr>
+      <w:r>
+        <w:drawing>
+          <wp:inline distT="0" distB="0" distL="0" distR="0">
+            <wp:extent cx="1047750" cy="790575"/>
+            <wp:effectExtent t="0" r="0" b="0" l="0"/>
+            <wp:docPr id="1" name="" descr="" title=""/>
+            <wp:cNvGraphicFramePr>
+              <a:graphicFrameLocks xmlns:a="http://schemas.openxmlformats.org/drawingml/2006/main" noChangeAspect="1"/>
+            </wp:cNvGraphicFramePr>
+            <a:graphic xmlns:a="http://schemas.openxmlformats.org/drawingml/2006/main">
+              <a:graphicData uri="http://schemas.openxmlformats.org/drawingml/2006/picture">
+                <pic:pic xmlns:pic="http://schemas.openxmlformats.org/drawingml/2006/picture">
+                  <pic:nvPicPr>
+                    <pic:cNvPr id="0" name="" descr=""/>
+                    <pic:cNvPicPr>
+                      <a:picLocks noChangeAspect="1" noChangeArrowheads="1"/>
+                    </pic:cNvPicPr>
+                  </pic:nvPicPr>
+                  <pic:blipFill>
+                    <a:blip r:embed="rId11" cstate="none"/>
+                    <a:srcRect/>
+                    <a:stretch>
+                      <a:fillRect/>
+                    </a:stretch>
+                  </pic:blipFill>
+                  <pic:spPr bwMode="auto">
+                    <a:xfrm>
+                      <a:off x="0" y="0"/>
+                      <a:ext cx="1047750" cy="790575"/>
+                    </a:xfrm>
+                    <a:prstGeom prst="rect">
+                      <a:avLst/>
+                    </a:prstGeom>
+                  </pic:spPr>
+                </pic:pic>
+              </a:graphicData>
+            </a:graphic>
+          </wp:inline>
+        </w:drawing>
+      </w:r>
+    </w:p>
+    <w:p>
+      <w:pPr>
+        <w:keepNext/>
+        <w:spacing w:after="120"/>
+      </w:pPr>
+      <w:r>
+        <w:rPr>
+          <w:b/>
+          <w:bCs/>
+        </w:rPr>
+        <w:t xml:space="preserve">Gap (Hueco (espacio))</w:t>
+      </w:r>
+      <w:r>
+        <w:t xml:space="preserve"> — A big empty space where there is no data.</w:t>
+      </w:r>
+    </w:p>
+    <w:p>
+      <w:pPr>
+        <w:keepNext/>
+        <w:spacing w:after="20" w:before="80"/>
+        <w:jc w:val="center"/>
+      </w:pPr>
+      <w:r>
+        <w:drawing>
+          <wp:inline distT="0" distB="0" distL="0" distR="0">
+            <wp:extent cx="1047750" cy="790575"/>
+            <wp:effectExtent t="0" r="0" b="0" l="0"/>
+            <wp:docPr id="1" name="" descr="" title=""/>
+            <wp:cNvGraphicFramePr>
+              <a:graphicFrameLocks xmlns:a="http://schemas.openxmlformats.org/drawingml/2006/main" noChangeAspect="1"/>
+            </wp:cNvGraphicFramePr>
+            <a:graphic xmlns:a="http://schemas.openxmlformats.org/drawingml/2006/main">
+              <a:graphicData uri="http://schemas.openxmlformats.org/drawingml/2006/picture">
+                <pic:pic xmlns:pic="http://schemas.openxmlformats.org/drawingml/2006/picture">
+                  <pic:nvPicPr>
+                    <pic:cNvPr id="0" name="" descr=""/>
+                    <pic:cNvPicPr>
+                      <a:picLocks noChangeAspect="1" noChangeArrowheads="1"/>
+                    </pic:cNvPicPr>
+                  </pic:nvPicPr>
+                  <pic:blipFill>
+                    <a:blip r:embed="rId12" cstate="none"/>
+                    <a:srcRect/>
+                    <a:stretch>
+                      <a:fillRect/>
+                    </a:stretch>
+                  </pic:blipFill>
+                  <pic:spPr bwMode="auto">
+                    <a:xfrm>
+                      <a:off x="0" y="0"/>
+                      <a:ext cx="1047750" cy="790575"/>
+                    </a:xfrm>
+                    <a:prstGeom prst="rect">
+                      <a:avLst/>
+                    </a:prstGeom>
+                  </pic:spPr>
+                </pic:pic>
+              </a:graphicData>
+            </a:graphic>
+          </wp:inline>
+        </w:drawing>
+      </w:r>
+    </w:p>
+    <w:p>
+      <w:pPr>
+        <w:keepNext/>
+        <w:spacing w:after="120"/>
+      </w:pPr>
+      <w:r>
+        <w:rPr>
+          <w:b/>
+          <w:bCs/>
+        </w:rPr>
+        <w:t xml:space="preserve">Data distribution (Distribución de datos)</w:t>
+      </w:r>
+      <w:r>
+        <w:t xml:space="preserve"> — How the data looks: where it sits and how spread out it is.</w:t>
+      </w:r>
+    </w:p>
+    <w:p>
+      <w:pPr>
+        <w:keepNext/>
+        <w:spacing w:after="20" w:before="80"/>
+        <w:jc w:val="center"/>
+      </w:pPr>
+      <w:r>
+        <w:drawing>
+          <wp:inline distT="0" distB="0" distL="0" distR="0">
+            <wp:extent cx="1047750" cy="790575"/>
+            <wp:effectExtent t="0" r="0" b="0" l="0"/>
+            <wp:docPr id="1" name="" descr="" title=""/>
+            <wp:cNvGraphicFramePr>
+              <a:graphicFrameLocks xmlns:a="http://schemas.openxmlformats.org/drawingml/2006/main" noChangeAspect="1"/>
+            </wp:cNvGraphicFramePr>
+            <a:graphic xmlns:a="http://schemas.openxmlformats.org/drawingml/2006/main">
+              <a:graphicData uri="http://schemas.openxmlformats.org/drawingml/2006/picture">
+                <pic:pic xmlns:pic="http://schemas.openxmlformats.org/drawingml/2006/picture">
+                  <pic:nvPicPr>
+                    <pic:cNvPr id="0" name="" descr=""/>
+                    <pic:cNvPicPr>
+                      <a:picLocks noChangeAspect="1" noChangeArrowheads="1"/>
+                    </pic:cNvPicPr>
+                  </pic:nvPicPr>
+                  <pic:blipFill>
+                    <a:blip r:embed="rId13" cstate="none"/>
                     <a:srcRect/>
                     <a:stretch>
                       <a:fillRect/>
@@ -855,7 +918,7 @@
           <w:b/>
           <w:bCs/>
         </w:rPr>
-        <w:t xml:space="preserve">6. onLevel — Spot the Common Mistake</w:t>
+        <w:t xml:space="preserve">6. Spot the Common Mistake</w:t>
       </w:r>
     </w:p>
     <w:p>
@@ -936,7 +999,7 @@
           <w:b/>
           <w:bCs/>
         </w:rPr>
-        <w:t xml:space="preserve">7. Display 1: A histogram of points-per-game has a few short bars stretching out to the high-scoring side, with a long tail of high values on the right. What shape is this distribution?</w:t>
+        <w:t xml:space="preserve">7. A histogram has a long tail of high values stretching to the right. What is its shape?</w:t>
       </w:r>
     </w:p>
     <w:p>
@@ -991,7 +1054,7 @@
           <w:b/>
           <w:bCs/>
         </w:rPr>
-        <w:t xml:space="preserve">8. Display 2: A dot plot of starting players' heights has one clear peak in the middle, with roughly even sides falling away from that peak. What shape best describes this distribution?</w:t>
+        <w:t xml:space="preserve">8. A dot plot has one peak in the middle and even sides. What shape is it?</w:t>
       </w:r>
     </w:p>
     <w:p>
@@ -1460,7 +1523,7 @@
           <w:b/>
           <w:bCs/>
         </w:rPr>
-        <w:t xml:space="preserve">6. onLevel — Spot the Common Mistake</w:t>
+        <w:t xml:space="preserve">6. Spot the Common Mistake</w:t>
       </w:r>
     </w:p>
     <w:p>
@@ -1477,6 +1540,14 @@
       </w:pPr>
       <w:r>
         <w:t xml:space="preserve">     Correct work: The shape is correct (skewed right), but the MEDIAN — not the mean — is the better measure for skewed data. The single 40-million salary is an extreme value in the right tail that pulls the mean up to about 6.75 million, far above what most players earn. The median is 2 million, which truly represents a typical salary. Use the median whenever data is skewed.</w:t>
+      </w:r>
+    </w:p>
+    <w:p>
+      <w:pPr>
+        <w:spacing w:after="80" w:before="0"/>
+      </w:pPr>
+      <w:r>
+        <w:t xml:space="preserve">     Watch for: The shape call was correct, but the measure of center was not. The single 40-million salary sits far out in the right tail and drags the mean up to about 6.75 million, higher than every other player actually earns. The median of 2 million truly describes a typical salary, so skewed data should be summarized with the median.</w:t>
       </w:r>
     </w:p>
     <w:p>

--- a/lessons/2-5/homework.docx
+++ b/lessons/2-5/homework.docx
@@ -80,7 +80,7 @@
         <w:spacing w:after="60" w:before="0"/>
       </w:pPr>
       <w:r>
-        <w:t xml:space="preserve">Content: I can describe the shape of a data distribution as symmetric, skewed, or having clusters and gaps.</w:t>
+        <w:t xml:space="preserve">Content: I can find the range and the interquartile range of a data set and use them to describe how spread out the data is.</w:t>
       </w:r>
     </w:p>
     <w:p>
@@ -88,7 +88,7 @@
         <w:spacing w:after="60" w:before="0"/>
       </w:pPr>
       <w:r>
-        <w:t xml:space="preserve">Language: I can explain my description using the words symmetric, skewed, cluster, and gap.</w:t>
+        <w:t xml:space="preserve">Language: I can explain what the spread of a data set is using the words range, quartile, interquartile range, and vary.</w:t>
       </w:r>
     </w:p>
     <w:p>
@@ -161,10 +161,10 @@
           <w:b/>
           <w:bCs/>
         </w:rPr>
-        <w:t xml:space="preserve">Shape of Data Distributions (Forma de las distribuciones de datos)</w:t>
-      </w:r>
-      <w:r>
-        <w:t xml:space="preserve"> — The overall pattern of data, such as symmetric, skewed, clustered, or containing gaps.</w:t>
+        <w:t xml:space="preserve">Range and Interquartile Range (Rango y rango intercuartílico)</w:t>
+      </w:r>
+      <w:r>
+        <w:t xml:space="preserve"> — Two numbers that describe spread: the range covers all the data, and the interquartile range covers only the middle half.</w:t>
       </w:r>
     </w:p>
     <w:p>
@@ -224,10 +224,10 @@
           <w:b/>
           <w:bCs/>
         </w:rPr>
-        <w:t xml:space="preserve">Symmetric (Simétrico)</w:t>
-      </w:r>
-      <w:r>
-        <w:t xml:space="preserve"> — Data that looks about the same on the left and right.</w:t>
+        <w:t xml:space="preserve">Range (Rango)</w:t>
+      </w:r>
+      <w:r>
+        <w:t xml:space="preserve"> — The distance from the least value to the greatest value, found by subtracting: greatest − least.</w:t>
       </w:r>
     </w:p>
     <w:p>
@@ -287,10 +287,10 @@
           <w:b/>
           <w:bCs/>
         </w:rPr>
-        <w:t xml:space="preserve">Skewed (Sesgado)</w:t>
-      </w:r>
-      <w:r>
-        <w:t xml:space="preserve"> — When most data sits on one side with a tail on the other.</w:t>
+        <w:t xml:space="preserve">Quartile (Cuartil)</w:t>
+      </w:r>
+      <w:r>
+        <w:t xml:space="preserve"> — One of the three values that cut an ordered data set into four equal-sized groups.</w:t>
       </w:r>
     </w:p>
     <w:p>
@@ -350,10 +350,73 @@
           <w:b/>
           <w:bCs/>
         </w:rPr>
-        <w:t xml:space="preserve">Cluster (Agrupamiento)</w:t>
-      </w:r>
-      <w:r>
-        <w:t xml:space="preserve"> — A group of numbers that are close together.</w:t>
+        <w:t xml:space="preserve">Interquartile range (Rango intercuartílico)</w:t>
+      </w:r>
+      <w:r>
+        <w:t xml:space="preserve"> — The distance across the middle half of the data, found by subtracting the first quartile from the third: Q3 − Q1.</w:t>
+      </w:r>
+    </w:p>
+    <w:p>
+      <w:pPr>
+        <w:keepNext/>
+        <w:spacing w:after="20" w:before="80"/>
+        <w:jc w:val="center"/>
+      </w:pPr>
+      <w:r>
+        <w:drawing>
+          <wp:inline distT="0" distB="0" distL="0" distR="0">
+            <wp:extent cx="1047750" cy="790575"/>
+            <wp:effectExtent t="0" r="0" b="0" l="0"/>
+            <wp:docPr id="1" name="" descr="" title=""/>
+            <wp:cNvGraphicFramePr>
+              <a:graphicFrameLocks xmlns:a="http://schemas.openxmlformats.org/drawingml/2006/main" noChangeAspect="1"/>
+            </wp:cNvGraphicFramePr>
+            <a:graphic xmlns:a="http://schemas.openxmlformats.org/drawingml/2006/main">
+              <a:graphicData uri="http://schemas.openxmlformats.org/drawingml/2006/picture">
+                <pic:pic xmlns:pic="http://schemas.openxmlformats.org/drawingml/2006/picture">
+                  <pic:nvPicPr>
+                    <pic:cNvPr id="0" name="" descr=""/>
+                    <pic:cNvPicPr>
+                      <a:picLocks noChangeAspect="1" noChangeArrowheads="1"/>
+                    </pic:cNvPicPr>
+                  </pic:nvPicPr>
+                  <pic:blipFill>
+                    <a:blip r:embed="rId8" cstate="none"/>
+                    <a:srcRect/>
+                    <a:stretch>
+                      <a:fillRect/>
+                    </a:stretch>
+                  </pic:blipFill>
+                  <pic:spPr bwMode="auto">
+                    <a:xfrm>
+                      <a:off x="0" y="0"/>
+                      <a:ext cx="1047750" cy="790575"/>
+                    </a:xfrm>
+                    <a:prstGeom prst="rect">
+                      <a:avLst/>
+                    </a:prstGeom>
+                  </pic:spPr>
+                </pic:pic>
+              </a:graphicData>
+            </a:graphic>
+          </wp:inline>
+        </w:drawing>
+      </w:r>
+    </w:p>
+    <w:p>
+      <w:pPr>
+        <w:keepNext/>
+        <w:spacing w:after="120"/>
+      </w:pPr>
+      <w:r>
+        <w:rPr>
+          <w:b/>
+          <w:bCs/>
+        </w:rPr>
+        <w:t xml:space="preserve">Variability (Variabilidad)</w:t>
+      </w:r>
+      <w:r>
+        <w:t xml:space="preserve"> — How much the values in a data set differ from one another — whether they sit close together or far apart.</w:t>
       </w:r>
     </w:p>
     <w:p>
@@ -413,136 +476,10 @@
           <w:b/>
           <w:bCs/>
         </w:rPr>
-        <w:t xml:space="preserve">Gap (Hueco (espacio))</w:t>
-      </w:r>
-      <w:r>
-        <w:t xml:space="preserve"> — A big empty space where there is no data.</w:t>
-      </w:r>
-    </w:p>
-    <w:p>
-      <w:pPr>
-        <w:keepNext/>
-        <w:spacing w:after="20" w:before="80"/>
-        <w:jc w:val="center"/>
-      </w:pPr>
-      <w:r>
-        <w:drawing>
-          <wp:inline distT="0" distB="0" distL="0" distR="0">
-            <wp:extent cx="1047750" cy="790575"/>
-            <wp:effectExtent t="0" r="0" b="0" l="0"/>
-            <wp:docPr id="1" name="" descr="" title=""/>
-            <wp:cNvGraphicFramePr>
-              <a:graphicFrameLocks xmlns:a="http://schemas.openxmlformats.org/drawingml/2006/main" noChangeAspect="1"/>
-            </wp:cNvGraphicFramePr>
-            <a:graphic xmlns:a="http://schemas.openxmlformats.org/drawingml/2006/main">
-              <a:graphicData uri="http://schemas.openxmlformats.org/drawingml/2006/picture">
-                <pic:pic xmlns:pic="http://schemas.openxmlformats.org/drawingml/2006/picture">
-                  <pic:nvPicPr>
-                    <pic:cNvPr id="0" name="" descr=""/>
-                    <pic:cNvPicPr>
-                      <a:picLocks noChangeAspect="1" noChangeArrowheads="1"/>
-                    </pic:cNvPicPr>
-                  </pic:nvPicPr>
-                  <pic:blipFill>
-                    <a:blip r:embed="rId12" cstate="none"/>
-                    <a:srcRect/>
-                    <a:stretch>
-                      <a:fillRect/>
-                    </a:stretch>
-                  </pic:blipFill>
-                  <pic:spPr bwMode="auto">
-                    <a:xfrm>
-                      <a:off x="0" y="0"/>
-                      <a:ext cx="1047750" cy="790575"/>
-                    </a:xfrm>
-                    <a:prstGeom prst="rect">
-                      <a:avLst/>
-                    </a:prstGeom>
-                  </pic:spPr>
-                </pic:pic>
-              </a:graphicData>
-            </a:graphic>
-          </wp:inline>
-        </w:drawing>
-      </w:r>
-    </w:p>
-    <w:p>
-      <w:pPr>
-        <w:keepNext/>
-        <w:spacing w:after="120"/>
-      </w:pPr>
-      <w:r>
-        <w:rPr>
-          <w:b/>
-          <w:bCs/>
-        </w:rPr>
-        <w:t xml:space="preserve">Data distribution (Distribución de datos)</w:t>
-      </w:r>
-      <w:r>
-        <w:t xml:space="preserve"> — How the data looks: where it sits and how spread out it is.</w:t>
-      </w:r>
-    </w:p>
-    <w:p>
-      <w:pPr>
-        <w:keepNext/>
-        <w:spacing w:after="20" w:before="80"/>
-        <w:jc w:val="center"/>
-      </w:pPr>
-      <w:r>
-        <w:drawing>
-          <wp:inline distT="0" distB="0" distL="0" distR="0">
-            <wp:extent cx="1047750" cy="790575"/>
-            <wp:effectExtent t="0" r="0" b="0" l="0"/>
-            <wp:docPr id="1" name="" descr="" title=""/>
-            <wp:cNvGraphicFramePr>
-              <a:graphicFrameLocks xmlns:a="http://schemas.openxmlformats.org/drawingml/2006/main" noChangeAspect="1"/>
-            </wp:cNvGraphicFramePr>
-            <a:graphic xmlns:a="http://schemas.openxmlformats.org/drawingml/2006/main">
-              <a:graphicData uri="http://schemas.openxmlformats.org/drawingml/2006/picture">
-                <pic:pic xmlns:pic="http://schemas.openxmlformats.org/drawingml/2006/picture">
-                  <pic:nvPicPr>
-                    <pic:cNvPr id="0" name="" descr=""/>
-                    <pic:cNvPicPr>
-                      <a:picLocks noChangeAspect="1" noChangeArrowheads="1"/>
-                    </pic:cNvPicPr>
-                  </pic:nvPicPr>
-                  <pic:blipFill>
-                    <a:blip r:embed="rId13" cstate="none"/>
-                    <a:srcRect/>
-                    <a:stretch>
-                      <a:fillRect/>
-                    </a:stretch>
-                  </pic:blipFill>
-                  <pic:spPr bwMode="auto">
-                    <a:xfrm>
-                      <a:off x="0" y="0"/>
-                      <a:ext cx="1047750" cy="790575"/>
-                    </a:xfrm>
-                    <a:prstGeom prst="rect">
-                      <a:avLst/>
-                    </a:prstGeom>
-                  </pic:spPr>
-                </pic:pic>
-              </a:graphicData>
-            </a:graphic>
-          </wp:inline>
-        </w:drawing>
-      </w:r>
-    </w:p>
-    <w:p>
-      <w:pPr>
-        <w:keepNext/>
-        <w:spacing w:after="120"/>
-      </w:pPr>
-      <w:r>
-        <w:rPr>
-          <w:b/>
-          <w:bCs/>
-        </w:rPr>
-        <w:t xml:space="preserve">Variability (Variabilidad)</w:t>
-      </w:r>
-      <w:r>
-        <w:t xml:space="preserve"> — How spread out the numbers are.</w:t>
+        <w:t xml:space="preserve">Measure of variation (Medida de variación)</w:t>
+      </w:r>
+      <w:r>
+        <w:t xml:space="preserve"> — A single number that describes the spread of a whole data set. The range and the IQR are both measures of variation.</w:t>
       </w:r>
     </w:p>
     <w:p>
@@ -579,39 +516,39 @@
           <w:b/>
           <w:bCs/>
         </w:rPr>
-        <w:t xml:space="preserve">1. A histogram of basketball players' ages shows: most players are 22–28, with a long tail of older players up to age 40. What is the shape of this distribution?</w:t>
-      </w:r>
-    </w:p>
-    <w:p>
-      <w:pPr>
-        <w:spacing w:after="40" w:before="0"/>
-      </w:pPr>
-      <w:r>
-        <w:t xml:space="preserve">     A. Skewed right</w:t>
-      </w:r>
-    </w:p>
-    <w:p>
-      <w:pPr>
-        <w:spacing w:after="40" w:before="0"/>
-      </w:pPr>
-      <w:r>
-        <w:t xml:space="preserve">     B. Symmetric</w:t>
-      </w:r>
-    </w:p>
-    <w:p>
-      <w:pPr>
-        <w:spacing w:after="40" w:before="0"/>
-      </w:pPr>
-      <w:r>
-        <w:t xml:space="preserve">     C. Skewed left</w:t>
-      </w:r>
-    </w:p>
-    <w:p>
-      <w:pPr>
-        <w:spacing w:after="40" w:before="0"/>
-      </w:pPr>
-      <w:r>
-        <w:t xml:space="preserve">     D. Uniform</w:t>
+        <w:t xml:space="preserve">1. A data set runs from a least value of 12 to a greatest value of 30. What is the range?</w:t>
+      </w:r>
+    </w:p>
+    <w:p>
+      <w:pPr>
+        <w:spacing w:after="40" w:before="0"/>
+      </w:pPr>
+      <w:r>
+        <w:t xml:space="preserve">     A. 18</w:t>
+      </w:r>
+    </w:p>
+    <w:p>
+      <w:pPr>
+        <w:spacing w:after="40" w:before="0"/>
+      </w:pPr>
+      <w:r>
+        <w:t xml:space="preserve">     B. 30</w:t>
+      </w:r>
+    </w:p>
+    <w:p>
+      <w:pPr>
+        <w:spacing w:after="40" w:before="0"/>
+      </w:pPr>
+      <w:r>
+        <w:t xml:space="preserve">     C. 12</w:t>
+      </w:r>
+    </w:p>
+    <w:p>
+      <w:pPr>
+        <w:spacing w:after="40" w:before="0"/>
+      </w:pPr>
+      <w:r>
+        <w:t xml:space="preserve">     D. 21</w:t>
       </w:r>
     </w:p>
     <w:p>
@@ -634,39 +571,39 @@
           <w:b/>
           <w:bCs/>
         </w:rPr>
-        <w:t xml:space="preserve">2. A data set is symmetric. What is likely true about the mean and median?</w:t>
-      </w:r>
-    </w:p>
-    <w:p>
-      <w:pPr>
-        <w:spacing w:after="40" w:before="0"/>
-      </w:pPr>
-      <w:r>
-        <w:t xml:space="preserve">     A. They are approximately equal</w:t>
-      </w:r>
-    </w:p>
-    <w:p>
-      <w:pPr>
-        <w:spacing w:after="40" w:before="0"/>
-      </w:pPr>
-      <w:r>
-        <w:t xml:space="preserve">     B. The mean is much higher than the median</w:t>
-      </w:r>
-    </w:p>
-    <w:p>
-      <w:pPr>
-        <w:spacing w:after="40" w:before="0"/>
-      </w:pPr>
-      <w:r>
-        <w:t xml:space="preserve">     C. The median is much higher than the mean</w:t>
-      </w:r>
-    </w:p>
-    <w:p>
-      <w:pPr>
-        <w:spacing w:after="40" w:before="0"/>
-      </w:pPr>
-      <w:r>
-        <w:t xml:space="preserve">     D. They are always exactly the same</w:t>
+        <w:t xml:space="preserve">2. On a box plot, Q1 = 20 and Q3 = 36. What is the interquartile range?</w:t>
+      </w:r>
+    </w:p>
+    <w:p>
+      <w:pPr>
+        <w:spacing w:after="40" w:before="0"/>
+      </w:pPr>
+      <w:r>
+        <w:t xml:space="preserve">     A. 16</w:t>
+      </w:r>
+    </w:p>
+    <w:p>
+      <w:pPr>
+        <w:spacing w:after="40" w:before="0"/>
+      </w:pPr>
+      <w:r>
+        <w:t xml:space="preserve">     B. 56</w:t>
+      </w:r>
+    </w:p>
+    <w:p>
+      <w:pPr>
+        <w:spacing w:after="40" w:before="0"/>
+      </w:pPr>
+      <w:r>
+        <w:t xml:space="preserve">     C. 28</w:t>
+      </w:r>
+    </w:p>
+    <w:p>
+      <w:pPr>
+        <w:spacing w:after="40" w:before="0"/>
+      </w:pPr>
+      <w:r>
+        <w:t xml:space="preserve">     D. 36</w:t>
       </w:r>
     </w:p>
     <w:p>
@@ -689,39 +626,39 @@
           <w:b/>
           <w:bCs/>
         </w:rPr>
-        <w:t xml:space="preserve">3. A dot plot of goals scored per game shows: 0(5 dots), 1(7 dots), 2(4 dots), 3(2 dots), 4(1 dot). What is the shape?</w:t>
-      </w:r>
-    </w:p>
-    <w:p>
-      <w:pPr>
-        <w:spacing w:after="40" w:before="0"/>
-      </w:pPr>
-      <w:r>
-        <w:t xml:space="preserve">     A. Skewed right — most values at the low end with a tail to the right</w:t>
-      </w:r>
-    </w:p>
-    <w:p>
-      <w:pPr>
-        <w:spacing w:after="40" w:before="0"/>
-      </w:pPr>
-      <w:r>
-        <w:t xml:space="preserve">     B. Symmetric — equal on both sides</w:t>
-      </w:r>
-    </w:p>
-    <w:p>
-      <w:pPr>
-        <w:spacing w:after="40" w:before="0"/>
-      </w:pPr>
-      <w:r>
-        <w:t xml:space="preserve">     C. Skewed left — most values at the high end</w:t>
-      </w:r>
-    </w:p>
-    <w:p>
-      <w:pPr>
-        <w:spacing w:after="40" w:before="0"/>
-      </w:pPr>
-      <w:r>
-        <w:t xml:space="preserve">     D. Uniform — all bars the same height</w:t>
+        <w:t xml:space="preserve">3. A box plot shows: least 68, Q1 75.5, median 83.5, Q3 88, greatest 94. What are the range and the IQR?</w:t>
+      </w:r>
+    </w:p>
+    <w:p>
+      <w:pPr>
+        <w:spacing w:after="40" w:before="0"/>
+      </w:pPr>
+      <w:r>
+        <w:t xml:space="preserve">     A. Range 26, IQR 12.5</w:t>
+      </w:r>
+    </w:p>
+    <w:p>
+      <w:pPr>
+        <w:spacing w:after="40" w:before="0"/>
+      </w:pPr>
+      <w:r>
+        <w:t xml:space="preserve">     B. Range 12.5, IQR 26</w:t>
+      </w:r>
+    </w:p>
+    <w:p>
+      <w:pPr>
+        <w:spacing w:after="40" w:before="0"/>
+      </w:pPr>
+      <w:r>
+        <w:t xml:space="preserve">     C. Range 26, IQR 83.5</w:t>
+      </w:r>
+    </w:p>
+    <w:p>
+      <w:pPr>
+        <w:spacing w:after="40" w:before="0"/>
+      </w:pPr>
+      <w:r>
+        <w:t xml:space="preserve">     D. Range 20, IQR 12.5</w:t>
       </w:r>
     </w:p>
     <w:p>
@@ -744,7 +681,331 @@
           <w:b/>
           <w:bCs/>
         </w:rPr>
-        <w:t xml:space="preserve">4. Match each distribution shape to how its mean and median compare.</w:t>
+        <w:t xml:space="preserve">4. Team A's salaries have a range of $14M and an IQR of $7M. Team B's have a range of $7M and an IQR of $2.5M. Both teams have the same median salary. What does this tell a player?</w:t>
+      </w:r>
+    </w:p>
+    <w:p>
+      <w:pPr>
+        <w:spacing w:after="40" w:before="0"/>
+      </w:pPr>
+      <w:r>
+        <w:t xml:space="preserve">     A. Team B's salaries cluster much more tightly around the median</w:t>
+      </w:r>
+    </w:p>
+    <w:p>
+      <w:pPr>
+        <w:spacing w:after="40" w:before="0"/>
+      </w:pPr>
+      <w:r>
+        <w:t xml:space="preserve">     B. Team B pays more overall</w:t>
+      </w:r>
+    </w:p>
+    <w:p>
+      <w:pPr>
+        <w:spacing w:after="40" w:before="0"/>
+      </w:pPr>
+      <w:r>
+        <w:t xml:space="preserve">     C. Team A has more players</w:t>
+      </w:r>
+    </w:p>
+    <w:p>
+      <w:pPr>
+        <w:spacing w:after="40" w:before="0"/>
+      </w:pPr>
+      <w:r>
+        <w:t xml:space="preserve">     D. Team B's highest salary is greater</w:t>
+      </w:r>
+    </w:p>
+    <w:p>
+      <w:pPr>
+        <w:spacing w:after="60" w:before="120"/>
+      </w:pPr>
+      <w:r>
+        <w:rPr>
+          <w:color w:val="BBBBBB"/>
+        </w:rPr>
+        <w:t xml:space="preserve">______________________________________________________________________</w:t>
+      </w:r>
+    </w:p>
+    <w:p>
+      <w:pPr>
+        <w:spacing w:after="80" w:before="0"/>
+      </w:pPr>
+      <w:r>
+        <w:rPr>
+          <w:b/>
+          <w:bCs/>
+        </w:rPr>
+        <w:t xml:space="preserve">5. Sort each item into the correct group.</w:t>
+      </w:r>
+    </w:p>
+    <w:p>
+      <w:pPr>
+        <w:spacing w:after="80" w:before="0"/>
+      </w:pPr>
+      <w:r>
+        <w:rPr>
+          <w:i/>
+          <w:iCs/>
+        </w:rPr>
+        <w:t xml:space="preserve">Groups:    |   </w:t>
+      </w:r>
+    </w:p>
+    <w:p>
+      <w:pPr>
+        <w:spacing w:after="60" w:before="120"/>
+      </w:pPr>
+      <w:r>
+        <w:rPr>
+          <w:color w:val="BBBBBB"/>
+        </w:rPr>
+        <w:t xml:space="preserve">______________________________________________________________________</w:t>
+      </w:r>
+    </w:p>
+    <w:p>
+      <w:pPr>
+        <w:spacing w:after="80" w:before="0"/>
+      </w:pPr>
+      <w:r>
+        <w:rPr>
+          <w:b/>
+          <w:bCs/>
+        </w:rPr>
+        <w:t xml:space="preserve">6. Find the error</w:t>
+      </w:r>
+    </w:p>
+    <w:p>
+      <w:pPr>
+        <w:spacing w:after="40" w:before="0"/>
+      </w:pPr>
+      <w:r>
+        <w:t xml:space="preserve">   Step 1 (Setup): Data: 15, 18, 20, 22, 25, 60.</w:t>
+      </w:r>
+    </w:p>
+    <w:p>
+      <w:pPr>
+        <w:spacing w:after="40" w:before="0"/>
+      </w:pPr>
+      <w:r>
+        <w:t xml:space="preserve">   Step 2 (Step 1): The range is 60 − 15 = 45.</w:t>
+      </w:r>
+    </w:p>
+    <w:p>
+      <w:pPr>
+        <w:spacing w:after="40" w:before="0"/>
+      </w:pPr>
+      <w:r>
+        <w:t xml:space="preserve">   Step 3 (Step 2): The range of 45 shows that a typical value differs from the others by about 45.</w:t>
+      </w:r>
+    </w:p>
+    <w:p>
+      <w:pPr>
+        <w:spacing w:after="40" w:before="0"/>
+      </w:pPr>
+      <w:r>
+        <w:t xml:space="preserve">   Step 4 (Step 3): So this data set has high variability everywhere.</w:t>
+      </w:r>
+    </w:p>
+    <w:p>
+      <w:pPr>
+        <w:spacing w:after="60" w:before="0"/>
+      </w:pPr>
+      <w:r>
+        <w:rPr>
+          <w:i/>
+          <w:iCs/>
+        </w:rPr>
+        <w:t xml:space="preserve">Which step has the mistake? Explain and fix it:</w:t>
+      </w:r>
+    </w:p>
+    <w:p>
+      <w:pPr>
+        <w:spacing w:after="60" w:before="120"/>
+      </w:pPr>
+      <w:r>
+        <w:rPr>
+          <w:color w:val="BBBBBB"/>
+        </w:rPr>
+        <w:t xml:space="preserve">______________________________________________________________________</w:t>
+      </w:r>
+    </w:p>
+    <w:p>
+      <w:pPr>
+        <w:spacing w:after="60" w:before="120"/>
+      </w:pPr>
+      <w:r>
+        <w:rPr>
+          <w:color w:val="BBBBBB"/>
+        </w:rPr>
+        <w:t xml:space="preserve">______________________________________________________________________</w:t>
+      </w:r>
+    </w:p>
+    <w:p>
+      <w:pPr>
+        <w:spacing w:after="60" w:before="120"/>
+      </w:pPr>
+      <w:r>
+        <w:rPr>
+          <w:color w:val="BBBBBB"/>
+        </w:rPr>
+        <w:t xml:space="preserve">______________________________________________________________________</w:t>
+      </w:r>
+    </w:p>
+    <w:p>
+      <w:pPr>
+        <w:spacing w:after="80" w:before="0"/>
+      </w:pPr>
+      <w:r>
+        <w:rPr>
+          <w:b/>
+          <w:bCs/>
+        </w:rPr>
+        <w:t xml:space="preserve">7. What is the range of 7, 9, 12, 15, 20?</w:t>
+      </w:r>
+    </w:p>
+    <w:p>
+      <w:pPr>
+        <w:spacing w:after="40" w:before="0"/>
+      </w:pPr>
+      <w:r>
+        <w:t xml:space="preserve">     A. 13</w:t>
+      </w:r>
+    </w:p>
+    <w:p>
+      <w:pPr>
+        <w:spacing w:after="40" w:before="0"/>
+      </w:pPr>
+      <w:r>
+        <w:t xml:space="preserve">     B. 20</w:t>
+      </w:r>
+    </w:p>
+    <w:p>
+      <w:pPr>
+        <w:spacing w:after="40" w:before="0"/>
+      </w:pPr>
+      <w:r>
+        <w:t xml:space="preserve">     C. 7</w:t>
+      </w:r>
+    </w:p>
+    <w:p>
+      <w:pPr>
+        <w:spacing w:after="40" w:before="0"/>
+      </w:pPr>
+      <w:r>
+        <w:t xml:space="preserve">     D. 9</w:t>
+      </w:r>
+    </w:p>
+    <w:p>
+      <w:pPr>
+        <w:spacing w:after="60" w:before="120"/>
+      </w:pPr>
+      <w:r>
+        <w:rPr>
+          <w:color w:val="BBBBBB"/>
+        </w:rPr>
+        <w:t xml:space="preserve">______________________________________________________________________</w:t>
+      </w:r>
+    </w:p>
+    <w:p>
+      <w:pPr>
+        <w:spacing w:after="80" w:before="0"/>
+      </w:pPr>
+      <w:r>
+        <w:rPr>
+          <w:b/>
+          <w:bCs/>
+        </w:rPr>
+        <w:t xml:space="preserve">8. A box plot has Q1 = 30 and Q3 = 45. What is the IQR?</w:t>
+      </w:r>
+    </w:p>
+    <w:p>
+      <w:pPr>
+        <w:spacing w:after="40" w:before="0"/>
+      </w:pPr>
+      <w:r>
+        <w:t xml:space="preserve">     A. 15</w:t>
+      </w:r>
+    </w:p>
+    <w:p>
+      <w:pPr>
+        <w:spacing w:after="40" w:before="0"/>
+      </w:pPr>
+      <w:r>
+        <w:t xml:space="preserve">     B. 75</w:t>
+      </w:r>
+    </w:p>
+    <w:p>
+      <w:pPr>
+        <w:spacing w:after="40" w:before="0"/>
+      </w:pPr>
+      <w:r>
+        <w:t xml:space="preserve">     C. 37.5</w:t>
+      </w:r>
+    </w:p>
+    <w:p>
+      <w:pPr>
+        <w:spacing w:after="40" w:before="0"/>
+      </w:pPr>
+      <w:r>
+        <w:t xml:space="preserve">     D. 45</w:t>
+      </w:r>
+    </w:p>
+    <w:p>
+      <w:pPr>
+        <w:spacing w:after="60" w:before="120"/>
+      </w:pPr>
+      <w:r>
+        <w:rPr>
+          <w:color w:val="BBBBBB"/>
+        </w:rPr>
+        <w:t xml:space="preserve">______________________________________________________________________</w:t>
+      </w:r>
+    </w:p>
+    <w:p>
+      <w:pPr>
+        <w:spacing w:after="80" w:before="0"/>
+      </w:pPr>
+      <w:r>
+        <w:rPr>
+          <w:b/>
+          <w:bCs/>
+        </w:rPr>
+        <w:t xml:space="preserve">9. Sort each item into the correct group.</w:t>
+      </w:r>
+    </w:p>
+    <w:p>
+      <w:pPr>
+        <w:spacing w:after="80" w:before="0"/>
+      </w:pPr>
+      <w:r>
+        <w:rPr>
+          <w:i/>
+          <w:iCs/>
+        </w:rPr>
+        <w:t xml:space="preserve">Groups:    |   </w:t>
+      </w:r>
+    </w:p>
+    <w:p>
+      <w:pPr>
+        <w:spacing w:after="60" w:before="120"/>
+      </w:pPr>
+      <w:r>
+        <w:rPr>
+          <w:color w:val="BBBBBB"/>
+        </w:rPr>
+        <w:t xml:space="preserve">______________________________________________________________________</w:t>
+      </w:r>
+    </w:p>
+    <w:p>
+      <w:pPr>
+        <w:spacing w:after="80" w:before="0"/>
+      </w:pPr>
+      <w:r>
+        <w:rPr>
+          <w:b/>
+          <w:bCs/>
+        </w:rPr>
+        <w:t xml:space="preserve">10. Match each item on the left to its answer on the right.</w:t>
       </w:r>
     </w:p>
     <w:tbl>
@@ -803,7 +1064,7 @@
           </w:tcPr>
           <w:p>
             <w:r>
-              <w:t xml:space="preserve">____  Symmetric</w:t>
+              <w:t xml:space="preserve">____  undefined</w:t>
             </w:r>
           </w:p>
         </w:tc>
@@ -813,7 +1074,7 @@
           </w:tcPr>
           <w:p>
             <w:r>
-              <w:t xml:space="preserve">C. Mean &lt; Median — use the median (low tail pulls the mean down)</w:t>
+              <w:t xml:space="preserve">D. undefined</w:t>
             </w:r>
           </w:p>
         </w:tc>
@@ -825,7 +1086,7 @@
           </w:tcPr>
           <w:p>
             <w:r>
-              <w:t xml:space="preserve">____  Skewed Right</w:t>
+              <w:t xml:space="preserve">____  undefined</w:t>
             </w:r>
           </w:p>
         </w:tc>
@@ -835,7 +1096,7 @@
           </w:tcPr>
           <w:p>
             <w:r>
-              <w:t xml:space="preserve">B. Mean &gt; Median — use the median (high tail pulls the mean up)</w:t>
+              <w:t xml:space="preserve">C. undefined</w:t>
             </w:r>
           </w:p>
         </w:tc>
@@ -847,7 +1108,7 @@
           </w:tcPr>
           <w:p>
             <w:r>
-              <w:t xml:space="preserve">____  Skewed Left</w:t>
+              <w:t xml:space="preserve">____  undefined</w:t>
             </w:r>
           </w:p>
         </w:tc>
@@ -857,381 +1118,7 @@
           </w:tcPr>
           <w:p>
             <w:r>
-              <w:t xml:space="preserve">A. Mean ≈ Median — use either (mean is fine)</w:t>
-            </w:r>
-          </w:p>
-        </w:tc>
-      </w:tr>
-    </w:tbl>
-    <w:p>
-      <w:pPr>
-        <w:spacing w:after="60" w:before="120"/>
-      </w:pPr>
-      <w:r>
-        <w:rPr>
-          <w:color w:val="BBBBBB"/>
-        </w:rPr>
-        <w:t xml:space="preserve">______________________________________________________________________</w:t>
-      </w:r>
-    </w:p>
-    <w:p>
-      <w:pPr>
-        <w:spacing w:after="80" w:before="0"/>
-      </w:pPr>
-      <w:r>
-        <w:rPr>
-          <w:b/>
-          <w:bCs/>
-        </w:rPr>
-        <w:t xml:space="preserve">5. For each data set, decide: is it symmetric, skewed right, or skewed left?</w:t>
-      </w:r>
-    </w:p>
-    <w:p>
-      <w:pPr>
-        <w:spacing w:after="80" w:before="0"/>
-      </w:pPr>
-      <w:r>
-        <w:rPr>
-          <w:i/>
-          <w:iCs/>
-        </w:rPr>
-        <w:t xml:space="preserve">Groups: Symmetric   |   Skewed Right   |   Skewed Left</w:t>
-      </w:r>
-    </w:p>
-    <w:p>
-      <w:pPr>
-        <w:spacing w:after="60" w:before="120"/>
-      </w:pPr>
-      <w:r>
-        <w:rPr>
-          <w:color w:val="BBBBBB"/>
-        </w:rPr>
-        <w:t xml:space="preserve">______________________________________________________________________</w:t>
-      </w:r>
-    </w:p>
-    <w:p>
-      <w:pPr>
-        <w:spacing w:after="80" w:before="0"/>
-      </w:pPr>
-      <w:r>
-        <w:rPr>
-          <w:b/>
-          <w:bCs/>
-        </w:rPr>
-        <w:t xml:space="preserve">6. Spot the Common Mistake</w:t>
-      </w:r>
-    </w:p>
-    <w:p>
-      <w:pPr>
-        <w:spacing w:after="40" w:before="0"/>
-      </w:pPr>
-      <w:r>
-        <w:t xml:space="preserve">   Step 1 (Data): Player salaries (millions): 1, 1, 2, 2, 2, 3, 3, 40.</w:t>
-      </w:r>
-    </w:p>
-    <w:p>
-      <w:pPr>
-        <w:spacing w:after="40" w:before="0"/>
-      </w:pPr>
-      <w:r>
-        <w:t xml:space="preserve">   Step 2 (Shape): Most salaries cluster at 1–3 million with one value way out at 40 million, so the distribution is skewed right. ✓</w:t>
-      </w:r>
-    </w:p>
-    <w:p>
-      <w:pPr>
-        <w:spacing w:after="40" w:before="0"/>
-      </w:pPr>
-      <w:r>
-        <w:t xml:space="preserve">   Step 3 (Best measure): The student picks the MEAN to describe a typical salary because the shape is skewed right.</w:t>
-      </w:r>
-    </w:p>
-    <w:p>
-      <w:pPr>
-        <w:spacing w:after="60" w:before="0"/>
-      </w:pPr>
-      <w:r>
-        <w:rPr>
-          <w:i/>
-          <w:iCs/>
-        </w:rPr>
-        <w:t xml:space="preserve">Which step has the mistake? Explain and fix it:</w:t>
-      </w:r>
-    </w:p>
-    <w:p>
-      <w:pPr>
-        <w:spacing w:after="60" w:before="120"/>
-      </w:pPr>
-      <w:r>
-        <w:rPr>
-          <w:color w:val="BBBBBB"/>
-        </w:rPr>
-        <w:t xml:space="preserve">______________________________________________________________________</w:t>
-      </w:r>
-    </w:p>
-    <w:p>
-      <w:pPr>
-        <w:spacing w:after="60" w:before="120"/>
-      </w:pPr>
-      <w:r>
-        <w:rPr>
-          <w:color w:val="BBBBBB"/>
-        </w:rPr>
-        <w:t xml:space="preserve">______________________________________________________________________</w:t>
-      </w:r>
-    </w:p>
-    <w:p>
-      <w:pPr>
-        <w:spacing w:after="60" w:before="120"/>
-      </w:pPr>
-      <w:r>
-        <w:rPr>
-          <w:color w:val="BBBBBB"/>
-        </w:rPr>
-        <w:t xml:space="preserve">______________________________________________________________________</w:t>
-      </w:r>
-    </w:p>
-    <w:p>
-      <w:pPr>
-        <w:spacing w:after="80" w:before="0"/>
-      </w:pPr>
-      <w:r>
-        <w:rPr>
-          <w:b/>
-          <w:bCs/>
-        </w:rPr>
-        <w:t xml:space="preserve">7. A histogram has a long tail of high values stretching to the right. What is its shape?</w:t>
-      </w:r>
-    </w:p>
-    <w:p>
-      <w:pPr>
-        <w:spacing w:after="40" w:before="0"/>
-      </w:pPr>
-      <w:r>
-        <w:t xml:space="preserve">     A. Skewed right</w:t>
-      </w:r>
-    </w:p>
-    <w:p>
-      <w:pPr>
-        <w:spacing w:after="40" w:before="0"/>
-      </w:pPr>
-      <w:r>
-        <w:t xml:space="preserve">     B. Skewed left</w:t>
-      </w:r>
-    </w:p>
-    <w:p>
-      <w:pPr>
-        <w:spacing w:after="40" w:before="0"/>
-      </w:pPr>
-      <w:r>
-        <w:t xml:space="preserve">     C. Symmetric</w:t>
-      </w:r>
-    </w:p>
-    <w:p>
-      <w:pPr>
-        <w:spacing w:after="40" w:before="0"/>
-      </w:pPr>
-      <w:r>
-        <w:t xml:space="preserve">     D. Uniform</w:t>
-      </w:r>
-    </w:p>
-    <w:p>
-      <w:pPr>
-        <w:spacing w:after="60" w:before="120"/>
-      </w:pPr>
-      <w:r>
-        <w:rPr>
-          <w:color w:val="BBBBBB"/>
-        </w:rPr>
-        <w:t xml:space="preserve">______________________________________________________________________</w:t>
-      </w:r>
-    </w:p>
-    <w:p>
-      <w:pPr>
-        <w:spacing w:after="80" w:before="0"/>
-      </w:pPr>
-      <w:r>
-        <w:rPr>
-          <w:b/>
-          <w:bCs/>
-        </w:rPr>
-        <w:t xml:space="preserve">8. A dot plot has one peak in the middle and even sides. What shape is it?</w:t>
-      </w:r>
-    </w:p>
-    <w:p>
-      <w:pPr>
-        <w:spacing w:after="40" w:before="0"/>
-      </w:pPr>
-      <w:r>
-        <w:t xml:space="preserve">     A. Symmetric with one cluster around the peak</w:t>
-      </w:r>
-    </w:p>
-    <w:p>
-      <w:pPr>
-        <w:spacing w:after="40" w:before="0"/>
-      </w:pPr>
-      <w:r>
-        <w:t xml:space="preserve">     B. Skewed right</w:t>
-      </w:r>
-    </w:p>
-    <w:p>
-      <w:pPr>
-        <w:spacing w:after="40" w:before="0"/>
-      </w:pPr>
-      <w:r>
-        <w:t xml:space="preserve">     C. Skewed left</w:t>
-      </w:r>
-    </w:p>
-    <w:p>
-      <w:pPr>
-        <w:spacing w:after="40" w:before="0"/>
-      </w:pPr>
-      <w:r>
-        <w:t xml:space="preserve">     D. Has a large gap</w:t>
-      </w:r>
-    </w:p>
-    <w:p>
-      <w:pPr>
-        <w:spacing w:after="60" w:before="120"/>
-      </w:pPr>
-      <w:r>
-        <w:rPr>
-          <w:color w:val="BBBBBB"/>
-        </w:rPr>
-        <w:t xml:space="preserve">______________________________________________________________________</w:t>
-      </w:r>
-    </w:p>
-    <w:p>
-      <w:pPr>
-        <w:spacing w:after="80" w:before="0"/>
-      </w:pPr>
-      <w:r>
-        <w:rPr>
-          <w:b/>
-          <w:bCs/>
-        </w:rPr>
-        <w:t xml:space="preserve">9. Sort each described sports display into the shape feature it shows best.</w:t>
-      </w:r>
-    </w:p>
-    <w:p>
-      <w:pPr>
-        <w:spacing w:after="80" w:before="0"/>
-      </w:pPr>
-      <w:r>
-        <w:rPr>
-          <w:i/>
-          <w:iCs/>
-        </w:rPr>
-        <w:t xml:space="preserve">Groups: Symmetric   |   Skewed Right   |   Skewed Left   |   Has a Gap   |   Has a Cluster</w:t>
-      </w:r>
-    </w:p>
-    <w:p>
-      <w:pPr>
-        <w:spacing w:after="40" w:before="0"/>
-      </w:pPr>
-      <w:r>
-        <w:t xml:space="preserve">   • Goals per game: one peak at 1 goal, an even rise and fall on both sides   → __________________</w:t>
-      </w:r>
-    </w:p>
-    <w:p>
-      <w:pPr>
-        <w:spacing w:after="40" w:before="0"/>
-      </w:pPr>
-      <w:r>
-        <w:t xml:space="preserve">   • Coach experience (years): most coaches at 1-5 years, a long tail out to 30+ years   → __________________</w:t>
-      </w:r>
-    </w:p>
-    <w:p>
-      <w:pPr>
-        <w:spacing w:after="40" w:before="0"/>
-      </w:pPr>
-      <w:r>
-        <w:t xml:space="preserve">   • Veteran kickers' field-goal %: most near 90%, a long tail down to a few near 40%   → __________________</w:t>
-      </w:r>
-    </w:p>
-    <w:p>
-      <w:pPr>
-        <w:spacing w:after="40" w:before="0"/>
-      </w:pPr>
-      <w:r>
-        <w:t xml:space="preserve">   • Race times: a group at 12s, nothing from 13-19s, then a group at 20s   → __________________</w:t>
-      </w:r>
-    </w:p>
-    <w:p>
-      <w:pPr>
-        <w:spacing w:after="40" w:before="0"/>
-      </w:pPr>
-      <w:r>
-        <w:t xml:space="preserve">   • Jersey numbers: most players bunched tightly between 20 and 29   → __________________</w:t>
-      </w:r>
-    </w:p>
-    <w:p>
-      <w:pPr>
-        <w:spacing w:after="60" w:before="120"/>
-      </w:pPr>
-      <w:r>
-        <w:rPr>
-          <w:color w:val="BBBBBB"/>
-        </w:rPr>
-        <w:t xml:space="preserve">______________________________________________________________________</w:t>
-      </w:r>
-    </w:p>
-    <w:p>
-      <w:pPr>
-        <w:spacing w:after="80" w:before="0"/>
-      </w:pPr>
-      <w:r>
-        <w:rPr>
-          <w:b/>
-          <w:bCs/>
-        </w:rPr>
-        <w:t xml:space="preserve">10. Display 4: Match each feature you spot in a data display to the term that names it.</w:t>
-      </w:r>
-    </w:p>
-    <w:tbl>
-      <w:tblPr>
-        <w:tblW w:type="pct" w:w="100%"/>
-        <w:tblBorders>
-          <w:top w:val="single" w:color="auto" w:sz="4"/>
-          <w:left w:val="single" w:color="auto" w:sz="4"/>
-          <w:bottom w:val="single" w:color="auto" w:sz="4"/>
-          <w:right w:val="single" w:color="auto" w:sz="4"/>
-          <w:insideH w:val="single" w:color="auto" w:sz="4"/>
-          <w:insideV w:val="single" w:color="auto" w:sz="4"/>
-        </w:tblBorders>
-      </w:tblPr>
-      <w:tblGrid>
-        <w:gridCol w:w="100"/>
-        <w:gridCol w:w="100"/>
-      </w:tblGrid>
-      <w:tr>
-        <w:trPr>
-          <w:tblHeader/>
-        </w:trPr>
-        <w:tc>
-          <w:tcPr>
-            <w:tcW w:type="pct" w:w="50%"/>
-          </w:tcPr>
-          <w:p>
-            <w:r>
-              <w:rPr>
-                <w:b/>
-                <w:bCs/>
-              </w:rPr>
-              <w:t xml:space="preserve">Item</w:t>
-            </w:r>
-          </w:p>
-        </w:tc>
-        <w:tc>
-          <w:tcPr>
-            <w:tcW w:type="pct" w:w="50%"/>
-          </w:tcPr>
-          <w:p>
-            <w:r>
-              <w:rPr>
-                <w:b/>
-                <w:bCs/>
-              </w:rPr>
-              <w:t xml:space="preserve">Answer choices</w:t>
+              <w:t xml:space="preserve">B. undefined</w:t>
             </w:r>
           </w:p>
         </w:tc>
@@ -1243,7 +1130,7 @@
           </w:tcPr>
           <w:p>
             <w:r>
-              <w:t xml:space="preserve">____  The tallest point of the display where data piles up</w:t>
+              <w:t xml:space="preserve">____  undefined</w:t>
             </w:r>
           </w:p>
         </w:tc>
@@ -1253,73 +1140,7 @@
           </w:tcPr>
           <w:p>
             <w:r>
-              <w:t xml:space="preserve">D. Tail</w:t>
-            </w:r>
-          </w:p>
-        </w:tc>
-      </w:tr>
-      <w:tr>
-        <w:tc>
-          <w:tcPr>
-            <w:tcW w:type="pct" w:w="50%"/>
-          </w:tcPr>
-          <w:p>
-            <w:r>
-              <w:t xml:space="preserve">____  An empty interval with no data values between two groups</w:t>
-            </w:r>
-          </w:p>
-        </w:tc>
-        <w:tc>
-          <w:tcPr>
-            <w:tcW w:type="pct" w:w="50%"/>
-          </w:tcPr>
-          <w:p>
-            <w:r>
-              <w:t xml:space="preserve">C. Cluster</w:t>
-            </w:r>
-          </w:p>
-        </w:tc>
-      </w:tr>
-      <w:tr>
-        <w:tc>
-          <w:tcPr>
-            <w:tcW w:type="pct" w:w="50%"/>
-          </w:tcPr>
-          <w:p>
-            <w:r>
-              <w:t xml:space="preserve">____  A group of values bunched close together</w:t>
-            </w:r>
-          </w:p>
-        </w:tc>
-        <w:tc>
-          <w:tcPr>
-            <w:tcW w:type="pct" w:w="50%"/>
-          </w:tcPr>
-          <w:p>
-            <w:r>
-              <w:t xml:space="preserve">B. Gap</w:t>
-            </w:r>
-          </w:p>
-        </w:tc>
-      </w:tr>
-      <w:tr>
-        <w:tc>
-          <w:tcPr>
-            <w:tcW w:type="pct" w:w="50%"/>
-          </w:tcPr>
-          <w:p>
-            <w:r>
-              <w:t xml:space="preserve">____  A long stretch of low bars trailing off to one side</w:t>
-            </w:r>
-          </w:p>
-        </w:tc>
-        <w:tc>
-          <w:tcPr>
-            <w:tcW w:type="pct" w:w="50%"/>
-          </w:tcPr>
-          <w:p>
-            <w:r>
-              <w:t xml:space="preserve">A. Peak</w:t>
+              <w:t xml:space="preserve">A. undefined</w:t>
             </w:r>
           </w:p>
         </w:tc>
@@ -1363,7 +1184,7 @@
           <w:b/>
           <w:bCs/>
         </w:rPr>
-        <w:t xml:space="preserve">1. A. Skewed right</w:t>
+        <w:t xml:space="preserve">1. A. 18</w:t>
       </w:r>
     </w:p>
     <w:p>
@@ -1371,7 +1192,7 @@
         <w:spacing w:after="20" w:before="0"/>
       </w:pPr>
       <w:r>
-        <w:t xml:space="preserve">     Most data is on the left (younger ages) with a tail stretching right (older ages). This is skewed right.</w:t>
+        <w:t xml:space="preserve">     Range = greatest − least = 30 − 12 = 18.</w:t>
       </w:r>
     </w:p>
     <w:p>
@@ -1383,19 +1204,19 @@
           <w:i/>
           <w:iCs/>
         </w:rPr>
-        <w:t xml:space="preserve">     Watch for: A common mistake in Shape of Data Distributions is naming the skew by looking at where the TALLEST bar (the peak) sits, instead of looking at which way the TAIL stretches. For example, given bar heights 8, 5, 3, 1 (tall on the left, trailing off to the right), students often say "skewed left" because the peak is on the left — but the correct name is skewed right, because skew is always named for the direction the tail points, not the peak.</w:t>
-      </w:r>
-    </w:p>
-    <w:p>
-      <w:pPr>
-        <w:spacing w:after="40" w:before="0"/>
-      </w:pPr>
-      <w:r>
-        <w:rPr>
-          <w:b/>
-          <w:bCs/>
-        </w:rPr>
-        <w:t xml:space="preserve">2. A. They are approximately equal</w:t>
+        <w:t xml:space="preserve">     Watch for: A common mistake with Range and Interquartile Range is adding the two quartiles instead of subtracting them — writing IQR = Q3 + Q1. With Q1 = 42 and Q3 = 58 that gives 100, which is larger than the data set's entire range of 20. Every measure of variation is a DIFFERENCE, and the IQR can never exceed the range, because the middle half is part of the whole span. If your IQR comes out bigger than your range, you added when you should have subtracted.</w:t>
+      </w:r>
+    </w:p>
+    <w:p>
+      <w:pPr>
+        <w:spacing w:after="40" w:before="0"/>
+      </w:pPr>
+      <w:r>
+        <w:rPr>
+          <w:b/>
+          <w:bCs/>
+        </w:rPr>
+        <w:t xml:space="preserve">2. A. 16</w:t>
       </w:r>
     </w:p>
     <w:p>
@@ -1403,7 +1224,7 @@
         <w:spacing w:after="20" w:before="0"/>
       </w:pPr>
       <w:r>
-        <w:t xml:space="preserve">     In a symmetric distribution, the mean and median are approximately equal because the data is balanced on both sides.</w:t>
+        <w:t xml:space="preserve">     IQR = Q3 − Q1 = 36 − 20 = 16.</w:t>
       </w:r>
     </w:p>
     <w:p>
@@ -1415,19 +1236,19 @@
           <w:i/>
           <w:iCs/>
         </w:rPr>
-        <w:t xml:space="preserve">     Watch for: A common mistake in Shape of Data Distributions is naming the skew by looking at where the TALLEST bar (the peak) sits, instead of looking at which way the TAIL stretches. For example, given bar heights 8, 5, 3, 1 (tall on the left, trailing off to the right), students often say "skewed left" because the peak is on the left — but the correct name is skewed right, because skew is always named for the direction the tail points, not the peak.</w:t>
-      </w:r>
-    </w:p>
-    <w:p>
-      <w:pPr>
-        <w:spacing w:after="40" w:before="0"/>
-      </w:pPr>
-      <w:r>
-        <w:rPr>
-          <w:b/>
-          <w:bCs/>
-        </w:rPr>
-        <w:t xml:space="preserve">3. A. Skewed right — most values at the low end with a tail to the right</w:t>
+        <w:t xml:space="preserve">     Watch for: A common mistake with Range and Interquartile Range is adding the two quartiles instead of subtracting them — writing IQR = Q3 + Q1. With Q1 = 42 and Q3 = 58 that gives 100, which is larger than the data set's entire range of 20. Every measure of variation is a DIFFERENCE, and the IQR can never exceed the range, because the middle half is part of the whole span. If your IQR comes out bigger than your range, you added when you should have subtracted.</w:t>
+      </w:r>
+    </w:p>
+    <w:p>
+      <w:pPr>
+        <w:spacing w:after="40" w:before="0"/>
+      </w:pPr>
+      <w:r>
+        <w:rPr>
+          <w:b/>
+          <w:bCs/>
+        </w:rPr>
+        <w:t xml:space="preserve">3. A. Range 26, IQR 12.5</w:t>
       </w:r>
     </w:p>
     <w:p>
@@ -1435,7 +1256,7 @@
         <w:spacing w:after="20" w:before="0"/>
       </w:pPr>
       <w:r>
-        <w:t xml:space="preserve">     The data peaks at 0–1 goals and tails off toward 4. Most data is on the left with fewer values stretching right — this is skewed right.</w:t>
+        <w:t xml:space="preserve">     Range = 94 − 68 = 26. IQR = 88 − 75.5 = 12.5. The range covers the whole span; the IQR covers only the box.</w:t>
       </w:r>
     </w:p>
     <w:p>
@@ -1447,19 +1268,19 @@
           <w:i/>
           <w:iCs/>
         </w:rPr>
-        <w:t xml:space="preserve">     Watch for: A common mistake in Shape of Data Distributions is naming the skew by looking at where the TALLEST bar (the peak) sits, instead of looking at which way the TAIL stretches. For example, given bar heights 8, 5, 3, 1 (tall on the left, trailing off to the right), students often say "skewed left" because the peak is on the left — but the correct name is skewed right, because skew is always named for the direction the tail points, not the peak.</w:t>
-      </w:r>
-    </w:p>
-    <w:p>
-      <w:pPr>
-        <w:spacing w:after="40" w:before="0"/>
-      </w:pPr>
-      <w:r>
-        <w:rPr>
-          <w:b/>
-          <w:bCs/>
-        </w:rPr>
-        <w:t xml:space="preserve">4. Matches:</w:t>
+        <w:t xml:space="preserve">     Watch for: A common mistake with Range and Interquartile Range is adding the two quartiles instead of subtracting them — writing IQR = Q3 + Q1. With Q1 = 42 and Q3 = 58 that gives 100, which is larger than the data set's entire range of 20. Every measure of variation is a DIFFERENCE, and the IQR can never exceed the range, because the middle half is part of the whole span. If your IQR comes out bigger than your range, you added when you should have subtracted.</w:t>
+      </w:r>
+    </w:p>
+    <w:p>
+      <w:pPr>
+        <w:spacing w:after="40" w:before="0"/>
+      </w:pPr>
+      <w:r>
+        <w:rPr>
+          <w:b/>
+          <w:bCs/>
+        </w:rPr>
+        <w:t xml:space="preserve">4. A. Team B's salaries cluster much more tightly around the median</w:t>
       </w:r>
     </w:p>
     <w:p>
@@ -1467,107 +1288,7 @@
         <w:spacing w:after="20" w:before="0"/>
       </w:pPr>
       <w:r>
-        <w:t xml:space="preserve">     Symmetric → Mean ≈ Median — use either (mean is fine)</w:t>
-      </w:r>
-    </w:p>
-    <w:p>
-      <w:pPr>
-        <w:spacing w:after="20" w:before="0"/>
-      </w:pPr>
-      <w:r>
-        <w:t xml:space="preserve">     Skewed Right → Mean &gt; Median — use the median (high tail pulls the mean up)</w:t>
-      </w:r>
-    </w:p>
-    <w:p>
-      <w:pPr>
-        <w:spacing w:after="20" w:before="0"/>
-      </w:pPr>
-      <w:r>
-        <w:t xml:space="preserve">     Skewed Left → Mean &lt; Median — use the median (low tail pulls the mean down)</w:t>
-      </w:r>
-    </w:p>
-    <w:p>
-      <w:pPr>
-        <w:spacing w:after="40" w:before="0"/>
-      </w:pPr>
-      <w:r>
-        <w:t xml:space="preserve"/>
-      </w:r>
-    </w:p>
-    <w:p>
-      <w:pPr>
-        <w:spacing w:after="40" w:before="0"/>
-      </w:pPr>
-      <w:r>
-        <w:rPr>
-          <w:b/>
-          <w:bCs/>
-        </w:rPr>
-        <w:t xml:space="preserve">5. Correct groups:</w:t>
-      </w:r>
-    </w:p>
-    <w:p>
-      <w:pPr>
-        <w:spacing w:after="40" w:before="0"/>
-      </w:pPr>
-      <w:r>
-        <w:t xml:space="preserve"/>
-      </w:r>
-    </w:p>
-    <w:p>
-      <w:pPr>
-        <w:spacing w:after="40" w:before="0"/>
-      </w:pPr>
-      <w:r>
-        <w:rPr>
-          <w:b/>
-          <w:bCs/>
-        </w:rPr>
-        <w:t xml:space="preserve">6. Spot the Common Mistake</w:t>
-      </w:r>
-    </w:p>
-    <w:p>
-      <w:pPr>
-        <w:spacing w:after="20" w:before="0"/>
-      </w:pPr>
-      <w:r>
-        <w:t xml:space="preserve">     The mistake is in Step 3.</w:t>
-      </w:r>
-    </w:p>
-    <w:p>
-      <w:pPr>
-        <w:spacing w:after="20" w:before="0"/>
-      </w:pPr>
-      <w:r>
-        <w:t xml:space="preserve">     Correct work: The shape is correct (skewed right), but the MEDIAN — not the mean — is the better measure for skewed data. The single 40-million salary is an extreme value in the right tail that pulls the mean up to about 6.75 million, far above what most players earn. The median is 2 million, which truly represents a typical salary. Use the median whenever data is skewed.</w:t>
-      </w:r>
-    </w:p>
-    <w:p>
-      <w:pPr>
-        <w:spacing w:after="80" w:before="0"/>
-      </w:pPr>
-      <w:r>
-        <w:t xml:space="preserve">     Watch for: The shape call was correct, but the measure of center was not. The single 40-million salary sits far out in the right tail and drags the mean up to about 6.75 million, higher than every other player actually earns. The median of 2 million truly describes a typical salary, so skewed data should be summarized with the median.</w:t>
-      </w:r>
-    </w:p>
-    <w:p>
-      <w:pPr>
-        <w:spacing w:after="40" w:before="0"/>
-      </w:pPr>
-      <w:r>
-        <w:rPr>
-          <w:b/>
-          <w:bCs/>
-        </w:rPr>
-        <w:t xml:space="preserve">7. A. Skewed right</w:t>
-      </w:r>
-    </w:p>
-    <w:p>
-      <w:pPr>
-        <w:spacing w:after="20" w:before="0"/>
-      </w:pPr>
-      <w:r>
-        <w:t xml:space="preserve">     A tail of high values stretching to the right means the distribution is skewed right. The skew is named for the tail's direction.</w:t>
+        <w:t xml:space="preserve">     Both measures of variation are smaller for Team B, so its salaries vary less: a typical player is more likely to earn close to the median. Team A spreads much wider in both directions.</w:t>
       </w:r>
     </w:p>
     <w:p>
@@ -1579,19 +1300,39 @@
           <w:i/>
           <w:iCs/>
         </w:rPr>
-        <w:t xml:space="preserve">     Watch for: A common mistake in Shape of Data Distributions is naming the skew by looking at where the TALLEST bar (the peak) sits, instead of looking at which way the TAIL stretches. For example, given bar heights 8, 5, 3, 1 (tall on the left, trailing off to the right), students often say "skewed left" because the peak is on the left — but the correct name is skewed right, because skew is always named for the direction the tail points, not the peak.</w:t>
-      </w:r>
-    </w:p>
-    <w:p>
-      <w:pPr>
-        <w:spacing w:after="40" w:before="0"/>
-      </w:pPr>
-      <w:r>
-        <w:rPr>
-          <w:b/>
-          <w:bCs/>
-        </w:rPr>
-        <w:t xml:space="preserve">8. A. Symmetric with one cluster around the peak</w:t>
+        <w:t xml:space="preserve">     Watch for: A common mistake with Range and Interquartile Range is adding the two quartiles instead of subtracting them — writing IQR = Q3 + Q1. With Q1 = 42 and Q3 = 58 that gives 100, which is larger than the data set's entire range of 20. Every measure of variation is a DIFFERENCE, and the IQR can never exceed the range, because the middle half is part of the whole span. If your IQR comes out bigger than your range, you added when you should have subtracted.</w:t>
+      </w:r>
+    </w:p>
+    <w:p>
+      <w:pPr>
+        <w:spacing w:after="40" w:before="0"/>
+      </w:pPr>
+      <w:r>
+        <w:rPr>
+          <w:b/>
+          <w:bCs/>
+        </w:rPr>
+        <w:t xml:space="preserve">5. Correct groups:</w:t>
+      </w:r>
+    </w:p>
+    <w:p>
+      <w:pPr>
+        <w:spacing w:after="40" w:before="0"/>
+      </w:pPr>
+      <w:r>
+        <w:t xml:space="preserve"/>
+      </w:r>
+    </w:p>
+    <w:p>
+      <w:pPr>
+        <w:spacing w:after="40" w:before="0"/>
+      </w:pPr>
+      <w:r>
+        <w:rPr>
+          <w:b/>
+          <w:bCs/>
+        </w:rPr>
+        <w:t xml:space="preserve">6. Find the error</w:t>
       </w:r>
     </w:p>
     <w:p>
@@ -1599,7 +1340,43 @@
         <w:spacing w:after="20" w:before="0"/>
       </w:pPr>
       <w:r>
-        <w:t xml:space="preserve">     One peak in the middle with roughly even sides means the data mirrors around the center, so it is symmetric with a single cluster at the peak.</w:t>
+        <w:t xml:space="preserve">     The mistake is in Step 3.</w:t>
+      </w:r>
+    </w:p>
+    <w:p>
+      <w:pPr>
+        <w:spacing w:after="20" w:before="0"/>
+      </w:pPr>
+      <w:r>
+        <w:t xml:space="preserve">     Correct work: Step 2 overreads the range. The range only reports the distance between the two extremes — here it is large because of the single value 60. Five of the six values sit between 15 and 25, a span of just 10. The IQR (about 7) shows that the middle of the data barely varies at all.</w:t>
+      </w:r>
+    </w:p>
+    <w:p>
+      <w:pPr>
+        <w:spacing w:after="80" w:before="0"/>
+      </w:pPr>
+      <w:r>
+        <w:t xml:space="preserve">     Watch for: A big range does not mean every value is spread out. When one value sits far from the rest, the IQR is the measure that describes what is typical.</w:t>
+      </w:r>
+    </w:p>
+    <w:p>
+      <w:pPr>
+        <w:spacing w:after="40" w:before="0"/>
+      </w:pPr>
+      <w:r>
+        <w:rPr>
+          <w:b/>
+          <w:bCs/>
+        </w:rPr>
+        <w:t xml:space="preserve">7. A. 13</w:t>
+      </w:r>
+    </w:p>
+    <w:p>
+      <w:pPr>
+        <w:spacing w:after="20" w:before="0"/>
+      </w:pPr>
+      <w:r>
+        <w:t xml:space="preserve">     Range = 20 − 7 = 13.</w:t>
       </w:r>
     </w:p>
     <w:p>
@@ -1611,7 +1388,39 @@
           <w:i/>
           <w:iCs/>
         </w:rPr>
-        <w:t xml:space="preserve">     Watch for: A common mistake in Shape of Data Distributions is naming the skew by looking at where the TALLEST bar (the peak) sits, instead of looking at which way the TAIL stretches. For example, given bar heights 8, 5, 3, 1 (tall on the left, trailing off to the right), students often say "skewed left" because the peak is on the left — but the correct name is skewed right, because skew is always named for the direction the tail points, not the peak.</w:t>
+        <w:t xml:space="preserve">     Watch for: A common mistake with Range and Interquartile Range is adding the two quartiles instead of subtracting them — writing IQR = Q3 + Q1. With Q1 = 42 and Q3 = 58 that gives 100, which is larger than the data set's entire range of 20. Every measure of variation is a DIFFERENCE, and the IQR can never exceed the range, because the middle half is part of the whole span. If your IQR comes out bigger than your range, you added when you should have subtracted.</w:t>
+      </w:r>
+    </w:p>
+    <w:p>
+      <w:pPr>
+        <w:spacing w:after="40" w:before="0"/>
+      </w:pPr>
+      <w:r>
+        <w:rPr>
+          <w:b/>
+          <w:bCs/>
+        </w:rPr>
+        <w:t xml:space="preserve">8. A. 15</w:t>
+      </w:r>
+    </w:p>
+    <w:p>
+      <w:pPr>
+        <w:spacing w:after="20" w:before="0"/>
+      </w:pPr>
+      <w:r>
+        <w:t xml:space="preserve">     IQR = 45 − 30 = 15.</w:t>
+      </w:r>
+    </w:p>
+    <w:p>
+      <w:pPr>
+        <w:spacing w:after="80" w:before="0"/>
+      </w:pPr>
+      <w:r>
+        <w:rPr>
+          <w:i/>
+          <w:iCs/>
+        </w:rPr>
+        <w:t xml:space="preserve">     Watch for: A common mistake with Range and Interquartile Range is adding the two quartiles instead of subtracting them — writing IQR = Q3 + Q1. With Q1 = 42 and Q3 = 58 that gives 100, which is larger than the data set's entire range of 20. Every measure of variation is a DIFFERENCE, and the IQR can never exceed the range, because the middle half is part of the whole span. If your IQR comes out bigger than your range, you added when you should have subtracted.</w:t>
       </w:r>
     </w:p>
     <w:p>
@@ -1628,10 +1437,30 @@
     </w:p>
     <w:p>
       <w:pPr>
+        <w:spacing w:after="40" w:before="0"/>
+      </w:pPr>
+      <w:r>
+        <w:t xml:space="preserve"/>
+      </w:r>
+    </w:p>
+    <w:p>
+      <w:pPr>
+        <w:spacing w:after="40" w:before="0"/>
+      </w:pPr>
+      <w:r>
+        <w:rPr>
+          <w:b/>
+          <w:bCs/>
+        </w:rPr>
+        <w:t xml:space="preserve">10. Matches:</w:t>
+      </w:r>
+    </w:p>
+    <w:p>
+      <w:pPr>
         <w:spacing w:after="20" w:before="0"/>
       </w:pPr>
       <w:r>
-        <w:t xml:space="preserve">     Goals per game: one peak at 1 goal, an even rise and fall on both sides → Symmetric</w:t>
+        <w:t xml:space="preserve">     undefined → undefined</w:t>
       </w:r>
     </w:p>
     <w:p>
@@ -1639,7 +1468,7 @@
         <w:spacing w:after="20" w:before="0"/>
       </w:pPr>
       <w:r>
-        <w:t xml:space="preserve">     Coach experience (years): most coaches at 1-5 years, a long tail out to 30+ years → Skewed Right</w:t>
+        <w:t xml:space="preserve">     undefined → undefined</w:t>
       </w:r>
     </w:p>
     <w:p>
@@ -1647,7 +1476,7 @@
         <w:spacing w:after="20" w:before="0"/>
       </w:pPr>
       <w:r>
-        <w:t xml:space="preserve">     Veteran kickers' field-goal %: most near 90%, a long tail down to a few near 40% → Skewed Left</w:t>
+        <w:t xml:space="preserve">     undefined → undefined</w:t>
       </w:r>
     </w:p>
     <w:p>
@@ -1655,67 +1484,7 @@
         <w:spacing w:after="20" w:before="0"/>
       </w:pPr>
       <w:r>
-        <w:t xml:space="preserve">     Race times: a group at 12s, nothing from 13-19s, then a group at 20s → Has a Gap</w:t>
-      </w:r>
-    </w:p>
-    <w:p>
-      <w:pPr>
-        <w:spacing w:after="20" w:before="0"/>
-      </w:pPr>
-      <w:r>
-        <w:t xml:space="preserve">     Jersey numbers: most players bunched tightly between 20 and 29 → Has a Cluster</w:t>
-      </w:r>
-    </w:p>
-    <w:p>
-      <w:pPr>
-        <w:spacing w:after="40" w:before="0"/>
-      </w:pPr>
-      <w:r>
-        <w:t xml:space="preserve"/>
-      </w:r>
-    </w:p>
-    <w:p>
-      <w:pPr>
-        <w:spacing w:after="40" w:before="0"/>
-      </w:pPr>
-      <w:r>
-        <w:rPr>
-          <w:b/>
-          <w:bCs/>
-        </w:rPr>
-        <w:t xml:space="preserve">10. Matches:</w:t>
-      </w:r>
-    </w:p>
-    <w:p>
-      <w:pPr>
-        <w:spacing w:after="20" w:before="0"/>
-      </w:pPr>
-      <w:r>
-        <w:t xml:space="preserve">     The tallest point of the display where data piles up → Peak</w:t>
-      </w:r>
-    </w:p>
-    <w:p>
-      <w:pPr>
-        <w:spacing w:after="20" w:before="0"/>
-      </w:pPr>
-      <w:r>
-        <w:t xml:space="preserve">     An empty interval with no data values between two groups → Gap</w:t>
-      </w:r>
-    </w:p>
-    <w:p>
-      <w:pPr>
-        <w:spacing w:after="20" w:before="0"/>
-      </w:pPr>
-      <w:r>
-        <w:t xml:space="preserve">     A group of values bunched close together → Cluster</w:t>
-      </w:r>
-    </w:p>
-    <w:p>
-      <w:pPr>
-        <w:spacing w:after="20" w:before="0"/>
-      </w:pPr>
-      <w:r>
-        <w:t xml:space="preserve">     A long stretch of low bars trailing off to one side → Tail</w:t>
+        <w:t xml:space="preserve">     undefined → undefined</w:t>
       </w:r>
     </w:p>
     <w:p>
